--- a/logique de code.docx
+++ b/logique de code.docx
@@ -32,13 +32,20 @@
         <w:rPr>
           <w:lang w:val="fr-FR"/>
         </w:rPr>
-        <w:t>L’utilisateur ouvre l’application</w:t>
-      </w:r>
-      <w:r>
-        <w:rPr>
-          <w:lang w:val="fr-FR"/>
-        </w:rPr>
-        <w:t xml:space="preserve"> et sélectionne une option :</w:t>
+        <w:t>Il ouvre l’application</w:t>
+      </w:r>
+    </w:p>
+    <w:p>
+      <w:pPr>
+        <w:rPr>
+          <w:lang w:val="fr-FR"/>
+        </w:rPr>
+      </w:pPr>
+      <w:r>
+        <w:rPr>
+          <w:lang w:val="fr-FR"/>
+        </w:rPr>
+        <w:t>Arrive dans un menu</w:t>
       </w:r>
     </w:p>
     <w:p>
@@ -76,6 +83,12 @@
         </w:rPr>
         <w:t>Client existant</w:t>
       </w:r>
+      <w:r>
+        <w:rPr>
+          <w:lang w:val="fr-FR"/>
+        </w:rPr>
+        <w:tab/>
+      </w:r>
     </w:p>
     <w:p>
       <w:pPr>
@@ -130,126 +143,10 @@
     </w:p>
     <w:p>
       <w:pPr>
-        <w:rPr>
-          <w:lang w:val="fr-FR"/>
-        </w:rPr>
-      </w:pPr>
-      <w:r>
-        <w:rPr>
-          <w:lang w:val="fr-FR"/>
-        </w:rPr>
-        <w:t>Nouveau Client</w:t>
-      </w:r>
-    </w:p>
-    <w:p>
-      <w:pPr>
-        <w:rPr>
-          <w:lang w:val="fr-FR"/>
-        </w:rPr>
-      </w:pPr>
-      <w:r>
-        <w:rPr>
-          <w:lang w:val="fr-FR"/>
-        </w:rPr>
-        <w:t>Il arrive sur un formulaire pour créer le client (Nom</w:t>
-      </w:r>
-      <w:r>
-        <w:rPr>
-          <w:lang w:val="fr-FR"/>
-        </w:rPr>
-        <w:t>&gt;char</w:t>
-      </w:r>
-      <w:r>
-        <w:rPr>
-          <w:lang w:val="fr-FR"/>
-        </w:rPr>
-        <w:t>, E-mail</w:t>
-      </w:r>
-      <w:r>
-        <w:rPr>
-          <w:lang w:val="fr-FR"/>
-        </w:rPr>
-        <w:t>&gt;</w:t>
-      </w:r>
-      <w:proofErr w:type="spellStart"/>
-      <w:r>
-        <w:rPr>
-          <w:lang w:val="fr-FR"/>
-        </w:rPr>
-        <w:t>cahr</w:t>
-      </w:r>
-      <w:proofErr w:type="spellEnd"/>
-      <w:r>
-        <w:rPr>
-          <w:lang w:val="fr-FR"/>
-        </w:rPr>
-        <w:t>, Nombre</w:t>
-      </w:r>
-      <w:r>
-        <w:rPr>
-          <w:lang w:val="fr-FR"/>
-        </w:rPr>
-        <w:t xml:space="preserve"> </w:t>
-      </w:r>
-      <w:r>
-        <w:rPr>
-          <w:lang w:val="fr-FR"/>
-        </w:rPr>
-        <w:t>d’employé</w:t>
-      </w:r>
-      <w:r>
-        <w:rPr>
-          <w:lang w:val="fr-FR"/>
-        </w:rPr>
-        <w:t>&gt;</w:t>
-      </w:r>
-      <w:proofErr w:type="spellStart"/>
-      <w:r>
-        <w:rPr>
-          <w:lang w:val="fr-FR"/>
-        </w:rPr>
-        <w:t>int</w:t>
-      </w:r>
-      <w:proofErr w:type="spellEnd"/>
-      <w:r>
-        <w:rPr>
-          <w:lang w:val="fr-FR"/>
-        </w:rPr>
-        <w:t>, Secteur d’activité</w:t>
-      </w:r>
-      <w:r>
-        <w:rPr>
-          <w:lang w:val="fr-FR"/>
-        </w:rPr>
-        <w:t xml:space="preserve">&gt;liste de </w:t>
-      </w:r>
-      <w:proofErr w:type="spellStart"/>
-      <w:r>
-        <w:rPr>
-          <w:lang w:val="fr-FR"/>
-        </w:rPr>
-        <w:t>SecteurActivite</w:t>
-      </w:r>
-      <w:proofErr w:type="spellEnd"/>
-      <w:r>
-        <w:rPr>
-          <w:lang w:val="fr-FR"/>
-        </w:rPr>
-        <w:t xml:space="preserve"> (Nom, Description</w:t>
-      </w:r>
-      <w:r>
-        <w:rPr>
-          <w:lang w:val="fr-FR"/>
-        </w:rPr>
-        <w:t>)</w:t>
-      </w:r>
-    </w:p>
-    <w:p>
-      <w:pPr>
         <w:pStyle w:val="Paragraphedeliste"/>
         <w:numPr>
           <w:ilvl w:val="0"/>
-          <w:numId w:val="2"/>
+          <w:numId w:val="3"/>
         </w:numPr>
         <w:rPr>
           <w:lang w:val="fr-FR"/>
@@ -259,20 +156,389 @@
         <w:rPr>
           <w:lang w:val="fr-FR"/>
         </w:rPr>
-        <w:t>Un nouveau client est entré dans la DB Client</w:t>
-      </w:r>
-    </w:p>
-    <w:p>
-      <w:pPr>
-        <w:rPr>
-          <w:lang w:val="fr-FR"/>
-        </w:rPr>
-      </w:pPr>
-      <w:r>
-        <w:rPr>
-          <w:lang w:val="fr-FR"/>
-        </w:rPr>
-        <w:t>Il arrive sur le formulaire des questions qui arrivent une après l’autres et il répond (</w:t>
+        <w:t>Nouveau Client</w:t>
+      </w:r>
+    </w:p>
+    <w:p>
+      <w:pPr>
+        <w:rPr>
+          <w:lang w:val="fr-FR"/>
+        </w:rPr>
+      </w:pPr>
+      <w:r>
+        <w:rPr>
+          <w:lang w:val="fr-FR"/>
+        </w:rPr>
+        <w:t>Formulaire pour remplir Table Client :</w:t>
+      </w:r>
+    </w:p>
+    <w:p>
+      <w:pPr>
+        <w:rPr>
+          <w:lang w:val="fr-FR"/>
+        </w:rPr>
+      </w:pPr>
+      <w:r>
+        <w:rPr>
+          <w:lang w:val="fr-FR"/>
+        </w:rPr>
+        <w:t xml:space="preserve">Nom, Email, </w:t>
+      </w:r>
+      <w:proofErr w:type="spellStart"/>
+      <w:r>
+        <w:rPr>
+          <w:lang w:val="fr-FR"/>
+        </w:rPr>
+        <w:t>NobreEmploye</w:t>
+      </w:r>
+      <w:proofErr w:type="spellEnd"/>
+      <w:r>
+        <w:rPr>
+          <w:lang w:val="fr-FR"/>
+        </w:rPr>
+        <w:t xml:space="preserve">, </w:t>
+      </w:r>
+      <w:proofErr w:type="spellStart"/>
+      <w:r>
+        <w:rPr>
+          <w:lang w:val="fr-FR"/>
+        </w:rPr>
+        <w:t>SecteurActiviteId</w:t>
+      </w:r>
+      <w:proofErr w:type="spellEnd"/>
+      <w:r>
+        <w:rPr>
+          <w:lang w:val="fr-FR"/>
+        </w:rPr>
+        <w:br/>
+        <w:t>Clique sur bouton suivant</w:t>
+      </w:r>
+      <w:r>
+        <w:rPr>
+          <w:lang w:val="fr-FR"/>
+        </w:rPr>
+        <w:br/>
+        <w:t xml:space="preserve">Champ notes liées à </w:t>
+      </w:r>
+      <w:proofErr w:type="spellStart"/>
+      <w:r>
+        <w:rPr>
+          <w:lang w:val="fr-FR"/>
+        </w:rPr>
+        <w:t>Resultat</w:t>
+      </w:r>
+      <w:proofErr w:type="spellEnd"/>
+    </w:p>
+    <w:p>
+      <w:pPr>
+        <w:rPr>
+          <w:color w:val="EE0000"/>
+          <w:lang w:val="fr-FR"/>
+        </w:rPr>
+      </w:pPr>
+      <w:r>
+        <w:rPr>
+          <w:color w:val="EE0000"/>
+          <w:lang w:val="fr-FR"/>
+        </w:rPr>
+        <w:t>(Attention si pas toutes les informations, gérer l’exception)</w:t>
+      </w:r>
+    </w:p>
+    <w:p>
+      <w:pPr>
+        <w:rPr>
+          <w:color w:val="EE0000"/>
+          <w:lang w:val="fr-FR"/>
+        </w:rPr>
+      </w:pPr>
+    </w:p>
+    <w:p>
+      <w:pPr>
+        <w:rPr>
+          <w:lang w:val="fr-FR"/>
+        </w:rPr>
+      </w:pPr>
+      <w:r>
+        <w:rPr>
+          <w:lang w:val="fr-FR"/>
+        </w:rPr>
+        <w:t>Formulaire</w:t>
+      </w:r>
+      <w:r>
+        <w:rPr>
+          <w:lang w:val="fr-FR"/>
+        </w:rPr>
+        <w:t xml:space="preserve"> Questions :</w:t>
+      </w:r>
+    </w:p>
+    <w:p>
+      <w:pPr>
+        <w:rPr>
+          <w:lang w:val="fr-FR"/>
+        </w:rPr>
+      </w:pPr>
+      <w:r>
+        <w:rPr>
+          <w:lang w:val="fr-FR"/>
+        </w:rPr>
+        <w:t xml:space="preserve">Il arrive sur une liste de questions ou il doit répondre avec </w:t>
+      </w:r>
+      <w:r>
+        <w:rPr>
+          <w:lang w:val="fr-FR"/>
+        </w:rPr>
+        <w:t>une clique</w:t>
+      </w:r>
+      <w:r>
+        <w:rPr>
+          <w:lang w:val="fr-FR"/>
+        </w:rPr>
+        <w:t xml:space="preserve"> sur oui/non</w:t>
+      </w:r>
+      <w:r>
+        <w:rPr>
+          <w:lang w:val="fr-FR"/>
+        </w:rPr>
+        <w:br/>
+        <w:t>Toutes les questions sur une page</w:t>
+      </w:r>
+      <w:r>
+        <w:rPr>
+          <w:lang w:val="fr-FR"/>
+        </w:rPr>
+        <w:br/>
+        <w:t>Mise en évidence de la réponse</w:t>
+      </w:r>
+      <w:r>
+        <w:rPr>
+          <w:lang w:val="fr-FR"/>
+        </w:rPr>
+        <w:t xml:space="preserve"> (</w:t>
+      </w:r>
+      <w:proofErr w:type="spellStart"/>
+      <w:r>
+        <w:rPr>
+          <w:lang w:val="fr-FR"/>
+        </w:rPr>
+        <w:t>higlight</w:t>
+      </w:r>
+      <w:proofErr w:type="spellEnd"/>
+      <w:r>
+        <w:rPr>
+          <w:lang w:val="fr-FR"/>
+        </w:rPr>
+        <w:t>), modifiable si clic sur réponse opposée</w:t>
+      </w:r>
+    </w:p>
+    <w:p>
+      <w:pPr>
+        <w:rPr>
+          <w:lang w:val="fr-FR"/>
+        </w:rPr>
+      </w:pPr>
+      <w:r>
+        <w:rPr>
+          <w:lang w:val="fr-FR"/>
+        </w:rPr>
+        <w:t xml:space="preserve">Si la réponse est liée à une </w:t>
+      </w:r>
+      <w:proofErr w:type="spellStart"/>
+      <w:r>
+        <w:rPr>
+          <w:lang w:val="fr-FR"/>
+        </w:rPr>
+        <w:t>quetsionID</w:t>
+      </w:r>
+      <w:proofErr w:type="spellEnd"/>
+      <w:r>
+        <w:rPr>
+          <w:lang w:val="fr-FR"/>
+        </w:rPr>
+        <w:t>, une nouvelle question s’</w:t>
+      </w:r>
+      <w:r>
+        <w:rPr>
+          <w:lang w:val="fr-FR"/>
+        </w:rPr>
+        <w:t>insère</w:t>
+      </w:r>
+      <w:r>
+        <w:rPr>
+          <w:lang w:val="fr-FR"/>
+        </w:rPr>
+        <w:t xml:space="preserve"> (questions liées)</w:t>
+      </w:r>
+    </w:p>
+    <w:p>
+      <w:pPr>
+        <w:rPr>
+          <w:lang w:val="fr-FR"/>
+        </w:rPr>
+      </w:pPr>
+      <w:r>
+        <w:rPr>
+          <w:lang w:val="fr-FR"/>
+        </w:rPr>
+        <w:t>Champ notes lié à Résultat (</w:t>
+      </w:r>
+      <w:proofErr w:type="spellStart"/>
+      <w:r>
+        <w:rPr>
+          <w:lang w:val="fr-FR"/>
+        </w:rPr>
+        <w:t>concat</w:t>
+      </w:r>
+      <w:proofErr w:type="spellEnd"/>
+      <w:r>
+        <w:rPr>
+          <w:lang w:val="fr-FR"/>
+        </w:rPr>
+        <w:t xml:space="preserve"> de client)</w:t>
+      </w:r>
+      <w:r>
+        <w:rPr>
+          <w:lang w:val="fr-FR"/>
+        </w:rPr>
+        <w:br/>
+        <w:t>A la fin, bouton suivant ce qui enregistre les question/réponse dans la DB</w:t>
+      </w:r>
+    </w:p>
+    <w:p>
+      <w:pPr>
+        <w:rPr>
+          <w:lang w:val="fr-FR"/>
+        </w:rPr>
+      </w:pPr>
+      <w:r>
+        <w:rPr>
+          <w:lang w:val="fr-FR"/>
+        </w:rPr>
+        <w:t xml:space="preserve">Dans la DB une liste d’application est </w:t>
+      </w:r>
+      <w:r>
+        <w:rPr>
+          <w:lang w:val="fr-FR"/>
+        </w:rPr>
+        <w:t>créée</w:t>
+      </w:r>
+      <w:r>
+        <w:rPr>
+          <w:lang w:val="fr-FR"/>
+        </w:rPr>
+        <w:t xml:space="preserve"> en fonction de ce qui a été répondu</w:t>
+      </w:r>
+    </w:p>
+    <w:p>
+      <w:pPr>
+        <w:rPr>
+          <w:lang w:val="fr-FR"/>
+        </w:rPr>
+      </w:pPr>
+      <w:r>
+        <w:rPr>
+          <w:lang w:val="fr-FR"/>
+        </w:rPr>
+        <w:t xml:space="preserve">Il arrive dans sur une page avec le nom du client, les informations, la liste des applications et un champ Notes </w:t>
+      </w:r>
+      <w:r>
+        <w:rPr>
+          <w:lang w:val="fr-FR"/>
+        </w:rPr>
+        <w:t xml:space="preserve">ou les notes de client et questions sont </w:t>
+      </w:r>
+      <w:proofErr w:type="spellStart"/>
+      <w:r>
+        <w:rPr>
+          <w:lang w:val="fr-FR"/>
+        </w:rPr>
+        <w:t>concat</w:t>
+      </w:r>
+      <w:proofErr w:type="spellEnd"/>
+      <w:r>
+        <w:rPr>
+          <w:lang w:val="fr-FR"/>
+        </w:rPr>
+        <w:t xml:space="preserve"> mais ou il peut encore </w:t>
+      </w:r>
+      <w:proofErr w:type="spellStart"/>
+      <w:r>
+        <w:rPr>
+          <w:lang w:val="fr-FR"/>
+        </w:rPr>
+        <w:t>concat</w:t>
+      </w:r>
+      <w:proofErr w:type="spellEnd"/>
+      <w:r>
+        <w:rPr>
+          <w:lang w:val="fr-FR"/>
+        </w:rPr>
+        <w:t xml:space="preserve"> plus de texte.</w:t>
+      </w:r>
+    </w:p>
+    <w:p>
+      <w:pPr>
+        <w:rPr>
+          <w:lang w:val="fr-FR"/>
+        </w:rPr>
+      </w:pPr>
+    </w:p>
+    <w:p>
+      <w:pPr>
+        <w:rPr>
+          <w:lang w:val="fr-FR"/>
+        </w:rPr>
+      </w:pPr>
+      <w:r>
+        <w:rPr>
+          <w:lang w:val="fr-FR"/>
+        </w:rPr>
+        <w:br w:type="page"/>
+      </w:r>
+    </w:p>
+    <w:p>
+      <w:pPr>
+        <w:rPr>
+          <w:lang w:val="fr-FR"/>
+        </w:rPr>
+      </w:pPr>
+      <w:r>
+        <w:rPr>
+          <w:lang w:val="fr-FR"/>
+        </w:rPr>
+        <w:lastRenderedPageBreak/>
+        <w:t>Client Existant</w:t>
+      </w:r>
+    </w:p>
+    <w:p>
+      <w:pPr>
+        <w:rPr>
+          <w:lang w:val="fr-FR"/>
+        </w:rPr>
+      </w:pPr>
+      <w:r>
+        <w:rPr>
+          <w:lang w:val="fr-FR"/>
+        </w:rPr>
+        <w:t>On a une liste de tous les clients qui s’affiche avec une possibilité de rechercher par nom (barre de recherche)</w:t>
+      </w:r>
+    </w:p>
+    <w:p>
+      <w:pPr>
+        <w:rPr>
+          <w:lang w:val="fr-FR"/>
+        </w:rPr>
+      </w:pPr>
+      <w:r>
+        <w:rPr>
+          <w:lang w:val="fr-FR"/>
+        </w:rPr>
+        <w:t>En cliquant sur le client on arrive sur le formulaire</w:t>
+      </w:r>
+      <w:r>
+        <w:rPr>
+          <w:lang w:val="fr-FR"/>
+        </w:rPr>
+        <w:t xml:space="preserve"> rempli (ou </w:t>
       </w:r>
       <w:proofErr w:type="spellStart"/>
       <w:proofErr w:type="gramStart"/>
@@ -280,7 +546,7 @@
         <w:rPr>
           <w:lang w:val="fr-FR"/>
         </w:rPr>
-        <w:t>oui,non</w:t>
+        <w:t>est il</w:t>
       </w:r>
       <w:proofErr w:type="spellEnd"/>
       <w:proofErr w:type="gramEnd"/>
@@ -288,99 +554,7 @@
         <w:rPr>
           <w:lang w:val="fr-FR"/>
         </w:rPr>
-        <w:t>)</w:t>
-      </w:r>
-    </w:p>
-    <w:p>
-      <w:pPr>
-        <w:rPr>
-          <w:lang w:val="fr-FR"/>
-        </w:rPr>
-      </w:pPr>
-      <w:r>
-        <w:rPr>
-          <w:lang w:val="fr-FR"/>
-        </w:rPr>
-        <w:t xml:space="preserve">En fonction de la réponse une application Odoo est ajoutée à la liste ou non (choisis dans Application Odoo et ajout à </w:t>
-      </w:r>
-      <w:proofErr w:type="spellStart"/>
-      <w:r>
-        <w:rPr>
-          <w:lang w:val="fr-FR"/>
-        </w:rPr>
-        <w:t>CreationListe</w:t>
-      </w:r>
-      <w:proofErr w:type="spellEnd"/>
-      <w:r>
-        <w:rPr>
-          <w:lang w:val="fr-FR"/>
-        </w:rPr>
-        <w:t>=</w:t>
-      </w:r>
-    </w:p>
-    <w:p>
-      <w:pPr>
-        <w:rPr>
-          <w:lang w:val="fr-FR"/>
-        </w:rPr>
-      </w:pPr>
-      <w:r>
-        <w:rPr>
-          <w:lang w:val="fr-FR"/>
-        </w:rPr>
-        <w:t xml:space="preserve">Une fois la liste </w:t>
-      </w:r>
-      <w:r>
-        <w:rPr>
-          <w:lang w:val="fr-FR"/>
-        </w:rPr>
-        <w:t>créée, elle est affichée dans un document qui a toutes les informations client + la liste des applications Odoo à installer</w:t>
-      </w:r>
-    </w:p>
-    <w:p>
-      <w:pPr>
-        <w:rPr>
-          <w:lang w:val="fr-FR"/>
-        </w:rPr>
-      </w:pPr>
-    </w:p>
-    <w:p>
-      <w:pPr>
-        <w:rPr>
-          <w:lang w:val="fr-FR"/>
-        </w:rPr>
-      </w:pPr>
-      <w:r>
-        <w:rPr>
-          <w:lang w:val="fr-FR"/>
-        </w:rPr>
-        <w:t>Client Existant</w:t>
-      </w:r>
-    </w:p>
-    <w:p>
-      <w:pPr>
-        <w:rPr>
-          <w:lang w:val="fr-FR"/>
-        </w:rPr>
-      </w:pPr>
-      <w:r>
-        <w:rPr>
-          <w:lang w:val="fr-FR"/>
-        </w:rPr>
-        <w:t>On a une liste de tous les clients qui s’affiche avec une possibilité de rechercher par nom (barre de recherche)</w:t>
-      </w:r>
-    </w:p>
-    <w:p>
-      <w:pPr>
-        <w:rPr>
-          <w:lang w:val="fr-FR"/>
-        </w:rPr>
-      </w:pPr>
-      <w:r>
-        <w:rPr>
-          <w:lang w:val="fr-FR"/>
-        </w:rPr>
-        <w:t>En cliquant sur le client on arrive sur le formulaire</w:t>
+        <w:t xml:space="preserve"> stocké ?)</w:t>
       </w:r>
     </w:p>
     <w:p>
@@ -709,11 +883,103 @@
       </w:pPr>
     </w:lvl>
   </w:abstractNum>
+  <w:abstractNum w:abstractNumId="2" w15:restartNumberingAfterBreak="0">
+    <w:nsid w:val="7F71773C"/>
+    <w:multiLevelType w:val="hybridMultilevel"/>
+    <w:tmpl w:val="0A687100"/>
+    <w:lvl w:ilvl="0" w:tplc="100C000F">
+      <w:start w:val="1"/>
+      <w:numFmt w:val="decimal"/>
+      <w:lvlText w:val="%1."/>
+      <w:lvlJc w:val="left"/>
+      <w:pPr>
+        <w:ind w:left="720" w:hanging="360"/>
+      </w:pPr>
+      <w:rPr>
+        <w:rFonts w:hint="default"/>
+      </w:rPr>
+    </w:lvl>
+    <w:lvl w:ilvl="1" w:tplc="100C0019" w:tentative="1">
+      <w:start w:val="1"/>
+      <w:numFmt w:val="lowerLetter"/>
+      <w:lvlText w:val="%2."/>
+      <w:lvlJc w:val="left"/>
+      <w:pPr>
+        <w:ind w:left="1440" w:hanging="360"/>
+      </w:pPr>
+    </w:lvl>
+    <w:lvl w:ilvl="2" w:tplc="100C001B" w:tentative="1">
+      <w:start w:val="1"/>
+      <w:numFmt w:val="lowerRoman"/>
+      <w:lvlText w:val="%3."/>
+      <w:lvlJc w:val="right"/>
+      <w:pPr>
+        <w:ind w:left="2160" w:hanging="180"/>
+      </w:pPr>
+    </w:lvl>
+    <w:lvl w:ilvl="3" w:tplc="100C000F" w:tentative="1">
+      <w:start w:val="1"/>
+      <w:numFmt w:val="decimal"/>
+      <w:lvlText w:val="%4."/>
+      <w:lvlJc w:val="left"/>
+      <w:pPr>
+        <w:ind w:left="2880" w:hanging="360"/>
+      </w:pPr>
+    </w:lvl>
+    <w:lvl w:ilvl="4" w:tplc="100C0019" w:tentative="1">
+      <w:start w:val="1"/>
+      <w:numFmt w:val="lowerLetter"/>
+      <w:lvlText w:val="%5."/>
+      <w:lvlJc w:val="left"/>
+      <w:pPr>
+        <w:ind w:left="3600" w:hanging="360"/>
+      </w:pPr>
+    </w:lvl>
+    <w:lvl w:ilvl="5" w:tplc="100C001B" w:tentative="1">
+      <w:start w:val="1"/>
+      <w:numFmt w:val="lowerRoman"/>
+      <w:lvlText w:val="%6."/>
+      <w:lvlJc w:val="right"/>
+      <w:pPr>
+        <w:ind w:left="4320" w:hanging="180"/>
+      </w:pPr>
+    </w:lvl>
+    <w:lvl w:ilvl="6" w:tplc="100C000F" w:tentative="1">
+      <w:start w:val="1"/>
+      <w:numFmt w:val="decimal"/>
+      <w:lvlText w:val="%7."/>
+      <w:lvlJc w:val="left"/>
+      <w:pPr>
+        <w:ind w:left="5040" w:hanging="360"/>
+      </w:pPr>
+    </w:lvl>
+    <w:lvl w:ilvl="7" w:tplc="100C0019" w:tentative="1">
+      <w:start w:val="1"/>
+      <w:numFmt w:val="lowerLetter"/>
+      <w:lvlText w:val="%8."/>
+      <w:lvlJc w:val="left"/>
+      <w:pPr>
+        <w:ind w:left="5760" w:hanging="360"/>
+      </w:pPr>
+    </w:lvl>
+    <w:lvl w:ilvl="8" w:tplc="100C001B" w:tentative="1">
+      <w:start w:val="1"/>
+      <w:numFmt w:val="lowerRoman"/>
+      <w:lvlText w:val="%9."/>
+      <w:lvlJc w:val="right"/>
+      <w:pPr>
+        <w:ind w:left="6480" w:hanging="180"/>
+      </w:pPr>
+    </w:lvl>
+  </w:abstractNum>
   <w:num w:numId="1" w16cid:durableId="73014860">
     <w:abstractNumId w:val="1"/>
   </w:num>
   <w:num w:numId="2" w16cid:durableId="1334796613">
     <w:abstractNumId w:val="0"/>
+  </w:num>
+  <w:num w:numId="3" w16cid:durableId="969551527">
+    <w:abstractNumId w:val="2"/>
   </w:num>
 </w:numbering>
 </file>

--- a/logique de code.docx
+++ b/logique de code.docx
@@ -8,10 +8,947 @@
           <w:lang w:val="fr-FR"/>
         </w:rPr>
       </w:pPr>
-      <w:r>
-        <w:rPr>
-          <w:lang w:val="fr-FR"/>
-        </w:rPr>
+      <w:proofErr w:type="spellStart"/>
+      <w:r>
+        <w:rPr>
+          <w:lang w:val="fr-FR"/>
+        </w:rPr>
+        <w:t>MainMenu</w:t>
+      </w:r>
+      <w:proofErr w:type="spellEnd"/>
+    </w:p>
+    <w:p>
+      <w:pPr>
+        <w:pStyle w:val="Paragraphedeliste"/>
+        <w:rPr>
+          <w:b/>
+          <w:bCs/>
+          <w:lang w:val="fr-FR"/>
+        </w:rPr>
+      </w:pPr>
+      <w:r>
+        <w:rPr>
+          <w:b/>
+          <w:bCs/>
+          <w:lang w:val="fr-FR"/>
+        </w:rPr>
+        <w:t>Boutons</w:t>
+      </w:r>
+    </w:p>
+    <w:p>
+      <w:pPr>
+        <w:pStyle w:val="Paragraphedeliste"/>
+        <w:pBdr>
+          <w:top w:val="single" w:sz="4" w:space="1" w:color="auto"/>
+          <w:left w:val="single" w:sz="4" w:space="4" w:color="auto"/>
+          <w:bottom w:val="single" w:sz="4" w:space="1" w:color="auto"/>
+          <w:right w:val="single" w:sz="4" w:space="4" w:color="auto"/>
+        </w:pBdr>
+        <w:ind w:left="1080"/>
+        <w:rPr>
+          <w:lang w:val="fr-FR"/>
+        </w:rPr>
+      </w:pPr>
+      <w:proofErr w:type="spellStart"/>
+      <w:r>
+        <w:rPr>
+          <w:b/>
+          <w:bCs/>
+          <w:highlight w:val="green"/>
+          <w:lang w:val="fr-FR"/>
+        </w:rPr>
+        <w:t>Btn</w:t>
+      </w:r>
+      <w:proofErr w:type="spellEnd"/>
+      <w:r>
+        <w:rPr>
+          <w:highlight w:val="green"/>
+          <w:lang w:val="fr-FR"/>
+        </w:rPr>
+        <w:t>-</w:t>
+      </w:r>
+      <w:r>
+        <w:rPr>
+          <w:highlight w:val="green"/>
+          <w:lang w:val="fr-FR"/>
+        </w:rPr>
+        <w:t>Nouveau Client</w:t>
+      </w:r>
+    </w:p>
+    <w:p>
+      <w:pPr>
+        <w:pStyle w:val="Paragraphedeliste"/>
+        <w:numPr>
+          <w:ilvl w:val="1"/>
+          <w:numId w:val="5"/>
+        </w:numPr>
+        <w:rPr>
+          <w:color w:val="0F9ED5" w:themeColor="accent4"/>
+          <w:lang w:val="fr-FR"/>
+        </w:rPr>
+      </w:pPr>
+      <w:proofErr w:type="spellStart"/>
+      <w:r>
+        <w:rPr>
+          <w:color w:val="0F9ED5" w:themeColor="accent4"/>
+          <w:lang w:val="fr-FR"/>
+        </w:rPr>
+        <w:t>NewClientForm</w:t>
+      </w:r>
+      <w:proofErr w:type="spellEnd"/>
+      <w:r>
+        <w:rPr>
+          <w:color w:val="0F9ED5" w:themeColor="accent4"/>
+          <w:lang w:val="fr-FR"/>
+        </w:rPr>
+        <w:t xml:space="preserve"> </w:t>
+      </w:r>
+      <w:r>
+        <w:rPr>
+          <w:i/>
+          <w:iCs/>
+          <w:color w:val="FFC000"/>
+          <w:sz w:val="20"/>
+          <w:szCs w:val="20"/>
+          <w:lang w:val="fr-FR"/>
+        </w:rPr>
+        <w:t xml:space="preserve">– erreur sur </w:t>
+      </w:r>
+      <w:proofErr w:type="spellStart"/>
+      <w:r>
+        <w:rPr>
+          <w:i/>
+          <w:iCs/>
+          <w:color w:val="FFC000"/>
+          <w:sz w:val="20"/>
+          <w:szCs w:val="20"/>
+          <w:lang w:val="fr-FR"/>
+        </w:rPr>
+        <w:t>ModelState.IsValid</w:t>
+      </w:r>
+      <w:proofErr w:type="spellEnd"/>
+      <w:r>
+        <w:rPr>
+          <w:i/>
+          <w:iCs/>
+          <w:color w:val="FFC000"/>
+          <w:sz w:val="20"/>
+          <w:szCs w:val="20"/>
+          <w:lang w:val="fr-FR"/>
+        </w:rPr>
+        <w:t xml:space="preserve"> comment voir ce qui bloque</w:t>
+      </w:r>
+    </w:p>
+    <w:p>
+      <w:pPr>
+        <w:pStyle w:val="Paragraphedeliste"/>
+        <w:numPr>
+          <w:ilvl w:val="2"/>
+          <w:numId w:val="5"/>
+        </w:numPr>
+        <w:rPr>
+          <w:color w:val="196B24" w:themeColor="accent3"/>
+          <w:lang w:val="fr-FR"/>
+        </w:rPr>
+      </w:pPr>
+      <w:r>
+        <w:rPr>
+          <w:color w:val="196B24" w:themeColor="accent3"/>
+          <w:lang w:val="fr-FR"/>
+        </w:rPr>
+        <w:t>Question</w:t>
+      </w:r>
+      <w:r>
+        <w:rPr>
+          <w:color w:val="196B24" w:themeColor="accent3"/>
+          <w:lang w:val="fr-FR"/>
+        </w:rPr>
+        <w:t xml:space="preserve"> </w:t>
+      </w:r>
+      <w:r>
+        <w:rPr>
+          <w:i/>
+          <w:iCs/>
+          <w:color w:val="FFC000"/>
+          <w:sz w:val="20"/>
+          <w:szCs w:val="20"/>
+          <w:lang w:val="fr-FR"/>
+        </w:rPr>
+        <w:t>– le formulaire va être complexe, il faut lier avec un choix de réponse oui/non avec la table répondre</w:t>
+      </w:r>
+    </w:p>
+    <w:p>
+      <w:pPr>
+        <w:pStyle w:val="Paragraphedeliste"/>
+        <w:numPr>
+          <w:ilvl w:val="3"/>
+          <w:numId w:val="5"/>
+        </w:numPr>
+        <w:rPr>
+          <w:color w:val="E97132" w:themeColor="accent2"/>
+          <w:lang w:val="fr-FR"/>
+        </w:rPr>
+      </w:pPr>
+      <w:r>
+        <w:rPr>
+          <w:color w:val="E97132" w:themeColor="accent2"/>
+          <w:lang w:val="fr-FR"/>
+        </w:rPr>
+        <w:t>Result</w:t>
+      </w:r>
+    </w:p>
+    <w:p>
+      <w:pPr>
+        <w:pStyle w:val="Paragraphedeliste"/>
+        <w:ind w:left="3240"/>
+        <w:rPr>
+          <w:lang w:val="fr-FR"/>
+        </w:rPr>
+      </w:pPr>
+    </w:p>
+    <w:p>
+      <w:pPr>
+        <w:pStyle w:val="Paragraphedeliste"/>
+        <w:pBdr>
+          <w:top w:val="single" w:sz="4" w:space="1" w:color="auto"/>
+          <w:left w:val="single" w:sz="4" w:space="4" w:color="auto"/>
+          <w:bottom w:val="single" w:sz="4" w:space="1" w:color="auto"/>
+          <w:right w:val="single" w:sz="4" w:space="4" w:color="auto"/>
+        </w:pBdr>
+        <w:ind w:left="1080"/>
+        <w:rPr>
+          <w:lang w:val="fr-FR"/>
+        </w:rPr>
+      </w:pPr>
+      <w:proofErr w:type="spellStart"/>
+      <w:r>
+        <w:rPr>
+          <w:b/>
+          <w:bCs/>
+          <w:highlight w:val="green"/>
+          <w:lang w:val="fr-FR"/>
+        </w:rPr>
+        <w:t>Btn</w:t>
+      </w:r>
+      <w:proofErr w:type="spellEnd"/>
+      <w:r>
+        <w:rPr>
+          <w:highlight w:val="green"/>
+          <w:lang w:val="fr-FR"/>
+        </w:rPr>
+        <w:t>-</w:t>
+      </w:r>
+      <w:r>
+        <w:rPr>
+          <w:highlight w:val="green"/>
+          <w:lang w:val="fr-FR"/>
+        </w:rPr>
+        <w:t>Client Existant</w:t>
+      </w:r>
+    </w:p>
+    <w:p>
+      <w:pPr>
+        <w:pStyle w:val="Paragraphedeliste"/>
+        <w:numPr>
+          <w:ilvl w:val="1"/>
+          <w:numId w:val="5"/>
+        </w:numPr>
+        <w:rPr>
+          <w:lang w:val="fr-FR"/>
+        </w:rPr>
+      </w:pPr>
+      <w:proofErr w:type="spellStart"/>
+      <w:r>
+        <w:rPr>
+          <w:color w:val="E59EDC" w:themeColor="accent5" w:themeTint="66"/>
+          <w:lang w:val="fr-FR"/>
+        </w:rPr>
+        <w:t>DisplayClientList</w:t>
+      </w:r>
+      <w:proofErr w:type="spellEnd"/>
+      <w:r>
+        <w:rPr>
+          <w:color w:val="A02B93" w:themeColor="accent5"/>
+          <w:lang w:val="fr-FR"/>
+        </w:rPr>
+        <w:t xml:space="preserve"> </w:t>
+      </w:r>
+      <w:r>
+        <w:rPr>
+          <w:lang w:val="fr-FR"/>
+        </w:rPr>
+        <w:t xml:space="preserve">(2 boutons </w:t>
+      </w:r>
+      <w:proofErr w:type="spellStart"/>
+      <w:r>
+        <w:rPr>
+          <w:lang w:val="fr-FR"/>
+        </w:rPr>
+        <w:t>inline</w:t>
+      </w:r>
+      <w:proofErr w:type="spellEnd"/>
+      <w:r>
+        <w:rPr>
+          <w:lang w:val="fr-FR"/>
+        </w:rPr>
+        <w:t xml:space="preserve"> « </w:t>
+      </w:r>
+      <w:proofErr w:type="spellStart"/>
+      <w:r>
+        <w:rPr>
+          <w:lang w:val="fr-FR"/>
+        </w:rPr>
+        <w:t>modify</w:t>
+      </w:r>
+      <w:proofErr w:type="spellEnd"/>
+      <w:r>
+        <w:rPr>
+          <w:lang w:val="fr-FR"/>
+        </w:rPr>
+        <w:t> » 1 bouton « </w:t>
+      </w:r>
+      <w:proofErr w:type="spellStart"/>
+      <w:r>
+        <w:rPr>
+          <w:lang w:val="fr-FR"/>
+        </w:rPr>
+        <w:t>consult</w:t>
+      </w:r>
+      <w:proofErr w:type="spellEnd"/>
+      <w:r>
+        <w:rPr>
+          <w:lang w:val="fr-FR"/>
+        </w:rPr>
+        <w:t> »)</w:t>
+      </w:r>
+    </w:p>
+    <w:p>
+      <w:pPr>
+        <w:pStyle w:val="Paragraphedeliste"/>
+        <w:pBdr>
+          <w:top w:val="single" w:sz="4" w:space="1" w:color="auto"/>
+          <w:left w:val="single" w:sz="4" w:space="4" w:color="auto"/>
+          <w:bottom w:val="single" w:sz="4" w:space="1" w:color="auto"/>
+          <w:right w:val="single" w:sz="4" w:space="0" w:color="auto"/>
+        </w:pBdr>
+        <w:ind w:left="2520"/>
+        <w:rPr>
+          <w:lang w:val="fr-FR"/>
+        </w:rPr>
+      </w:pPr>
+      <w:proofErr w:type="spellStart"/>
+      <w:r>
+        <w:rPr>
+          <w:b/>
+          <w:bCs/>
+          <w:lang w:val="fr-FR"/>
+        </w:rPr>
+        <w:t>Btn</w:t>
+      </w:r>
+      <w:proofErr w:type="spellEnd"/>
+      <w:r>
+        <w:rPr>
+          <w:lang w:val="fr-FR"/>
+        </w:rPr>
+        <w:t>-</w:t>
+      </w:r>
+      <w:r>
+        <w:rPr>
+          <w:lang w:val="fr-FR"/>
+        </w:rPr>
+        <w:t>Modifier client</w:t>
+      </w:r>
+    </w:p>
+    <w:p>
+      <w:pPr>
+        <w:pStyle w:val="Paragraphedeliste"/>
+        <w:numPr>
+          <w:ilvl w:val="3"/>
+          <w:numId w:val="5"/>
+        </w:numPr>
+        <w:rPr>
+          <w:lang w:val="fr-FR"/>
+        </w:rPr>
+      </w:pPr>
+      <w:proofErr w:type="spellStart"/>
+      <w:r>
+        <w:rPr>
+          <w:color w:val="0F9ED5" w:themeColor="accent4"/>
+          <w:lang w:val="fr-FR"/>
+        </w:rPr>
+        <w:t>NewClientForm</w:t>
+      </w:r>
+      <w:proofErr w:type="spellEnd"/>
+      <w:r>
+        <w:rPr>
+          <w:lang w:val="fr-FR"/>
+        </w:rPr>
+        <w:t xml:space="preserve"> (remplie)</w:t>
+      </w:r>
+    </w:p>
+    <w:p>
+      <w:pPr>
+        <w:pStyle w:val="Paragraphedeliste"/>
+        <w:pBdr>
+          <w:top w:val="single" w:sz="4" w:space="1" w:color="auto"/>
+          <w:left w:val="single" w:sz="4" w:space="4" w:color="auto"/>
+          <w:bottom w:val="single" w:sz="4" w:space="1" w:color="auto"/>
+          <w:right w:val="single" w:sz="4" w:space="4" w:color="auto"/>
+        </w:pBdr>
+        <w:ind w:left="2520"/>
+        <w:rPr>
+          <w:lang w:val="fr-FR"/>
+        </w:rPr>
+      </w:pPr>
+      <w:proofErr w:type="spellStart"/>
+      <w:r>
+        <w:rPr>
+          <w:b/>
+          <w:bCs/>
+          <w:lang w:val="fr-FR"/>
+        </w:rPr>
+        <w:t>Btn</w:t>
+      </w:r>
+      <w:proofErr w:type="spellEnd"/>
+      <w:r>
+        <w:rPr>
+          <w:lang w:val="fr-FR"/>
+        </w:rPr>
+        <w:t>-</w:t>
+      </w:r>
+      <w:r>
+        <w:rPr>
+          <w:lang w:val="fr-FR"/>
+        </w:rPr>
+        <w:t>Modifier Questions</w:t>
+      </w:r>
+    </w:p>
+    <w:p>
+      <w:pPr>
+        <w:pStyle w:val="Paragraphedeliste"/>
+        <w:numPr>
+          <w:ilvl w:val="3"/>
+          <w:numId w:val="5"/>
+        </w:numPr>
+        <w:rPr>
+          <w:color w:val="196B24" w:themeColor="accent3"/>
+          <w:lang w:val="fr-FR"/>
+        </w:rPr>
+      </w:pPr>
+      <w:r>
+        <w:rPr>
+          <w:color w:val="196B24" w:themeColor="accent3"/>
+          <w:lang w:val="fr-FR"/>
+        </w:rPr>
+        <w:t>Question</w:t>
+      </w:r>
+      <w:r>
+        <w:rPr>
+          <w:color w:val="196B24" w:themeColor="accent3"/>
+          <w:lang w:val="fr-FR"/>
+        </w:rPr>
+        <w:t xml:space="preserve"> </w:t>
+      </w:r>
+      <w:r>
+        <w:rPr>
+          <w:lang w:val="fr-FR"/>
+        </w:rPr>
+        <w:t>(remplie)</w:t>
+      </w:r>
+    </w:p>
+    <w:p>
+      <w:pPr>
+        <w:pStyle w:val="Paragraphedeliste"/>
+        <w:pBdr>
+          <w:top w:val="single" w:sz="4" w:space="1" w:color="auto"/>
+          <w:left w:val="single" w:sz="4" w:space="4" w:color="auto"/>
+          <w:bottom w:val="single" w:sz="4" w:space="1" w:color="auto"/>
+          <w:right w:val="single" w:sz="4" w:space="4" w:color="auto"/>
+        </w:pBdr>
+        <w:ind w:left="2520"/>
+        <w:rPr>
+          <w:lang w:val="fr-FR"/>
+        </w:rPr>
+      </w:pPr>
+      <w:proofErr w:type="spellStart"/>
+      <w:r>
+        <w:rPr>
+          <w:b/>
+          <w:bCs/>
+          <w:lang w:val="fr-FR"/>
+        </w:rPr>
+        <w:t>Btn</w:t>
+      </w:r>
+      <w:proofErr w:type="spellEnd"/>
+      <w:r>
+        <w:rPr>
+          <w:lang w:val="fr-FR"/>
+        </w:rPr>
+        <w:t>-</w:t>
+      </w:r>
+      <w:r>
+        <w:rPr>
+          <w:lang w:val="fr-FR"/>
+        </w:rPr>
+        <w:t>Voir Résultat</w:t>
+      </w:r>
+    </w:p>
+    <w:p>
+      <w:pPr>
+        <w:pStyle w:val="Paragraphedeliste"/>
+        <w:numPr>
+          <w:ilvl w:val="3"/>
+          <w:numId w:val="5"/>
+        </w:numPr>
+        <w:rPr>
+          <w:color w:val="E97132" w:themeColor="accent2"/>
+          <w:lang w:val="fr-FR"/>
+        </w:rPr>
+      </w:pPr>
+      <w:r>
+        <w:rPr>
+          <w:color w:val="E97132" w:themeColor="accent2"/>
+          <w:lang w:val="fr-FR"/>
+        </w:rPr>
+        <w:t>Result</w:t>
+      </w:r>
+      <w:r>
+        <w:rPr>
+          <w:color w:val="E97132" w:themeColor="accent2"/>
+          <w:lang w:val="fr-FR"/>
+        </w:rPr>
+        <w:t xml:space="preserve"> </w:t>
+      </w:r>
+      <w:r>
+        <w:rPr>
+          <w:lang w:val="fr-FR"/>
+        </w:rPr>
+        <w:t>(remplie)</w:t>
+      </w:r>
+    </w:p>
+    <w:p>
+      <w:pPr>
+        <w:pStyle w:val="Paragraphedeliste"/>
+        <w:pBdr>
+          <w:top w:val="single" w:sz="4" w:space="1" w:color="auto"/>
+          <w:left w:val="single" w:sz="4" w:space="4" w:color="auto"/>
+          <w:bottom w:val="single" w:sz="4" w:space="1" w:color="auto"/>
+          <w:right w:val="single" w:sz="4" w:space="4" w:color="auto"/>
+        </w:pBdr>
+        <w:ind w:left="1080"/>
+        <w:rPr>
+          <w:lang w:val="fr-FR"/>
+        </w:rPr>
+      </w:pPr>
+      <w:proofErr w:type="spellStart"/>
+      <w:r>
+        <w:rPr>
+          <w:b/>
+          <w:bCs/>
+          <w:highlight w:val="green"/>
+          <w:lang w:val="fr-FR"/>
+        </w:rPr>
+        <w:t>Btn</w:t>
+      </w:r>
+      <w:proofErr w:type="spellEnd"/>
+      <w:r>
+        <w:rPr>
+          <w:highlight w:val="green"/>
+          <w:lang w:val="fr-FR"/>
+        </w:rPr>
+        <w:t>-</w:t>
+      </w:r>
+      <w:r>
+        <w:rPr>
+          <w:highlight w:val="green"/>
+          <w:lang w:val="fr-FR"/>
+        </w:rPr>
+        <w:t>Secteurs d’Activités</w:t>
+      </w:r>
+    </w:p>
+    <w:p>
+      <w:pPr>
+        <w:pStyle w:val="Paragraphedeliste"/>
+        <w:numPr>
+          <w:ilvl w:val="1"/>
+          <w:numId w:val="5"/>
+        </w:numPr>
+        <w:rPr>
+          <w:highlight w:val="green"/>
+          <w:lang w:val="fr-FR"/>
+        </w:rPr>
+      </w:pPr>
+      <w:proofErr w:type="spellStart"/>
+      <w:r>
+        <w:rPr>
+          <w:color w:val="C00000"/>
+          <w:highlight w:val="green"/>
+          <w:lang w:val="fr-FR"/>
+        </w:rPr>
+        <w:t>SecteurActiviteList</w:t>
+      </w:r>
+      <w:proofErr w:type="spellEnd"/>
+      <w:r>
+        <w:rPr>
+          <w:highlight w:val="green"/>
+          <w:lang w:val="fr-FR"/>
+        </w:rPr>
+        <w:t xml:space="preserve"> (bouton Nouveau)</w:t>
+      </w:r>
+    </w:p>
+    <w:p>
+      <w:pPr>
+        <w:pStyle w:val="Paragraphedeliste"/>
+        <w:numPr>
+          <w:ilvl w:val="2"/>
+          <w:numId w:val="5"/>
+        </w:numPr>
+        <w:rPr>
+          <w:color w:val="8DD873" w:themeColor="accent6" w:themeTint="99"/>
+          <w:lang w:val="fr-FR"/>
+        </w:rPr>
+      </w:pPr>
+      <w:proofErr w:type="spellStart"/>
+      <w:r>
+        <w:rPr>
+          <w:color w:val="8DD873" w:themeColor="accent6" w:themeTint="99"/>
+          <w:lang w:val="fr-FR"/>
+        </w:rPr>
+        <w:t>NewSecteurActivite</w:t>
+      </w:r>
+      <w:r>
+        <w:rPr>
+          <w:color w:val="8DD873" w:themeColor="accent6" w:themeTint="99"/>
+          <w:lang w:val="fr-FR"/>
+        </w:rPr>
+        <w:t>Form</w:t>
+      </w:r>
+      <w:proofErr w:type="spellEnd"/>
+    </w:p>
+    <w:p>
+      <w:pPr>
+        <w:pStyle w:val="Paragraphedeliste"/>
+        <w:pBdr>
+          <w:top w:val="single" w:sz="4" w:space="1" w:color="auto"/>
+          <w:left w:val="single" w:sz="4" w:space="4" w:color="auto"/>
+          <w:bottom w:val="single" w:sz="4" w:space="1" w:color="auto"/>
+          <w:right w:val="single" w:sz="4" w:space="4" w:color="auto"/>
+        </w:pBdr>
+        <w:ind w:left="2520"/>
+        <w:rPr>
+          <w:lang w:val="fr-FR"/>
+        </w:rPr>
+      </w:pPr>
+      <w:proofErr w:type="spellStart"/>
+      <w:r>
+        <w:rPr>
+          <w:b/>
+          <w:bCs/>
+          <w:highlight w:val="green"/>
+          <w:lang w:val="fr-FR"/>
+        </w:rPr>
+        <w:t>Btn</w:t>
+      </w:r>
+      <w:proofErr w:type="spellEnd"/>
+      <w:r>
+        <w:rPr>
+          <w:highlight w:val="green"/>
+          <w:lang w:val="fr-FR"/>
+        </w:rPr>
+        <w:t>-Nouveau</w:t>
+      </w:r>
+    </w:p>
+    <w:p>
+      <w:pPr>
+        <w:pStyle w:val="Paragraphedeliste"/>
+        <w:numPr>
+          <w:ilvl w:val="3"/>
+          <w:numId w:val="5"/>
+        </w:numPr>
+        <w:rPr>
+          <w:lang w:val="fr-FR"/>
+        </w:rPr>
+      </w:pPr>
+      <w:r>
+        <w:rPr>
+          <w:lang w:val="fr-FR"/>
+        </w:rPr>
+        <w:t>Id, Nom, Description (</w:t>
+      </w:r>
+      <w:proofErr w:type="spellStart"/>
+      <w:r>
+        <w:rPr>
+          <w:lang w:val="fr-FR"/>
+        </w:rPr>
+        <w:t>ApplicationOdoo</w:t>
+      </w:r>
+      <w:proofErr w:type="spellEnd"/>
+      <w:r>
+        <w:rPr>
+          <w:lang w:val="fr-FR"/>
+        </w:rPr>
+        <w:t>, Questions)</w:t>
+      </w:r>
+    </w:p>
+    <w:p>
+      <w:pPr>
+        <w:pStyle w:val="Paragraphedeliste"/>
+        <w:pBdr>
+          <w:top w:val="single" w:sz="4" w:space="1" w:color="auto"/>
+          <w:left w:val="single" w:sz="4" w:space="4" w:color="auto"/>
+          <w:bottom w:val="single" w:sz="4" w:space="1" w:color="auto"/>
+          <w:right w:val="single" w:sz="4" w:space="4" w:color="auto"/>
+        </w:pBdr>
+        <w:ind w:left="1080"/>
+        <w:rPr>
+          <w:color w:val="EE0000"/>
+          <w:lang w:val="fr-FR"/>
+        </w:rPr>
+      </w:pPr>
+      <w:proofErr w:type="spellStart"/>
+      <w:r>
+        <w:rPr>
+          <w:b/>
+          <w:bCs/>
+          <w:color w:val="EE0000"/>
+          <w:lang w:val="fr-FR"/>
+        </w:rPr>
+        <w:t>Btn</w:t>
+      </w:r>
+      <w:proofErr w:type="spellEnd"/>
+      <w:r>
+        <w:rPr>
+          <w:color w:val="EE0000"/>
+          <w:lang w:val="fr-FR"/>
+        </w:rPr>
+        <w:t>-</w:t>
+      </w:r>
+      <w:r>
+        <w:rPr>
+          <w:color w:val="EE0000"/>
+          <w:lang w:val="fr-FR"/>
+        </w:rPr>
+        <w:t>Questionnaire</w:t>
+      </w:r>
+      <w:r>
+        <w:rPr>
+          <w:color w:val="EE0000"/>
+          <w:lang w:val="fr-FR"/>
+        </w:rPr>
+        <w:t xml:space="preserve"> </w:t>
+      </w:r>
+      <w:r>
+        <w:rPr>
+          <w:i/>
+          <w:iCs/>
+          <w:color w:val="FFC000"/>
+          <w:sz w:val="20"/>
+          <w:szCs w:val="20"/>
+          <w:lang w:val="fr-FR"/>
+        </w:rPr>
+        <w:t xml:space="preserve">– soucis avec la colonne </w:t>
+      </w:r>
+      <w:proofErr w:type="spellStart"/>
+      <w:r>
+        <w:rPr>
+          <w:i/>
+          <w:iCs/>
+          <w:color w:val="FFC000"/>
+          <w:sz w:val="20"/>
+          <w:szCs w:val="20"/>
+          <w:lang w:val="fr-FR"/>
+        </w:rPr>
+        <w:t>QuestionId</w:t>
+      </w:r>
+      <w:proofErr w:type="spellEnd"/>
+      <w:r>
+        <w:rPr>
+          <w:i/>
+          <w:iCs/>
+          <w:color w:val="FFC000"/>
+          <w:sz w:val="20"/>
+          <w:szCs w:val="20"/>
+          <w:lang w:val="fr-FR"/>
+        </w:rPr>
+        <w:t xml:space="preserve"> je veux le texte</w:t>
+      </w:r>
+    </w:p>
+    <w:p>
+      <w:pPr>
+        <w:pStyle w:val="Paragraphedeliste"/>
+        <w:numPr>
+          <w:ilvl w:val="1"/>
+          <w:numId w:val="5"/>
+        </w:numPr>
+        <w:rPr>
+          <w:highlight w:val="green"/>
+          <w:lang w:val="fr-FR"/>
+        </w:rPr>
+      </w:pPr>
+      <w:proofErr w:type="spellStart"/>
+      <w:r>
+        <w:rPr>
+          <w:color w:val="215E99" w:themeColor="text2" w:themeTint="BF"/>
+          <w:highlight w:val="green"/>
+          <w:lang w:val="fr-FR"/>
+        </w:rPr>
+        <w:t>QuestionList</w:t>
+      </w:r>
+      <w:proofErr w:type="spellEnd"/>
+      <w:r>
+        <w:rPr>
+          <w:highlight w:val="green"/>
+          <w:lang w:val="fr-FR"/>
+        </w:rPr>
+        <w:t xml:space="preserve"> (bouton Nouveau)</w:t>
+      </w:r>
+    </w:p>
+    <w:p>
+      <w:pPr>
+        <w:pStyle w:val="Paragraphedeliste"/>
+        <w:numPr>
+          <w:ilvl w:val="2"/>
+          <w:numId w:val="5"/>
+        </w:numPr>
+        <w:rPr>
+          <w:color w:val="B4B4B4"/>
+          <w:lang w:val="fr-FR"/>
+        </w:rPr>
+      </w:pPr>
+      <w:proofErr w:type="spellStart"/>
+      <w:r>
+        <w:rPr>
+          <w:color w:val="B4B4B4"/>
+          <w:lang w:val="fr-FR"/>
+        </w:rPr>
+        <w:t>NewQuestion</w:t>
+      </w:r>
+      <w:r>
+        <w:rPr>
+          <w:color w:val="B4B4B4"/>
+          <w:lang w:val="fr-FR"/>
+        </w:rPr>
+        <w:t>Form</w:t>
+      </w:r>
+      <w:proofErr w:type="spellEnd"/>
+    </w:p>
+    <w:p>
+      <w:pPr>
+        <w:pStyle w:val="Paragraphedeliste"/>
+        <w:pBdr>
+          <w:top w:val="single" w:sz="4" w:space="1" w:color="auto"/>
+          <w:left w:val="single" w:sz="4" w:space="4" w:color="auto"/>
+          <w:bottom w:val="single" w:sz="4" w:space="1" w:color="auto"/>
+          <w:right w:val="single" w:sz="4" w:space="4" w:color="auto"/>
+        </w:pBdr>
+        <w:ind w:left="2520"/>
+        <w:rPr>
+          <w:lang w:val="fr-FR"/>
+        </w:rPr>
+      </w:pPr>
+      <w:proofErr w:type="spellStart"/>
+      <w:r>
+        <w:rPr>
+          <w:b/>
+          <w:bCs/>
+          <w:highlight w:val="green"/>
+          <w:lang w:val="fr-FR"/>
+        </w:rPr>
+        <w:t>Btn</w:t>
+      </w:r>
+      <w:proofErr w:type="spellEnd"/>
+      <w:r>
+        <w:rPr>
+          <w:highlight w:val="green"/>
+          <w:lang w:val="fr-FR"/>
+        </w:rPr>
+        <w:t>-Nouveau</w:t>
+      </w:r>
+    </w:p>
+    <w:p>
+      <w:pPr>
+        <w:pStyle w:val="Paragraphedeliste"/>
+        <w:numPr>
+          <w:ilvl w:val="3"/>
+          <w:numId w:val="5"/>
+        </w:numPr>
+        <w:rPr>
+          <w:lang w:val="fr-FR"/>
+        </w:rPr>
+      </w:pPr>
+      <w:r>
+        <w:rPr>
+          <w:lang w:val="fr-FR"/>
+        </w:rPr>
+        <w:t>Id, Texte, Ordre</w:t>
+      </w:r>
+      <w:r>
+        <w:rPr>
+          <w:lang w:val="fr-FR"/>
+        </w:rPr>
+        <w:t>, Question parent (si existant)</w:t>
+      </w:r>
+    </w:p>
+    <w:p>
+      <w:pPr>
+        <w:pStyle w:val="Paragraphedeliste"/>
+        <w:ind w:left="1800"/>
+        <w:rPr>
+          <w:lang w:val="fr-FR"/>
+        </w:rPr>
+      </w:pPr>
+    </w:p>
+    <w:p>
+      <w:pPr>
+        <w:rPr>
+          <w:lang w:val="fr-FR"/>
+        </w:rPr>
+      </w:pPr>
+      <w:r>
+        <w:rPr>
+          <w:lang w:val="fr-FR"/>
+        </w:rPr>
+        <w:t>8</w:t>
+      </w:r>
+      <w:r>
+        <w:rPr>
+          <w:lang w:val="fr-FR"/>
+        </w:rPr>
+        <w:t xml:space="preserve"> </w:t>
+      </w:r>
+      <w:proofErr w:type="spellStart"/>
+      <w:r>
+        <w:rPr>
+          <w:lang w:val="fr-FR"/>
+        </w:rPr>
+        <w:t>views</w:t>
+      </w:r>
+      <w:proofErr w:type="spellEnd"/>
+    </w:p>
+    <w:p>
+      <w:pPr>
+        <w:rPr>
+          <w:lang w:val="fr-FR"/>
+        </w:rPr>
+      </w:pPr>
+      <w:r>
+        <w:rPr>
+          <w:lang w:val="fr-FR"/>
+        </w:rPr>
+        <w:br w:type="page"/>
+      </w:r>
+    </w:p>
+    <w:p>
+      <w:pPr>
+        <w:rPr>
+          <w:lang w:val="fr-FR"/>
+        </w:rPr>
+      </w:pPr>
+      <w:r>
+        <w:rPr>
+          <w:lang w:val="fr-FR"/>
+        </w:rPr>
+        <w:lastRenderedPageBreak/>
         <w:t>L’utilisateur : employé blackbox</w:t>
       </w:r>
     </w:p>
@@ -458,7 +1395,21 @@
         <w:rPr>
           <w:lang w:val="fr-FR"/>
         </w:rPr>
-        <w:t xml:space="preserve"> mais ou il peut encore </w:t>
+        <w:t xml:space="preserve"> mais </w:t>
+      </w:r>
+      <w:proofErr w:type="spellStart"/>
+      <w:r>
+        <w:rPr>
+          <w:lang w:val="fr-FR"/>
+        </w:rPr>
+        <w:t>ou</w:t>
+      </w:r>
+      <w:proofErr w:type="spellEnd"/>
+      <w:r>
+        <w:rPr>
+          <w:lang w:val="fr-FR"/>
+        </w:rPr>
+        <w:t xml:space="preserve"> il peut encore </w:t>
       </w:r>
       <w:proofErr w:type="spellStart"/>
       <w:r>
@@ -682,6 +1633,232 @@
 <file path=word/numbering.xml><?xml version="1.0" encoding="utf-8"?>
 <w:numbering xmlns:wpc="http://schemas.microsoft.com/office/word/2010/wordprocessingCanvas" xmlns:cx="http://schemas.microsoft.com/office/drawing/2014/chartex" xmlns:cx1="http://schemas.microsoft.com/office/drawing/2015/9/8/chartex" xmlns:cx2="http://schemas.microsoft.com/office/drawing/2015/10/21/chartex" xmlns:cx3="http://schemas.microsoft.com/office/drawing/2016/5/9/chartex" xmlns:cx4="http://schemas.microsoft.com/office/drawing/2016/5/10/chartex" xmlns:cx5="http://schemas.microsoft.com/office/drawing/2016/5/11/chartex" xmlns:cx6="http://schemas.microsoft.com/office/drawing/2016/5/12/chartex" xmlns:cx7="http://schemas.microsoft.com/office/drawing/2016/5/13/chartex" xmlns:cx8="http://schemas.microsoft.com/office/drawing/2016/5/14/chartex" xmlns:mc="http://schemas.openxmlformats.org/markup-compatibility/2006" xmlns:aink="http://schemas.microsoft.com/office/drawing/2016/ink" xmlns:am3d="http://schemas.microsoft.com/office/drawing/2017/model3d" xmlns:o="urn:schemas-microsoft-com:office:office" xmlns:oel="http://schemas.microsoft.com/office/2019/extlst" xmlns:r="http://schemas.openxmlformats.org/officeDocument/2006/relationships" xmlns:m="http://schemas.openxmlformats.org/officeDocument/2006/math" xmlns:v="urn:schemas-microsoft-com:vml" xmlns:wp14="http://schemas.microsoft.com/office/word/2010/wordprocessingDrawing" xmlns:wp="http://schemas.openxmlformats.org/drawingml/2006/wordprocessingDrawing" xmlns:w10="urn:schemas-microsoft-com:office:word" xmlns:w="http://schemas.openxmlformats.org/wordprocessingml/2006/main" xmlns:w14="http://schemas.microsoft.com/office/word/2010/wordml" xmlns:w15="http://schemas.microsoft.com/office/word/2012/wordml" xmlns:w16cex="http://schemas.microsoft.com/office/word/2018/wordml/cex" xmlns:w16cid="http://schemas.microsoft.com/office/word/2016/wordml/cid" xmlns:w16="http://schemas.microsoft.com/office/word/2018/wordml" xmlns:w16du="http://schemas.microsoft.com/office/word/2023/wordml/word16du" xmlns:w16sdtdh="http://schemas.microsoft.com/office/word/2020/wordml/sdtdatahash" xmlns:w16sdtfl="http://schemas.microsoft.com/office/word/2024/wordml/sdtformatlock" xmlns:w16se="http://schemas.microsoft.com/office/word/2015/wordml/symex" xmlns:wpg="http://schemas.microsoft.com/office/word/2010/wordprocessingGroup" xmlns:wpi="http://schemas.microsoft.com/office/word/2010/wordprocessingInk" xmlns:wne="http://schemas.microsoft.com/office/word/2006/wordml" xmlns:wps="http://schemas.microsoft.com/office/word/2010/wordprocessingShape" mc:Ignorable="w14 w15 w16se w16cid w16 w16cex w16sdtdh w16sdtfl w16du wp14">
   <w:abstractNum w:abstractNumId="0" w15:restartNumberingAfterBreak="0">
+    <w:nsid w:val="160C1001"/>
+    <w:multiLevelType w:val="hybridMultilevel"/>
+    <w:tmpl w:val="8A82389C"/>
+    <w:lvl w:ilvl="0" w:tplc="F2AC3A4A">
+      <w:start w:val="1"/>
+      <w:numFmt w:val="bullet"/>
+      <w:lvlText w:val="-"/>
+      <w:lvlJc w:val="left"/>
+      <w:pPr>
+        <w:ind w:left="1080" w:hanging="360"/>
+      </w:pPr>
+      <w:rPr>
+        <w:rFonts w:ascii="Aptos" w:eastAsiaTheme="minorHAnsi" w:hAnsi="Aptos" w:cstheme="minorBidi" w:hint="default"/>
+      </w:rPr>
+    </w:lvl>
+    <w:lvl w:ilvl="1" w:tplc="100C0003">
+      <w:start w:val="1"/>
+      <w:numFmt w:val="bullet"/>
+      <w:lvlText w:val="o"/>
+      <w:lvlJc w:val="left"/>
+      <w:pPr>
+        <w:ind w:left="1800" w:hanging="360"/>
+      </w:pPr>
+      <w:rPr>
+        <w:rFonts w:ascii="Courier New" w:hAnsi="Courier New" w:cs="Courier New" w:hint="default"/>
+      </w:rPr>
+    </w:lvl>
+    <w:lvl w:ilvl="2" w:tplc="100C0005">
+      <w:start w:val="1"/>
+      <w:numFmt w:val="bullet"/>
+      <w:lvlText w:val=""/>
+      <w:lvlJc w:val="left"/>
+      <w:pPr>
+        <w:ind w:left="2520" w:hanging="360"/>
+      </w:pPr>
+      <w:rPr>
+        <w:rFonts w:ascii="Wingdings" w:hAnsi="Wingdings" w:hint="default"/>
+      </w:rPr>
+    </w:lvl>
+    <w:lvl w:ilvl="3" w:tplc="100C0001">
+      <w:start w:val="1"/>
+      <w:numFmt w:val="bullet"/>
+      <w:lvlText w:val=""/>
+      <w:lvlJc w:val="left"/>
+      <w:pPr>
+        <w:ind w:left="3240" w:hanging="360"/>
+      </w:pPr>
+      <w:rPr>
+        <w:rFonts w:ascii="Symbol" w:hAnsi="Symbol" w:hint="default"/>
+      </w:rPr>
+    </w:lvl>
+    <w:lvl w:ilvl="4" w:tplc="100C0003" w:tentative="1">
+      <w:start w:val="1"/>
+      <w:numFmt w:val="bullet"/>
+      <w:lvlText w:val="o"/>
+      <w:lvlJc w:val="left"/>
+      <w:pPr>
+        <w:ind w:left="3960" w:hanging="360"/>
+      </w:pPr>
+      <w:rPr>
+        <w:rFonts w:ascii="Courier New" w:hAnsi="Courier New" w:cs="Courier New" w:hint="default"/>
+      </w:rPr>
+    </w:lvl>
+    <w:lvl w:ilvl="5" w:tplc="100C0005" w:tentative="1">
+      <w:start w:val="1"/>
+      <w:numFmt w:val="bullet"/>
+      <w:lvlText w:val=""/>
+      <w:lvlJc w:val="left"/>
+      <w:pPr>
+        <w:ind w:left="4680" w:hanging="360"/>
+      </w:pPr>
+      <w:rPr>
+        <w:rFonts w:ascii="Wingdings" w:hAnsi="Wingdings" w:hint="default"/>
+      </w:rPr>
+    </w:lvl>
+    <w:lvl w:ilvl="6" w:tplc="100C0001" w:tentative="1">
+      <w:start w:val="1"/>
+      <w:numFmt w:val="bullet"/>
+      <w:lvlText w:val=""/>
+      <w:lvlJc w:val="left"/>
+      <w:pPr>
+        <w:ind w:left="5400" w:hanging="360"/>
+      </w:pPr>
+      <w:rPr>
+        <w:rFonts w:ascii="Symbol" w:hAnsi="Symbol" w:hint="default"/>
+      </w:rPr>
+    </w:lvl>
+    <w:lvl w:ilvl="7" w:tplc="100C0003" w:tentative="1">
+      <w:start w:val="1"/>
+      <w:numFmt w:val="bullet"/>
+      <w:lvlText w:val="o"/>
+      <w:lvlJc w:val="left"/>
+      <w:pPr>
+        <w:ind w:left="6120" w:hanging="360"/>
+      </w:pPr>
+      <w:rPr>
+        <w:rFonts w:ascii="Courier New" w:hAnsi="Courier New" w:cs="Courier New" w:hint="default"/>
+      </w:rPr>
+    </w:lvl>
+    <w:lvl w:ilvl="8" w:tplc="100C0005" w:tentative="1">
+      <w:start w:val="1"/>
+      <w:numFmt w:val="bullet"/>
+      <w:lvlText w:val=""/>
+      <w:lvlJc w:val="left"/>
+      <w:pPr>
+        <w:ind w:left="6840" w:hanging="360"/>
+      </w:pPr>
+      <w:rPr>
+        <w:rFonts w:ascii="Wingdings" w:hAnsi="Wingdings" w:hint="default"/>
+      </w:rPr>
+    </w:lvl>
+  </w:abstractNum>
+  <w:abstractNum w:abstractNumId="1" w15:restartNumberingAfterBreak="0">
+    <w:nsid w:val="2B547A5D"/>
+    <w:multiLevelType w:val="hybridMultilevel"/>
+    <w:tmpl w:val="BA4EEC14"/>
+    <w:lvl w:ilvl="0" w:tplc="90EC1004">
+      <w:start w:val="1"/>
+      <w:numFmt w:val="bullet"/>
+      <w:lvlText w:val="-"/>
+      <w:lvlJc w:val="left"/>
+      <w:pPr>
+        <w:ind w:left="720" w:hanging="360"/>
+      </w:pPr>
+      <w:rPr>
+        <w:rFonts w:ascii="Aptos" w:eastAsiaTheme="minorHAnsi" w:hAnsi="Aptos" w:cstheme="minorBidi" w:hint="default"/>
+      </w:rPr>
+    </w:lvl>
+    <w:lvl w:ilvl="1" w:tplc="100C0003" w:tentative="1">
+      <w:start w:val="1"/>
+      <w:numFmt w:val="bullet"/>
+      <w:lvlText w:val="o"/>
+      <w:lvlJc w:val="left"/>
+      <w:pPr>
+        <w:ind w:left="1440" w:hanging="360"/>
+      </w:pPr>
+      <w:rPr>
+        <w:rFonts w:ascii="Courier New" w:hAnsi="Courier New" w:cs="Courier New" w:hint="default"/>
+      </w:rPr>
+    </w:lvl>
+    <w:lvl w:ilvl="2" w:tplc="100C0005" w:tentative="1">
+      <w:start w:val="1"/>
+      <w:numFmt w:val="bullet"/>
+      <w:lvlText w:val=""/>
+      <w:lvlJc w:val="left"/>
+      <w:pPr>
+        <w:ind w:left="2160" w:hanging="360"/>
+      </w:pPr>
+      <w:rPr>
+        <w:rFonts w:ascii="Wingdings" w:hAnsi="Wingdings" w:hint="default"/>
+      </w:rPr>
+    </w:lvl>
+    <w:lvl w:ilvl="3" w:tplc="100C0001" w:tentative="1">
+      <w:start w:val="1"/>
+      <w:numFmt w:val="bullet"/>
+      <w:lvlText w:val=""/>
+      <w:lvlJc w:val="left"/>
+      <w:pPr>
+        <w:ind w:left="2880" w:hanging="360"/>
+      </w:pPr>
+      <w:rPr>
+        <w:rFonts w:ascii="Symbol" w:hAnsi="Symbol" w:hint="default"/>
+      </w:rPr>
+    </w:lvl>
+    <w:lvl w:ilvl="4" w:tplc="100C0003" w:tentative="1">
+      <w:start w:val="1"/>
+      <w:numFmt w:val="bullet"/>
+      <w:lvlText w:val="o"/>
+      <w:lvlJc w:val="left"/>
+      <w:pPr>
+        <w:ind w:left="3600" w:hanging="360"/>
+      </w:pPr>
+      <w:rPr>
+        <w:rFonts w:ascii="Courier New" w:hAnsi="Courier New" w:cs="Courier New" w:hint="default"/>
+      </w:rPr>
+    </w:lvl>
+    <w:lvl w:ilvl="5" w:tplc="100C0005" w:tentative="1">
+      <w:start w:val="1"/>
+      <w:numFmt w:val="bullet"/>
+      <w:lvlText w:val=""/>
+      <w:lvlJc w:val="left"/>
+      <w:pPr>
+        <w:ind w:left="4320" w:hanging="360"/>
+      </w:pPr>
+      <w:rPr>
+        <w:rFonts w:ascii="Wingdings" w:hAnsi="Wingdings" w:hint="default"/>
+      </w:rPr>
+    </w:lvl>
+    <w:lvl w:ilvl="6" w:tplc="100C0001" w:tentative="1">
+      <w:start w:val="1"/>
+      <w:numFmt w:val="bullet"/>
+      <w:lvlText w:val=""/>
+      <w:lvlJc w:val="left"/>
+      <w:pPr>
+        <w:ind w:left="5040" w:hanging="360"/>
+      </w:pPr>
+      <w:rPr>
+        <w:rFonts w:ascii="Symbol" w:hAnsi="Symbol" w:hint="default"/>
+      </w:rPr>
+    </w:lvl>
+    <w:lvl w:ilvl="7" w:tplc="100C0003" w:tentative="1">
+      <w:start w:val="1"/>
+      <w:numFmt w:val="bullet"/>
+      <w:lvlText w:val="o"/>
+      <w:lvlJc w:val="left"/>
+      <w:pPr>
+        <w:ind w:left="5760" w:hanging="360"/>
+      </w:pPr>
+      <w:rPr>
+        <w:rFonts w:ascii="Courier New" w:hAnsi="Courier New" w:cs="Courier New" w:hint="default"/>
+      </w:rPr>
+    </w:lvl>
+    <w:lvl w:ilvl="8" w:tplc="100C0005" w:tentative="1">
+      <w:start w:val="1"/>
+      <w:numFmt w:val="bullet"/>
+      <w:lvlText w:val=""/>
+      <w:lvlJc w:val="left"/>
+      <w:pPr>
+        <w:ind w:left="6480" w:hanging="360"/>
+      </w:pPr>
+      <w:rPr>
+        <w:rFonts w:ascii="Wingdings" w:hAnsi="Wingdings" w:hint="default"/>
+      </w:rPr>
+    </w:lvl>
+  </w:abstractNum>
+  <w:abstractNum w:abstractNumId="2" w15:restartNumberingAfterBreak="0">
     <w:nsid w:val="515C004E"/>
     <w:multiLevelType w:val="hybridMultilevel"/>
     <w:tmpl w:val="06E00886"/>
@@ -794,7 +1971,7 @@
       </w:rPr>
     </w:lvl>
   </w:abstractNum>
-  <w:abstractNum w:abstractNumId="1" w15:restartNumberingAfterBreak="0">
+  <w:abstractNum w:abstractNumId="3" w15:restartNumberingAfterBreak="0">
     <w:nsid w:val="6D762745"/>
     <w:multiLevelType w:val="hybridMultilevel"/>
     <w:tmpl w:val="E2A8D696"/>
@@ -883,7 +2060,7 @@
       </w:pPr>
     </w:lvl>
   </w:abstractNum>
-  <w:abstractNum w:abstractNumId="2" w15:restartNumberingAfterBreak="0">
+  <w:abstractNum w:abstractNumId="4" w15:restartNumberingAfterBreak="0">
     <w:nsid w:val="7F71773C"/>
     <w:multiLevelType w:val="hybridMultilevel"/>
     <w:tmpl w:val="0A687100"/>
@@ -973,13 +2150,19 @@
     </w:lvl>
   </w:abstractNum>
   <w:num w:numId="1" w16cid:durableId="73014860">
+    <w:abstractNumId w:val="3"/>
+  </w:num>
+  <w:num w:numId="2" w16cid:durableId="1334796613">
+    <w:abstractNumId w:val="2"/>
+  </w:num>
+  <w:num w:numId="3" w16cid:durableId="969551527">
+    <w:abstractNumId w:val="4"/>
+  </w:num>
+  <w:num w:numId="4" w16cid:durableId="1491361125">
     <w:abstractNumId w:val="1"/>
   </w:num>
-  <w:num w:numId="2" w16cid:durableId="1334796613">
+  <w:num w:numId="5" w16cid:durableId="1110970384">
     <w:abstractNumId w:val="0"/>
-  </w:num>
-  <w:num w:numId="3" w16cid:durableId="969551527">
-    <w:abstractNumId w:val="2"/>
   </w:num>
 </w:numbering>
 </file>

--- a/logique de code.docx
+++ b/logique de code.docx
@@ -84,6 +84,7 @@
         </w:numPr>
         <w:rPr>
           <w:color w:val="0F9ED5" w:themeColor="accent4"/>
+          <w:highlight w:val="green"/>
           <w:lang w:val="fr-FR"/>
         </w:rPr>
       </w:pPr>
@@ -91,14 +92,35 @@
       <w:r>
         <w:rPr>
           <w:color w:val="0F9ED5" w:themeColor="accent4"/>
+          <w:highlight w:val="green"/>
           <w:lang w:val="fr-FR"/>
         </w:rPr>
         <w:t>NewClientForm</w:t>
       </w:r>
       <w:proofErr w:type="spellEnd"/>
-      <w:r>
-        <w:rPr>
-          <w:color w:val="0F9ED5" w:themeColor="accent4"/>
+    </w:p>
+    <w:p>
+      <w:pPr>
+        <w:pStyle w:val="Paragraphedeliste"/>
+        <w:numPr>
+          <w:ilvl w:val="2"/>
+          <w:numId w:val="5"/>
+        </w:numPr>
+        <w:rPr>
+          <w:color w:val="196B24" w:themeColor="accent3"/>
+          <w:lang w:val="fr-FR"/>
+        </w:rPr>
+      </w:pPr>
+      <w:r>
+        <w:rPr>
+          <w:color w:val="196B24" w:themeColor="accent3"/>
+          <w:lang w:val="fr-FR"/>
+        </w:rPr>
+        <w:t>Question</w:t>
+      </w:r>
+      <w:r>
+        <w:rPr>
+          <w:color w:val="196B24" w:themeColor="accent3"/>
           <w:lang w:val="fr-FR"/>
         </w:rPr>
         <w:t xml:space="preserve"> </w:t>
@@ -112,9 +134,8 @@
           <w:szCs w:val="20"/>
           <w:lang w:val="fr-FR"/>
         </w:rPr>
-        <w:t xml:space="preserve">– erreur sur </w:t>
-      </w:r>
-      <w:proofErr w:type="spellStart"/>
+        <w:t xml:space="preserve">– </w:t>
+      </w:r>
       <w:r>
         <w:rPr>
           <w:i/>
@@ -124,9 +145,9 @@
           <w:szCs w:val="20"/>
           <w:lang w:val="fr-FR"/>
         </w:rPr>
-        <w:t>ModelState.IsValid</w:t>
-      </w:r>
-      <w:proofErr w:type="spellEnd"/>
+        <w:t xml:space="preserve">Trop compliqué pour le moment JS nécessaire. Je dois masquer et afficher des lignes en fonctions de </w:t>
+      </w:r>
+      <w:proofErr w:type="spellStart"/>
       <w:r>
         <w:rPr>
           <w:i/>
@@ -136,35 +157,9 @@
           <w:szCs w:val="20"/>
           <w:lang w:val="fr-FR"/>
         </w:rPr>
-        <w:t xml:space="preserve"> comment voir ce qui bloque</w:t>
-      </w:r>
-    </w:p>
-    <w:p>
-      <w:pPr>
-        <w:pStyle w:val="Paragraphedeliste"/>
-        <w:numPr>
-          <w:ilvl w:val="2"/>
-          <w:numId w:val="5"/>
-        </w:numPr>
-        <w:rPr>
-          <w:color w:val="196B24" w:themeColor="accent3"/>
-          <w:lang w:val="fr-FR"/>
-        </w:rPr>
-      </w:pPr>
-      <w:r>
-        <w:rPr>
-          <w:color w:val="196B24" w:themeColor="accent3"/>
-          <w:lang w:val="fr-FR"/>
-        </w:rPr>
-        <w:t>Question</w:t>
-      </w:r>
-      <w:r>
-        <w:rPr>
-          <w:color w:val="196B24" w:themeColor="accent3"/>
-          <w:lang w:val="fr-FR"/>
-        </w:rPr>
-        <w:t xml:space="preserve"> </w:t>
-      </w:r>
+        <w:t>questionId</w:t>
+      </w:r>
+      <w:proofErr w:type="spellEnd"/>
       <w:r>
         <w:rPr>
           <w:i/>
@@ -174,7 +169,7 @@
           <w:szCs w:val="20"/>
           <w:lang w:val="fr-FR"/>
         </w:rPr>
-        <w:t>– le formulaire va être complexe, il faut lier avec un choix de réponse oui/non avec la table répondre</w:t>
+        <w:t xml:space="preserve"> == Null et réponse == oui</w:t>
       </w:r>
     </w:p>
     <w:p>
@@ -202,9 +197,24 @@
         <w:pStyle w:val="Paragraphedeliste"/>
         <w:ind w:left="3240"/>
         <w:rPr>
-          <w:lang w:val="fr-FR"/>
-        </w:rPr>
-      </w:pPr>
+          <w:color w:val="E97132" w:themeColor="accent2"/>
+          <w:lang w:val="en-GB"/>
+        </w:rPr>
+      </w:pPr>
+      <w:r>
+        <w:rPr>
+          <w:color w:val="E97132" w:themeColor="accent2"/>
+          <w:lang w:val="en-GB"/>
+        </w:rPr>
+        <w:t>(Client info + App Odoo + not</w:t>
+      </w:r>
+      <w:r>
+        <w:rPr>
+          <w:color w:val="E97132" w:themeColor="accent2"/>
+          <w:lang w:val="en-GB"/>
+        </w:rPr>
+        <w:t>es)</w:t>
+      </w:r>
     </w:p>
     <w:p>
       <w:pPr>

--- a/logique de code.docx
+++ b/logique de code.docx
@@ -8,14 +8,12 @@
           <w:lang w:val="fr-FR"/>
         </w:rPr>
       </w:pPr>
-      <w:proofErr w:type="spellStart"/>
       <w:r>
         <w:rPr>
           <w:lang w:val="fr-FR"/>
         </w:rPr>
         <w:t>MainMenu</w:t>
       </w:r>
-      <w:proofErr w:type="spellEnd"/>
     </w:p>
     <w:p>
       <w:pPr>
@@ -49,7 +47,6 @@
           <w:lang w:val="fr-FR"/>
         </w:rPr>
       </w:pPr>
-      <w:proofErr w:type="spellStart"/>
       <w:r>
         <w:rPr>
           <w:b/>
@@ -59,7 +56,6 @@
         </w:rPr>
         <w:t>Btn</w:t>
       </w:r>
-      <w:proofErr w:type="spellEnd"/>
       <w:r>
         <w:rPr>
           <w:highlight w:val="green"/>
@@ -88,7 +84,6 @@
           <w:lang w:val="fr-FR"/>
         </w:rPr>
       </w:pPr>
-      <w:proofErr w:type="spellStart"/>
       <w:r>
         <w:rPr>
           <w:color w:val="0F9ED5" w:themeColor="accent4"/>
@@ -97,7 +92,6 @@
         </w:rPr>
         <w:t>NewClientForm</w:t>
       </w:r>
-      <w:proofErr w:type="spellEnd"/>
     </w:p>
     <w:p>
       <w:pPr>
@@ -145,31 +139,7 @@
           <w:szCs w:val="20"/>
           <w:lang w:val="fr-FR"/>
         </w:rPr>
-        <w:t xml:space="preserve">Trop compliqué pour le moment JS nécessaire. Je dois masquer et afficher des lignes en fonctions de </w:t>
-      </w:r>
-      <w:proofErr w:type="spellStart"/>
-      <w:r>
-        <w:rPr>
-          <w:i/>
-          <w:iCs/>
-          <w:color w:val="FFC000"/>
-          <w:sz w:val="20"/>
-          <w:szCs w:val="20"/>
-          <w:lang w:val="fr-FR"/>
-        </w:rPr>
-        <w:t>questionId</w:t>
-      </w:r>
-      <w:proofErr w:type="spellEnd"/>
-      <w:r>
-        <w:rPr>
-          <w:i/>
-          <w:iCs/>
-          <w:color w:val="FFC000"/>
-          <w:sz w:val="20"/>
-          <w:szCs w:val="20"/>
-          <w:lang w:val="fr-FR"/>
-        </w:rPr>
-        <w:t xml:space="preserve"> == Null et réponse == oui</w:t>
+        <w:t>Trop compliqué pour le moment JS nécessaire. Je dois masquer et afficher des lignes en fonctions de questionId == Null et réponse == oui</w:t>
       </w:r>
     </w:p>
     <w:p>
@@ -230,7 +200,6 @@
           <w:lang w:val="fr-FR"/>
         </w:rPr>
       </w:pPr>
-      <w:proofErr w:type="spellStart"/>
       <w:r>
         <w:rPr>
           <w:b/>
@@ -240,7 +209,6 @@
         </w:rPr>
         <w:t>Btn</w:t>
       </w:r>
-      <w:proofErr w:type="spellEnd"/>
       <w:r>
         <w:rPr>
           <w:highlight w:val="green"/>
@@ -267,7 +235,6 @@
           <w:lang w:val="fr-FR"/>
         </w:rPr>
       </w:pPr>
-      <w:proofErr w:type="spellStart"/>
       <w:r>
         <w:rPr>
           <w:color w:val="E59EDC" w:themeColor="accent5" w:themeTint="66"/>
@@ -275,7 +242,6 @@
         </w:rPr>
         <w:t>DisplayClientList</w:t>
       </w:r>
-      <w:proofErr w:type="spellEnd"/>
       <w:r>
         <w:rPr>
           <w:color w:val="A02B93" w:themeColor="accent5"/>
@@ -287,49 +253,35 @@
         <w:rPr>
           <w:lang w:val="fr-FR"/>
         </w:rPr>
-        <w:t xml:space="preserve">(2 boutons </w:t>
-      </w:r>
-      <w:proofErr w:type="spellStart"/>
-      <w:r>
-        <w:rPr>
-          <w:lang w:val="fr-FR"/>
-        </w:rPr>
-        <w:t>inline</w:t>
-      </w:r>
-      <w:proofErr w:type="spellEnd"/>
-      <w:r>
-        <w:rPr>
-          <w:lang w:val="fr-FR"/>
-        </w:rPr>
-        <w:t xml:space="preserve"> « </w:t>
-      </w:r>
-      <w:proofErr w:type="spellStart"/>
-      <w:r>
-        <w:rPr>
-          <w:lang w:val="fr-FR"/>
-        </w:rPr>
-        <w:t>modify</w:t>
-      </w:r>
-      <w:proofErr w:type="spellEnd"/>
-      <w:r>
-        <w:rPr>
-          <w:lang w:val="fr-FR"/>
-        </w:rPr>
-        <w:t> » 1 bouton « </w:t>
-      </w:r>
-      <w:proofErr w:type="spellStart"/>
-      <w:r>
-        <w:rPr>
-          <w:lang w:val="fr-FR"/>
-        </w:rPr>
-        <w:t>consult</w:t>
-      </w:r>
-      <w:proofErr w:type="spellEnd"/>
-      <w:r>
-        <w:rPr>
-          <w:lang w:val="fr-FR"/>
-        </w:rPr>
-        <w:t> »)</w:t>
+        <w:t>3 boutons (mod. client, mod questionnaire, consulter resultat)</w:t>
+      </w:r>
+    </w:p>
+    <w:p>
+      <w:pPr>
+        <w:pStyle w:val="Paragraphedeliste"/>
+        <w:numPr>
+          <w:ilvl w:val="0"/>
+          <w:numId w:val="5"/>
+        </w:numPr>
+        <w:rPr>
+          <w:i/>
+          <w:iCs/>
+          <w:color w:val="FFC000"/>
+          <w:sz w:val="20"/>
+          <w:szCs w:val="20"/>
+          <w:lang w:val="fr-FR"/>
+        </w:rPr>
+      </w:pPr>
+      <w:r>
+        <w:rPr>
+          <w:i/>
+          <w:iCs/>
+          <w:color w:val="FFC000"/>
+          <w:sz w:val="20"/>
+          <w:szCs w:val="20"/>
+          <w:lang w:val="fr-FR"/>
+        </w:rPr>
+        <w:t>Reste les boutons a lier</w:t>
       </w:r>
     </w:p>
     <w:p>
@@ -346,7 +298,6 @@
           <w:lang w:val="fr-FR"/>
         </w:rPr>
       </w:pPr>
-      <w:proofErr w:type="spellStart"/>
       <w:r>
         <w:rPr>
           <w:b/>
@@ -355,7 +306,6 @@
         </w:rPr>
         <w:t>Btn</w:t>
       </w:r>
-      <w:proofErr w:type="spellEnd"/>
       <w:r>
         <w:rPr>
           <w:lang w:val="fr-FR"/>
@@ -380,15 +330,13 @@
           <w:lang w:val="fr-FR"/>
         </w:rPr>
       </w:pPr>
-      <w:proofErr w:type="spellStart"/>
       <w:r>
         <w:rPr>
           <w:color w:val="0F9ED5" w:themeColor="accent4"/>
           <w:lang w:val="fr-FR"/>
         </w:rPr>
-        <w:t>NewClientForm</w:t>
-      </w:r>
-      <w:proofErr w:type="spellEnd"/>
+        <w:t>UpdateClient</w:t>
+      </w:r>
       <w:r>
         <w:rPr>
           <w:lang w:val="fr-FR"/>
@@ -410,7 +358,6 @@
           <w:lang w:val="fr-FR"/>
         </w:rPr>
       </w:pPr>
-      <w:proofErr w:type="spellStart"/>
       <w:r>
         <w:rPr>
           <w:b/>
@@ -419,7 +366,6 @@
         </w:rPr>
         <w:t>Btn</w:t>
       </w:r>
-      <w:proofErr w:type="spellEnd"/>
       <w:r>
         <w:rPr>
           <w:lang w:val="fr-FR"/>
@@ -450,7 +396,7 @@
           <w:color w:val="196B24" w:themeColor="accent3"/>
           <w:lang w:val="fr-FR"/>
         </w:rPr>
-        <w:t>Question</w:t>
+        <w:t>UpdateQuestion</w:t>
       </w:r>
       <w:r>
         <w:rPr>
@@ -480,7 +426,6 @@
           <w:lang w:val="fr-FR"/>
         </w:rPr>
       </w:pPr>
-      <w:proofErr w:type="spellStart"/>
       <w:r>
         <w:rPr>
           <w:b/>
@@ -489,7 +434,6 @@
         </w:rPr>
         <w:t>Btn</w:t>
       </w:r>
-      <w:proofErr w:type="spellEnd"/>
       <w:r>
         <w:rPr>
           <w:lang w:val="fr-FR"/>
@@ -550,7 +494,6 @@
           <w:lang w:val="fr-FR"/>
         </w:rPr>
       </w:pPr>
-      <w:proofErr w:type="spellStart"/>
       <w:r>
         <w:rPr>
           <w:b/>
@@ -560,7 +503,6 @@
         </w:rPr>
         <w:t>Btn</w:t>
       </w:r>
-      <w:proofErr w:type="spellEnd"/>
       <w:r>
         <w:rPr>
           <w:highlight w:val="green"/>
@@ -588,7 +530,6 @@
           <w:lang w:val="fr-FR"/>
         </w:rPr>
       </w:pPr>
-      <w:proofErr w:type="spellStart"/>
       <w:r>
         <w:rPr>
           <w:color w:val="C00000"/>
@@ -597,7 +538,6 @@
         </w:rPr>
         <w:t>SecteurActiviteList</w:t>
       </w:r>
-      <w:proofErr w:type="spellEnd"/>
       <w:r>
         <w:rPr>
           <w:highlight w:val="green"/>
@@ -618,7 +558,6 @@
           <w:lang w:val="fr-FR"/>
         </w:rPr>
       </w:pPr>
-      <w:proofErr w:type="spellStart"/>
       <w:r>
         <w:rPr>
           <w:color w:val="8DD873" w:themeColor="accent6" w:themeTint="99"/>
@@ -633,7 +572,6 @@
         </w:rPr>
         <w:t>Form</w:t>
       </w:r>
-      <w:proofErr w:type="spellEnd"/>
     </w:p>
     <w:p>
       <w:pPr>
@@ -649,7 +587,6 @@
           <w:lang w:val="fr-FR"/>
         </w:rPr>
       </w:pPr>
-      <w:proofErr w:type="spellStart"/>
       <w:r>
         <w:rPr>
           <w:b/>
@@ -659,7 +596,6 @@
         </w:rPr>
         <w:t>Btn</w:t>
       </w:r>
-      <w:proofErr w:type="spellEnd"/>
       <w:r>
         <w:rPr>
           <w:highlight w:val="green"/>
@@ -683,21 +619,7 @@
         <w:rPr>
           <w:lang w:val="fr-FR"/>
         </w:rPr>
-        <w:t>Id, Nom, Description (</w:t>
-      </w:r>
-      <w:proofErr w:type="spellStart"/>
-      <w:r>
-        <w:rPr>
-          <w:lang w:val="fr-FR"/>
-        </w:rPr>
-        <w:t>ApplicationOdoo</w:t>
-      </w:r>
-      <w:proofErr w:type="spellEnd"/>
-      <w:r>
-        <w:rPr>
-          <w:lang w:val="fr-FR"/>
-        </w:rPr>
-        <w:t>, Questions)</w:t>
+        <w:t>Id, Nom, Description (ApplicationOdoo, Questions)</w:t>
       </w:r>
     </w:p>
     <w:p>
@@ -715,7 +637,6 @@
           <w:lang w:val="fr-FR"/>
         </w:rPr>
       </w:pPr>
-      <w:proofErr w:type="spellStart"/>
       <w:r>
         <w:rPr>
           <w:b/>
@@ -725,7 +646,6 @@
         </w:rPr>
         <w:t>Btn</w:t>
       </w:r>
-      <w:proofErr w:type="spellEnd"/>
       <w:r>
         <w:rPr>
           <w:color w:val="EE0000"/>
@@ -756,31 +676,7 @@
           <w:szCs w:val="20"/>
           <w:lang w:val="fr-FR"/>
         </w:rPr>
-        <w:t xml:space="preserve">– soucis avec la colonne </w:t>
-      </w:r>
-      <w:proofErr w:type="spellStart"/>
-      <w:r>
-        <w:rPr>
-          <w:i/>
-          <w:iCs/>
-          <w:color w:val="FFC000"/>
-          <w:sz w:val="20"/>
-          <w:szCs w:val="20"/>
-          <w:lang w:val="fr-FR"/>
-        </w:rPr>
-        <w:t>QuestionId</w:t>
-      </w:r>
-      <w:proofErr w:type="spellEnd"/>
-      <w:r>
-        <w:rPr>
-          <w:i/>
-          <w:iCs/>
-          <w:color w:val="FFC000"/>
-          <w:sz w:val="20"/>
-          <w:szCs w:val="20"/>
-          <w:lang w:val="fr-FR"/>
-        </w:rPr>
-        <w:t xml:space="preserve"> je veux le texte</w:t>
+        <w:t>– soucis avec la colonne QuestionId je veux le texte</w:t>
       </w:r>
     </w:p>
     <w:p>
@@ -795,7 +691,6 @@
           <w:lang w:val="fr-FR"/>
         </w:rPr>
       </w:pPr>
-      <w:proofErr w:type="spellStart"/>
       <w:r>
         <w:rPr>
           <w:color w:val="215E99" w:themeColor="text2" w:themeTint="BF"/>
@@ -804,7 +699,6 @@
         </w:rPr>
         <w:t>QuestionList</w:t>
       </w:r>
-      <w:proofErr w:type="spellEnd"/>
       <w:r>
         <w:rPr>
           <w:highlight w:val="green"/>
@@ -825,7 +719,6 @@
           <w:lang w:val="fr-FR"/>
         </w:rPr>
       </w:pPr>
-      <w:proofErr w:type="spellStart"/>
       <w:r>
         <w:rPr>
           <w:color w:val="B4B4B4"/>
@@ -840,7 +733,6 @@
         </w:rPr>
         <w:t>Form</w:t>
       </w:r>
-      <w:proofErr w:type="spellEnd"/>
     </w:p>
     <w:p>
       <w:pPr>
@@ -856,7 +748,6 @@
           <w:lang w:val="fr-FR"/>
         </w:rPr>
       </w:pPr>
-      <w:proofErr w:type="spellStart"/>
       <w:r>
         <w:rPr>
           <w:b/>
@@ -866,7 +757,6 @@
         </w:rPr>
         <w:t>Btn</w:t>
       </w:r>
-      <w:proofErr w:type="spellEnd"/>
       <w:r>
         <w:rPr>
           <w:highlight w:val="green"/>
@@ -924,16 +814,8 @@
         <w:rPr>
           <w:lang w:val="fr-FR"/>
         </w:rPr>
-        <w:t xml:space="preserve"> </w:t>
-      </w:r>
-      <w:proofErr w:type="spellStart"/>
-      <w:r>
-        <w:rPr>
-          <w:lang w:val="fr-FR"/>
-        </w:rPr>
-        <w:t>views</w:t>
-      </w:r>
-      <w:proofErr w:type="spellEnd"/>
+        <w:t xml:space="preserve"> views</w:t>
+      </w:r>
     </w:p>
     <w:p>
       <w:pPr>
@@ -1052,16 +934,8 @@
         <w:rPr>
           <w:lang w:val="fr-FR"/>
         </w:rPr>
-        <w:t xml:space="preserve">Création </w:t>
-      </w:r>
-      <w:proofErr w:type="spellStart"/>
-      <w:r>
-        <w:rPr>
-          <w:lang w:val="fr-FR"/>
-        </w:rPr>
-        <w:t>SecteurActivité</w:t>
-      </w:r>
-      <w:proofErr w:type="spellEnd"/>
+        <w:t>Création SecteurActivité</w:t>
+      </w:r>
     </w:p>
     <w:p>
       <w:pPr>
@@ -1129,30 +1003,8 @@
         <w:rPr>
           <w:lang w:val="fr-FR"/>
         </w:rPr>
-        <w:t xml:space="preserve">Nom, Email, </w:t>
-      </w:r>
-      <w:proofErr w:type="spellStart"/>
-      <w:r>
-        <w:rPr>
-          <w:lang w:val="fr-FR"/>
-        </w:rPr>
-        <w:t>NobreEmploye</w:t>
-      </w:r>
-      <w:proofErr w:type="spellEnd"/>
-      <w:r>
-        <w:rPr>
-          <w:lang w:val="fr-FR"/>
-        </w:rPr>
-        <w:t xml:space="preserve">, </w:t>
-      </w:r>
-      <w:proofErr w:type="spellStart"/>
-      <w:r>
-        <w:rPr>
-          <w:lang w:val="fr-FR"/>
-        </w:rPr>
-        <w:t>SecteurActiviteId</w:t>
-      </w:r>
-      <w:proofErr w:type="spellEnd"/>
+        <w:t>Nom, Email, NobreEmploye, SecteurActiviteId</w:t>
+      </w:r>
       <w:r>
         <w:rPr>
           <w:lang w:val="fr-FR"/>
@@ -1165,16 +1017,8 @@
           <w:lang w:val="fr-FR"/>
         </w:rPr>
         <w:br/>
-        <w:t xml:space="preserve">Champ notes liées à </w:t>
-      </w:r>
-      <w:proofErr w:type="spellStart"/>
-      <w:r>
-        <w:rPr>
-          <w:lang w:val="fr-FR"/>
-        </w:rPr>
-        <w:t>Resultat</w:t>
-      </w:r>
-      <w:proofErr w:type="spellEnd"/>
+        <w:t>Champ notes liées à Resultat</w:t>
+      </w:r>
     </w:p>
     <w:p>
       <w:pPr>
@@ -1260,48 +1104,20 @@
         <w:rPr>
           <w:lang w:val="fr-FR"/>
         </w:rPr>
-        <w:t xml:space="preserve"> (</w:t>
-      </w:r>
-      <w:proofErr w:type="spellStart"/>
-      <w:r>
-        <w:rPr>
-          <w:lang w:val="fr-FR"/>
-        </w:rPr>
-        <w:t>higlight</w:t>
-      </w:r>
-      <w:proofErr w:type="spellEnd"/>
-      <w:r>
-        <w:rPr>
-          <w:lang w:val="fr-FR"/>
-        </w:rPr>
-        <w:t>), modifiable si clic sur réponse opposée</w:t>
-      </w:r>
-    </w:p>
-    <w:p>
-      <w:pPr>
-        <w:rPr>
-          <w:lang w:val="fr-FR"/>
-        </w:rPr>
-      </w:pPr>
-      <w:r>
-        <w:rPr>
-          <w:lang w:val="fr-FR"/>
-        </w:rPr>
-        <w:t xml:space="preserve">Si la réponse est liée à une </w:t>
-      </w:r>
-      <w:proofErr w:type="spellStart"/>
-      <w:r>
-        <w:rPr>
-          <w:lang w:val="fr-FR"/>
-        </w:rPr>
-        <w:t>quetsionID</w:t>
-      </w:r>
-      <w:proofErr w:type="spellEnd"/>
-      <w:r>
-        <w:rPr>
-          <w:lang w:val="fr-FR"/>
-        </w:rPr>
-        <w:t>, une nouvelle question s’</w:t>
+        <w:t xml:space="preserve"> (higlight), modifiable si clic sur réponse opposée</w:t>
+      </w:r>
+    </w:p>
+    <w:p>
+      <w:pPr>
+        <w:rPr>
+          <w:lang w:val="fr-FR"/>
+        </w:rPr>
+      </w:pPr>
+      <w:r>
+        <w:rPr>
+          <w:lang w:val="fr-FR"/>
+        </w:rPr>
+        <w:t>Si la réponse est liée à une quetsionID, une nouvelle question s’</w:t>
       </w:r>
       <w:r>
         <w:rPr>
@@ -1326,21 +1142,7 @@
         <w:rPr>
           <w:lang w:val="fr-FR"/>
         </w:rPr>
-        <w:t>Champ notes lié à Résultat (</w:t>
-      </w:r>
-      <w:proofErr w:type="spellStart"/>
-      <w:r>
-        <w:rPr>
-          <w:lang w:val="fr-FR"/>
-        </w:rPr>
-        <w:t>concat</w:t>
-      </w:r>
-      <w:proofErr w:type="spellEnd"/>
-      <w:r>
-        <w:rPr>
-          <w:lang w:val="fr-FR"/>
-        </w:rPr>
-        <w:t xml:space="preserve"> de client)</w:t>
+        <w:t>Champ notes lié à Résultat (concat de client)</w:t>
       </w:r>
       <w:r>
         <w:rPr>
@@ -1391,49 +1193,7 @@
         <w:rPr>
           <w:lang w:val="fr-FR"/>
         </w:rPr>
-        <w:t xml:space="preserve">ou les notes de client et questions sont </w:t>
-      </w:r>
-      <w:proofErr w:type="spellStart"/>
-      <w:r>
-        <w:rPr>
-          <w:lang w:val="fr-FR"/>
-        </w:rPr>
-        <w:t>concat</w:t>
-      </w:r>
-      <w:proofErr w:type="spellEnd"/>
-      <w:r>
-        <w:rPr>
-          <w:lang w:val="fr-FR"/>
-        </w:rPr>
-        <w:t xml:space="preserve"> mais </w:t>
-      </w:r>
-      <w:proofErr w:type="spellStart"/>
-      <w:r>
-        <w:rPr>
-          <w:lang w:val="fr-FR"/>
-        </w:rPr>
-        <w:t>ou</w:t>
-      </w:r>
-      <w:proofErr w:type="spellEnd"/>
-      <w:r>
-        <w:rPr>
-          <w:lang w:val="fr-FR"/>
-        </w:rPr>
-        <w:t xml:space="preserve"> il peut encore </w:t>
-      </w:r>
-      <w:proofErr w:type="spellStart"/>
-      <w:r>
-        <w:rPr>
-          <w:lang w:val="fr-FR"/>
-        </w:rPr>
-        <w:t>concat</w:t>
-      </w:r>
-      <w:proofErr w:type="spellEnd"/>
-      <w:r>
-        <w:rPr>
-          <w:lang w:val="fr-FR"/>
-        </w:rPr>
-        <w:t xml:space="preserve"> plus de texte.</w:t>
+        <w:t>ou les notes de client et questions sont concat mais ou il peut encore concat plus de texte.</w:t>
       </w:r>
     </w:p>
     <w:p>
@@ -1499,23 +1259,7 @@
         <w:rPr>
           <w:lang w:val="fr-FR"/>
         </w:rPr>
-        <w:t xml:space="preserve"> rempli (ou </w:t>
-      </w:r>
-      <w:proofErr w:type="spellStart"/>
-      <w:proofErr w:type="gramStart"/>
-      <w:r>
-        <w:rPr>
-          <w:lang w:val="fr-FR"/>
-        </w:rPr>
-        <w:t>est il</w:t>
-      </w:r>
-      <w:proofErr w:type="spellEnd"/>
-      <w:proofErr w:type="gramEnd"/>
-      <w:r>
-        <w:rPr>
-          <w:lang w:val="fr-FR"/>
-        </w:rPr>
-        <w:t xml:space="preserve"> stocké ?)</w:t>
+        <w:t xml:space="preserve"> rempli (ou est il stocké ?)</w:t>
       </w:r>
     </w:p>
     <w:p>

--- a/logique de code.docx
+++ b/logique de code.docx
@@ -12,8 +12,115 @@
         <w:rPr>
           <w:lang w:val="fr-FR"/>
         </w:rPr>
+        <w:t>A FAIRE</w:t>
+      </w:r>
+    </w:p>
+    <w:p>
+      <w:pPr>
+        <w:pStyle w:val="Paragraphedeliste"/>
+        <w:numPr>
+          <w:ilvl w:val="0"/>
+          <w:numId w:val="6"/>
+        </w:numPr>
+        <w:rPr>
+          <w:lang w:val="fr-FR"/>
+        </w:rPr>
+      </w:pPr>
+      <w:r>
+        <w:rPr>
+          <w:lang w:val="fr-FR"/>
+        </w:rPr>
+        <w:t xml:space="preserve">Réunir touts les chat Claude dans le même chat du projet TPI </w:t>
+      </w:r>
+      <w:proofErr w:type="spellStart"/>
+      <w:r>
+        <w:rPr>
+          <w:lang w:val="fr-FR"/>
+        </w:rPr>
+        <w:t>Idec</w:t>
+      </w:r>
+      <w:proofErr w:type="spellEnd"/>
+      <w:r>
+        <w:rPr>
+          <w:lang w:val="fr-FR"/>
+        </w:rPr>
+        <w:t>.</w:t>
+      </w:r>
+    </w:p>
+    <w:p>
+      <w:pPr>
+        <w:pStyle w:val="Paragraphedeliste"/>
+        <w:rPr>
+          <w:lang w:val="fr-FR"/>
+        </w:rPr>
+      </w:pPr>
+      <w:r>
+        <w:rPr>
+          <w:lang w:val="fr-FR"/>
+        </w:rPr>
+        <w:t xml:space="preserve">Demander un résumé à tous les chats et le coller dans un </w:t>
+      </w:r>
+      <w:proofErr w:type="spellStart"/>
+      <w:r>
+        <w:rPr>
+          <w:lang w:val="fr-FR"/>
+        </w:rPr>
+        <w:t>word</w:t>
+      </w:r>
+      <w:proofErr w:type="spellEnd"/>
+      <w:r>
+        <w:rPr>
+          <w:lang w:val="fr-FR"/>
+        </w:rPr>
+        <w:t xml:space="preserve"> pour ensuite le coller dans un nouveau chat du projet pour pouvoir suivre tout sur la même conversation.</w:t>
+      </w:r>
+    </w:p>
+    <w:p>
+      <w:pPr>
+        <w:pStyle w:val="Paragraphedeliste"/>
+        <w:numPr>
+          <w:ilvl w:val="0"/>
+          <w:numId w:val="6"/>
+        </w:numPr>
+        <w:rPr>
+          <w:lang w:val="fr-FR"/>
+        </w:rPr>
+      </w:pPr>
+      <w:r>
+        <w:rPr>
+          <w:lang w:val="fr-FR"/>
+        </w:rPr>
+        <w:t>Faire le JS pour le formulaire Question</w:t>
+      </w:r>
+    </w:p>
+    <w:p>
+      <w:pPr>
+        <w:rPr>
+          <w:lang w:val="fr-FR"/>
+        </w:rPr>
+      </w:pPr>
+    </w:p>
+    <w:p>
+      <w:pPr>
+        <w:rPr>
+          <w:lang w:val="fr-FR"/>
+        </w:rPr>
+      </w:pPr>
+    </w:p>
+    <w:p>
+      <w:pPr>
+        <w:rPr>
+          <w:lang w:val="fr-FR"/>
+        </w:rPr>
+      </w:pPr>
+      <w:proofErr w:type="spellStart"/>
+      <w:r>
+        <w:rPr>
+          <w:lang w:val="fr-FR"/>
+        </w:rPr>
         <w:t>MainMenu</w:t>
       </w:r>
+      <w:proofErr w:type="spellEnd"/>
     </w:p>
     <w:p>
       <w:pPr>
@@ -47,6 +154,7 @@
           <w:lang w:val="fr-FR"/>
         </w:rPr>
       </w:pPr>
+      <w:proofErr w:type="spellStart"/>
       <w:r>
         <w:rPr>
           <w:b/>
@@ -56,6 +164,7 @@
         </w:rPr>
         <w:t>Btn</w:t>
       </w:r>
+      <w:proofErr w:type="spellEnd"/>
       <w:r>
         <w:rPr>
           <w:highlight w:val="green"/>
@@ -84,6 +193,7 @@
           <w:lang w:val="fr-FR"/>
         </w:rPr>
       </w:pPr>
+      <w:proofErr w:type="spellStart"/>
       <w:r>
         <w:rPr>
           <w:color w:val="0F9ED5" w:themeColor="accent4"/>
@@ -92,6 +202,7 @@
         </w:rPr>
         <w:t>NewClientForm</w:t>
       </w:r>
+      <w:proofErr w:type="spellEnd"/>
     </w:p>
     <w:p>
       <w:pPr>
@@ -119,6 +230,16 @@
         </w:rPr>
         <w:t xml:space="preserve"> </w:t>
       </w:r>
+    </w:p>
+    <w:p>
+      <w:pPr>
+        <w:pStyle w:val="Paragraphedeliste"/>
+        <w:ind w:left="2520"/>
+        <w:rPr>
+          <w:color w:val="196B24" w:themeColor="accent3"/>
+          <w:lang w:val="fr-FR"/>
+        </w:rPr>
+      </w:pPr>
       <w:r>
         <w:rPr>
           <w:i/>
@@ -128,7 +249,7 @@
           <w:szCs w:val="20"/>
           <w:lang w:val="fr-FR"/>
         </w:rPr>
-        <w:t xml:space="preserve">– </w:t>
+        <w:t>VOIR COMMENT FAIRE</w:t>
       </w:r>
       <w:r>
         <w:rPr>
@@ -139,7 +260,90 @@
           <w:szCs w:val="20"/>
           <w:lang w:val="fr-FR"/>
         </w:rPr>
-        <w:t>Trop compliqué pour le moment JS nécessaire. Je dois masquer et afficher des lignes en fonctions de questionId == Null et réponse == oui</w:t>
+        <w:br/>
+        <w:t xml:space="preserve">Il faut que le client qui vient d’être créé et ajouté à la DB suivent dans la </w:t>
+      </w:r>
+      <w:proofErr w:type="spellStart"/>
+      <w:r>
+        <w:rPr>
+          <w:i/>
+          <w:iCs/>
+          <w:color w:val="FFC000"/>
+          <w:sz w:val="20"/>
+          <w:szCs w:val="20"/>
+          <w:lang w:val="fr-FR"/>
+        </w:rPr>
+        <w:t>view</w:t>
+      </w:r>
+      <w:proofErr w:type="spellEnd"/>
+      <w:r>
+        <w:rPr>
+          <w:i/>
+          <w:iCs/>
+          <w:color w:val="FFC000"/>
+          <w:sz w:val="20"/>
+          <w:szCs w:val="20"/>
+          <w:lang w:val="fr-FR"/>
+        </w:rPr>
+        <w:t xml:space="preserve"> Question. Quand l’admin clique sur une des réponses oui/non, il faut que cela soit enregistré dans la table Répondre.</w:t>
+      </w:r>
+      <w:r>
+        <w:rPr>
+          <w:i/>
+          <w:iCs/>
+          <w:color w:val="FFC000"/>
+          <w:sz w:val="20"/>
+          <w:szCs w:val="20"/>
+          <w:lang w:val="fr-FR"/>
+        </w:rPr>
+        <w:br/>
+        <w:t xml:space="preserve">Au moment du </w:t>
+      </w:r>
+      <w:proofErr w:type="spellStart"/>
+      <w:r>
+        <w:rPr>
+          <w:i/>
+          <w:iCs/>
+          <w:color w:val="FFC000"/>
+          <w:sz w:val="20"/>
+          <w:szCs w:val="20"/>
+          <w:lang w:val="fr-FR"/>
+        </w:rPr>
+        <w:t>submit</w:t>
+      </w:r>
+      <w:proofErr w:type="spellEnd"/>
+      <w:r>
+        <w:rPr>
+          <w:i/>
+          <w:iCs/>
+          <w:color w:val="FFC000"/>
+          <w:sz w:val="20"/>
+          <w:szCs w:val="20"/>
+          <w:lang w:val="fr-FR"/>
+        </w:rPr>
+        <w:t>, il faut que les réponses soit enregistrée dans la DB</w:t>
+      </w:r>
+      <w:r>
+        <w:rPr>
+          <w:i/>
+          <w:iCs/>
+          <w:color w:val="FFC000"/>
+          <w:sz w:val="20"/>
+          <w:szCs w:val="20"/>
+          <w:lang w:val="fr-FR"/>
+        </w:rPr>
+        <w:br/>
+      </w:r>
+      <w:r>
+        <w:rPr>
+          <w:i/>
+          <w:iCs/>
+          <w:color w:val="FFC000"/>
+          <w:sz w:val="20"/>
+          <w:szCs w:val="20"/>
+          <w:lang w:val="fr-FR"/>
+        </w:rPr>
+        <w:t>Utilisation de JS (depuis une liste JSON pour réaliser ça. En attente de formation pour faire : Enregistrement des oui/non dans table répondre, visuel de oui/non quand sélectionné et enregistré</w:t>
       </w:r>
     </w:p>
     <w:p>
@@ -184,6 +388,142 @@
           <w:lang w:val="en-GB"/>
         </w:rPr>
         <w:t>es)</w:t>
+      </w:r>
+    </w:p>
+    <w:p>
+      <w:pPr>
+        <w:pStyle w:val="Paragraphedeliste"/>
+        <w:ind w:left="3240"/>
+        <w:rPr>
+          <w:i/>
+          <w:iCs/>
+          <w:color w:val="FFC000"/>
+          <w:sz w:val="20"/>
+          <w:szCs w:val="20"/>
+          <w:lang w:val="fr-FR"/>
+        </w:rPr>
+      </w:pPr>
+      <w:r>
+        <w:rPr>
+          <w:i/>
+          <w:iCs/>
+          <w:color w:val="FFC000"/>
+          <w:sz w:val="20"/>
+          <w:szCs w:val="20"/>
+          <w:lang w:val="fr-FR"/>
+        </w:rPr>
+        <w:t>VOIR COMMENT FAIRE</w:t>
+      </w:r>
+    </w:p>
+    <w:p>
+      <w:pPr>
+        <w:pStyle w:val="Paragraphedeliste"/>
+        <w:ind w:left="3240"/>
+        <w:rPr>
+          <w:i/>
+          <w:iCs/>
+          <w:color w:val="FFC000"/>
+          <w:sz w:val="20"/>
+          <w:szCs w:val="20"/>
+          <w:lang w:val="fr-FR"/>
+        </w:rPr>
+      </w:pPr>
+      <w:r>
+        <w:rPr>
+          <w:i/>
+          <w:iCs/>
+          <w:color w:val="FFC000"/>
+          <w:sz w:val="20"/>
+          <w:szCs w:val="20"/>
+          <w:lang w:val="fr-FR"/>
+        </w:rPr>
+        <w:t>Je dois afficher une ligne avec le nom, email, nb employé et secteur d’activité reçu de question (qui vient de nouveau client)</w:t>
+      </w:r>
+    </w:p>
+    <w:p>
+      <w:pPr>
+        <w:pStyle w:val="Paragraphedeliste"/>
+        <w:ind w:left="3240"/>
+        <w:rPr>
+          <w:i/>
+          <w:iCs/>
+          <w:color w:val="FFC000"/>
+          <w:sz w:val="20"/>
+          <w:szCs w:val="20"/>
+          <w:lang w:val="fr-FR"/>
+        </w:rPr>
+      </w:pPr>
+      <w:r>
+        <w:rPr>
+          <w:i/>
+          <w:iCs/>
+          <w:color w:val="FFC000"/>
+          <w:sz w:val="20"/>
+          <w:szCs w:val="20"/>
+          <w:lang w:val="fr-FR"/>
+        </w:rPr>
+        <w:t>Je dois afficher la liste des applications Odoo sélectionnées selon son questionnaire et son secteur d’activité</w:t>
+      </w:r>
+    </w:p>
+    <w:p>
+      <w:pPr>
+        <w:pStyle w:val="Paragraphedeliste"/>
+        <w:ind w:left="3240"/>
+        <w:rPr>
+          <w:i/>
+          <w:iCs/>
+          <w:color w:val="FFC000"/>
+          <w:sz w:val="20"/>
+          <w:szCs w:val="20"/>
+          <w:lang w:val="fr-FR"/>
+        </w:rPr>
+      </w:pPr>
+      <w:r>
+        <w:rPr>
+          <w:i/>
+          <w:iCs/>
+          <w:color w:val="FFC000"/>
+          <w:sz w:val="20"/>
+          <w:szCs w:val="20"/>
+          <w:lang w:val="fr-FR"/>
+        </w:rPr>
+        <w:t>Je dois afficher les notes (éditable)</w:t>
+      </w:r>
+      <w:r>
+        <w:rPr>
+          <w:i/>
+          <w:iCs/>
+          <w:color w:val="FFC000"/>
+          <w:sz w:val="20"/>
+          <w:szCs w:val="20"/>
+          <w:lang w:val="fr-FR"/>
+        </w:rPr>
+        <w:br/>
+        <w:t xml:space="preserve">Afficher un bouton terminé qui sera enregistré dans la </w:t>
+      </w:r>
+      <w:proofErr w:type="spellStart"/>
+      <w:r>
+        <w:rPr>
+          <w:i/>
+          <w:iCs/>
+          <w:color w:val="FFC000"/>
+          <w:sz w:val="20"/>
+          <w:szCs w:val="20"/>
+          <w:lang w:val="fr-FR"/>
+        </w:rPr>
+        <w:t>db</w:t>
+      </w:r>
+      <w:proofErr w:type="spellEnd"/>
+      <w:r>
+        <w:rPr>
+          <w:i/>
+          <w:iCs/>
+          <w:color w:val="FFC000"/>
+          <w:sz w:val="20"/>
+          <w:szCs w:val="20"/>
+          <w:lang w:val="fr-FR"/>
+        </w:rPr>
+        <w:t xml:space="preserve"> sous la table Résultat</w:t>
       </w:r>
     </w:p>
     <w:p>
@@ -200,6 +540,7 @@
           <w:lang w:val="fr-FR"/>
         </w:rPr>
       </w:pPr>
+      <w:proofErr w:type="spellStart"/>
       <w:r>
         <w:rPr>
           <w:b/>
@@ -209,6 +550,7 @@
         </w:rPr>
         <w:t>Btn</w:t>
       </w:r>
+      <w:proofErr w:type="spellEnd"/>
       <w:r>
         <w:rPr>
           <w:highlight w:val="green"/>
@@ -235,6 +577,7 @@
           <w:lang w:val="fr-FR"/>
         </w:rPr>
       </w:pPr>
+      <w:proofErr w:type="spellStart"/>
       <w:r>
         <w:rPr>
           <w:color w:val="E59EDC" w:themeColor="accent5" w:themeTint="66"/>
@@ -242,6 +585,7 @@
         </w:rPr>
         <w:t>DisplayClientList</w:t>
       </w:r>
+      <w:proofErr w:type="spellEnd"/>
       <w:r>
         <w:rPr>
           <w:color w:val="A02B93" w:themeColor="accent5"/>
@@ -253,35 +597,21 @@
         <w:rPr>
           <w:lang w:val="fr-FR"/>
         </w:rPr>
-        <w:t>3 boutons (mod. client, mod questionnaire, consulter resultat)</w:t>
-      </w:r>
-    </w:p>
-    <w:p>
-      <w:pPr>
-        <w:pStyle w:val="Paragraphedeliste"/>
-        <w:numPr>
-          <w:ilvl w:val="0"/>
-          <w:numId w:val="5"/>
-        </w:numPr>
-        <w:rPr>
-          <w:i/>
-          <w:iCs/>
-          <w:color w:val="FFC000"/>
-          <w:sz w:val="20"/>
-          <w:szCs w:val="20"/>
-          <w:lang w:val="fr-FR"/>
-        </w:rPr>
-      </w:pPr>
-      <w:r>
-        <w:rPr>
-          <w:i/>
-          <w:iCs/>
-          <w:color w:val="FFC000"/>
-          <w:sz w:val="20"/>
-          <w:szCs w:val="20"/>
-          <w:lang w:val="fr-FR"/>
-        </w:rPr>
-        <w:t>Reste les boutons a lier</w:t>
+        <w:t xml:space="preserve">3 boutons (mod. client, mod questionnaire, consulter </w:t>
+      </w:r>
+      <w:proofErr w:type="spellStart"/>
+      <w:r>
+        <w:rPr>
+          <w:lang w:val="fr-FR"/>
+        </w:rPr>
+        <w:t>resultat</w:t>
+      </w:r>
+      <w:proofErr w:type="spellEnd"/>
+      <w:r>
+        <w:rPr>
+          <w:lang w:val="fr-FR"/>
+        </w:rPr>
+        <w:t>)</w:t>
       </w:r>
     </w:p>
     <w:p>
@@ -298,6 +628,7 @@
           <w:lang w:val="fr-FR"/>
         </w:rPr>
       </w:pPr>
+      <w:proofErr w:type="spellStart"/>
       <w:r>
         <w:rPr>
           <w:b/>
@@ -306,6 +637,7 @@
         </w:rPr>
         <w:t>Btn</w:t>
       </w:r>
+      <w:proofErr w:type="spellEnd"/>
       <w:r>
         <w:rPr>
           <w:lang w:val="fr-FR"/>
@@ -330,6 +662,7 @@
           <w:lang w:val="fr-FR"/>
         </w:rPr>
       </w:pPr>
+      <w:proofErr w:type="spellStart"/>
       <w:r>
         <w:rPr>
           <w:color w:val="0F9ED5" w:themeColor="accent4"/>
@@ -337,12 +670,76 @@
         </w:rPr>
         <w:t>UpdateClient</w:t>
       </w:r>
+      <w:proofErr w:type="spellEnd"/>
       <w:r>
         <w:rPr>
           <w:lang w:val="fr-FR"/>
         </w:rPr>
         <w:t xml:space="preserve"> (remplie)</w:t>
       </w:r>
+      <w:r>
+        <w:rPr>
+          <w:lang w:val="fr-FR"/>
+        </w:rPr>
+        <w:br/>
+      </w:r>
+      <w:r>
+        <w:rPr>
+          <w:i/>
+          <w:iCs/>
+          <w:color w:val="FFC000"/>
+          <w:sz w:val="20"/>
+          <w:szCs w:val="20"/>
+          <w:lang w:val="fr-FR"/>
+        </w:rPr>
+        <w:t>ok</w:t>
+      </w:r>
+      <w:r>
+        <w:rPr>
+          <w:i/>
+          <w:iCs/>
+          <w:color w:val="FFC000"/>
+          <w:sz w:val="20"/>
+          <w:szCs w:val="20"/>
+          <w:lang w:val="fr-FR"/>
+        </w:rPr>
+        <w:t xml:space="preserve"> mais</w:t>
+      </w:r>
+      <w:r>
+        <w:rPr>
+          <w:i/>
+          <w:iCs/>
+          <w:color w:val="FFC000"/>
+          <w:sz w:val="20"/>
+          <w:szCs w:val="20"/>
+          <w:lang w:val="fr-FR"/>
+        </w:rPr>
+        <w:t xml:space="preserve"> manque les notes</w:t>
+      </w:r>
+      <w:r>
+        <w:rPr>
+          <w:i/>
+          <w:iCs/>
+          <w:color w:val="FFC000"/>
+          <w:sz w:val="20"/>
+          <w:szCs w:val="20"/>
+          <w:lang w:val="fr-FR"/>
+        </w:rPr>
+        <w:t xml:space="preserve"> de la table </w:t>
+      </w:r>
+      <w:proofErr w:type="spellStart"/>
+      <w:r>
+        <w:rPr>
+          <w:i/>
+          <w:iCs/>
+          <w:color w:val="FFC000"/>
+          <w:sz w:val="20"/>
+          <w:szCs w:val="20"/>
+          <w:lang w:val="fr-FR"/>
+        </w:rPr>
+        <w:t>Resultat</w:t>
+      </w:r>
+      <w:proofErr w:type="spellEnd"/>
     </w:p>
     <w:p>
       <w:pPr>
@@ -358,6 +755,7 @@
           <w:lang w:val="fr-FR"/>
         </w:rPr>
       </w:pPr>
+      <w:proofErr w:type="spellStart"/>
       <w:r>
         <w:rPr>
           <w:b/>
@@ -366,6 +764,7 @@
         </w:rPr>
         <w:t>Btn</w:t>
       </w:r>
+      <w:proofErr w:type="spellEnd"/>
       <w:r>
         <w:rPr>
           <w:lang w:val="fr-FR"/>
@@ -391,6 +790,7 @@
           <w:lang w:val="fr-FR"/>
         </w:rPr>
       </w:pPr>
+      <w:proofErr w:type="spellStart"/>
       <w:r>
         <w:rPr>
           <w:color w:val="196B24" w:themeColor="accent3"/>
@@ -398,6 +798,7 @@
         </w:rPr>
         <w:t>UpdateQuestion</w:t>
       </w:r>
+      <w:proofErr w:type="spellEnd"/>
       <w:r>
         <w:rPr>
           <w:color w:val="196B24" w:themeColor="accent3"/>
@@ -411,6 +812,44 @@
         </w:rPr>
         <w:t>(remplie)</w:t>
       </w:r>
+    </w:p>
+    <w:p>
+      <w:pPr>
+        <w:pStyle w:val="Paragraphedeliste"/>
+        <w:ind w:left="3240"/>
+        <w:rPr>
+          <w:i/>
+          <w:iCs/>
+          <w:color w:val="FFC000"/>
+          <w:sz w:val="20"/>
+          <w:szCs w:val="20"/>
+          <w:lang w:val="fr-FR"/>
+        </w:rPr>
+      </w:pPr>
+      <w:r>
+        <w:rPr>
+          <w:i/>
+          <w:iCs/>
+          <w:color w:val="FFC000"/>
+          <w:sz w:val="20"/>
+          <w:szCs w:val="20"/>
+          <w:lang w:val="fr-FR"/>
+        </w:rPr>
+        <w:t xml:space="preserve">Qui vient donc de la table Question et </w:t>
+      </w:r>
+      <w:proofErr w:type="spellStart"/>
+      <w:r>
+        <w:rPr>
+          <w:i/>
+          <w:iCs/>
+          <w:color w:val="FFC000"/>
+          <w:sz w:val="20"/>
+          <w:szCs w:val="20"/>
+          <w:lang w:val="fr-FR"/>
+        </w:rPr>
+        <w:t>Repondre</w:t>
+      </w:r>
+      <w:proofErr w:type="spellEnd"/>
     </w:p>
     <w:p>
       <w:pPr>
@@ -426,6 +865,7 @@
           <w:lang w:val="fr-FR"/>
         </w:rPr>
       </w:pPr>
+      <w:proofErr w:type="spellStart"/>
       <w:r>
         <w:rPr>
           <w:b/>
@@ -434,6 +874,7 @@
         </w:rPr>
         <w:t>Btn</w:t>
       </w:r>
+      <w:proofErr w:type="spellEnd"/>
       <w:r>
         <w:rPr>
           <w:lang w:val="fr-FR"/>
@@ -464,6 +905,7 @@
           <w:color w:val="E97132" w:themeColor="accent2"/>
           <w:lang w:val="fr-FR"/>
         </w:rPr>
+        <w:lastRenderedPageBreak/>
         <w:t>Result</w:t>
       </w:r>
       <w:r>
@@ -478,6 +920,55 @@
           <w:lang w:val="fr-FR"/>
         </w:rPr>
         <w:t>(remplie)</w:t>
+      </w:r>
+    </w:p>
+    <w:p>
+      <w:pPr>
+        <w:pStyle w:val="Paragraphedeliste"/>
+        <w:ind w:left="3240"/>
+        <w:rPr>
+          <w:i/>
+          <w:iCs/>
+          <w:color w:val="FFC000"/>
+          <w:sz w:val="20"/>
+          <w:szCs w:val="20"/>
+          <w:lang w:val="fr-FR"/>
+        </w:rPr>
+      </w:pPr>
+      <w:r>
+        <w:rPr>
+          <w:i/>
+          <w:iCs/>
+          <w:color w:val="FFC000"/>
+          <w:sz w:val="20"/>
+          <w:szCs w:val="20"/>
+          <w:lang w:val="fr-FR"/>
+        </w:rPr>
+        <w:t xml:space="preserve">Reprise de la table Result </w:t>
+      </w:r>
+      <w:proofErr w:type="spellStart"/>
+      <w:r>
+        <w:rPr>
+          <w:i/>
+          <w:iCs/>
+          <w:color w:val="FFC000"/>
+          <w:sz w:val="20"/>
+          <w:szCs w:val="20"/>
+          <w:lang w:val="fr-FR"/>
+        </w:rPr>
+        <w:t>enregitrée</w:t>
+      </w:r>
+      <w:proofErr w:type="spellEnd"/>
+      <w:r>
+        <w:rPr>
+          <w:i/>
+          <w:iCs/>
+          <w:color w:val="FFC000"/>
+          <w:sz w:val="20"/>
+          <w:szCs w:val="20"/>
+          <w:lang w:val="fr-FR"/>
+        </w:rPr>
+        <w:t xml:space="preserve"> = simple</w:t>
       </w:r>
     </w:p>
     <w:p>
@@ -494,6 +985,7 @@
           <w:lang w:val="fr-FR"/>
         </w:rPr>
       </w:pPr>
+      <w:proofErr w:type="spellStart"/>
       <w:r>
         <w:rPr>
           <w:b/>
@@ -503,6 +995,7 @@
         </w:rPr>
         <w:t>Btn</w:t>
       </w:r>
+      <w:proofErr w:type="spellEnd"/>
       <w:r>
         <w:rPr>
           <w:highlight w:val="green"/>
@@ -530,6 +1023,7 @@
           <w:lang w:val="fr-FR"/>
         </w:rPr>
       </w:pPr>
+      <w:proofErr w:type="spellStart"/>
       <w:r>
         <w:rPr>
           <w:color w:val="C00000"/>
@@ -538,6 +1032,7 @@
         </w:rPr>
         <w:t>SecteurActiviteList</w:t>
       </w:r>
+      <w:proofErr w:type="spellEnd"/>
       <w:r>
         <w:rPr>
           <w:highlight w:val="green"/>
@@ -558,6 +1053,7 @@
           <w:lang w:val="fr-FR"/>
         </w:rPr>
       </w:pPr>
+      <w:proofErr w:type="spellStart"/>
       <w:r>
         <w:rPr>
           <w:color w:val="8DD873" w:themeColor="accent6" w:themeTint="99"/>
@@ -572,6 +1068,7 @@
         </w:rPr>
         <w:t>Form</w:t>
       </w:r>
+      <w:proofErr w:type="spellEnd"/>
     </w:p>
     <w:p>
       <w:pPr>
@@ -587,6 +1084,7 @@
           <w:lang w:val="fr-FR"/>
         </w:rPr>
       </w:pPr>
+      <w:proofErr w:type="spellStart"/>
       <w:r>
         <w:rPr>
           <w:b/>
@@ -596,6 +1094,7 @@
         </w:rPr>
         <w:t>Btn</w:t>
       </w:r>
+      <w:proofErr w:type="spellEnd"/>
       <w:r>
         <w:rPr>
           <w:highlight w:val="green"/>
@@ -619,7 +1118,21 @@
         <w:rPr>
           <w:lang w:val="fr-FR"/>
         </w:rPr>
-        <w:t>Id, Nom, Description (ApplicationOdoo, Questions)</w:t>
+        <w:t>Id, Nom, Description (</w:t>
+      </w:r>
+      <w:proofErr w:type="spellStart"/>
+      <w:r>
+        <w:rPr>
+          <w:lang w:val="fr-FR"/>
+        </w:rPr>
+        <w:t>ApplicationOdoo</w:t>
+      </w:r>
+      <w:proofErr w:type="spellEnd"/>
+      <w:r>
+        <w:rPr>
+          <w:lang w:val="fr-FR"/>
+        </w:rPr>
+        <w:t>, Questions)</w:t>
       </w:r>
     </w:p>
     <w:p>
@@ -637,6 +1150,7 @@
           <w:lang w:val="fr-FR"/>
         </w:rPr>
       </w:pPr>
+      <w:proofErr w:type="spellStart"/>
       <w:r>
         <w:rPr>
           <w:b/>
@@ -646,6 +1160,7 @@
         </w:rPr>
         <w:t>Btn</w:t>
       </w:r>
+      <w:proofErr w:type="spellEnd"/>
       <w:r>
         <w:rPr>
           <w:color w:val="EE0000"/>
@@ -659,24 +1174,6 @@
           <w:lang w:val="fr-FR"/>
         </w:rPr>
         <w:t>Questionnaire</w:t>
-      </w:r>
-      <w:r>
-        <w:rPr>
-          <w:color w:val="EE0000"/>
-          <w:lang w:val="fr-FR"/>
-        </w:rPr>
-        <w:t xml:space="preserve"> </w:t>
-      </w:r>
-      <w:r>
-        <w:rPr>
-          <w:i/>
-          <w:iCs/>
-          <w:color w:val="FFC000"/>
-          <w:sz w:val="20"/>
-          <w:szCs w:val="20"/>
-          <w:lang w:val="fr-FR"/>
-        </w:rPr>
-        <w:t>– soucis avec la colonne QuestionId je veux le texte</w:t>
       </w:r>
     </w:p>
     <w:p>
@@ -691,6 +1188,7 @@
           <w:lang w:val="fr-FR"/>
         </w:rPr>
       </w:pPr>
+      <w:proofErr w:type="spellStart"/>
       <w:r>
         <w:rPr>
           <w:color w:val="215E99" w:themeColor="text2" w:themeTint="BF"/>
@@ -699,6 +1197,7 @@
         </w:rPr>
         <w:t>QuestionList</w:t>
       </w:r>
+      <w:proofErr w:type="spellEnd"/>
       <w:r>
         <w:rPr>
           <w:highlight w:val="green"/>
@@ -719,6 +1218,7 @@
           <w:lang w:val="fr-FR"/>
         </w:rPr>
       </w:pPr>
+      <w:proofErr w:type="spellStart"/>
       <w:r>
         <w:rPr>
           <w:color w:val="B4B4B4"/>
@@ -733,6 +1233,7 @@
         </w:rPr>
         <w:t>Form</w:t>
       </w:r>
+      <w:proofErr w:type="spellEnd"/>
     </w:p>
     <w:p>
       <w:pPr>
@@ -748,6 +1249,7 @@
           <w:lang w:val="fr-FR"/>
         </w:rPr>
       </w:pPr>
+      <w:proofErr w:type="spellStart"/>
       <w:r>
         <w:rPr>
           <w:b/>
@@ -757,6 +1259,7 @@
         </w:rPr>
         <w:t>Btn</w:t>
       </w:r>
+      <w:proofErr w:type="spellEnd"/>
       <w:r>
         <w:rPr>
           <w:highlight w:val="green"/>
@@ -814,8 +1317,16 @@
         <w:rPr>
           <w:lang w:val="fr-FR"/>
         </w:rPr>
-        <w:t xml:space="preserve"> views</w:t>
-      </w:r>
+        <w:t xml:space="preserve"> </w:t>
+      </w:r>
+      <w:proofErr w:type="spellStart"/>
+      <w:r>
+        <w:rPr>
+          <w:lang w:val="fr-FR"/>
+        </w:rPr>
+        <w:t>views</w:t>
+      </w:r>
+      <w:proofErr w:type="spellEnd"/>
     </w:p>
     <w:p>
       <w:pPr>
@@ -934,8 +1445,16 @@
         <w:rPr>
           <w:lang w:val="fr-FR"/>
         </w:rPr>
-        <w:t>Création SecteurActivité</w:t>
-      </w:r>
+        <w:t xml:space="preserve">Création </w:t>
+      </w:r>
+      <w:proofErr w:type="spellStart"/>
+      <w:r>
+        <w:rPr>
+          <w:lang w:val="fr-FR"/>
+        </w:rPr>
+        <w:t>SecteurActivité</w:t>
+      </w:r>
+      <w:proofErr w:type="spellEnd"/>
     </w:p>
     <w:p>
       <w:pPr>
@@ -1003,8 +1522,30 @@
         <w:rPr>
           <w:lang w:val="fr-FR"/>
         </w:rPr>
-        <w:t>Nom, Email, NobreEmploye, SecteurActiviteId</w:t>
-      </w:r>
+        <w:t xml:space="preserve">Nom, Email, </w:t>
+      </w:r>
+      <w:proofErr w:type="spellStart"/>
+      <w:r>
+        <w:rPr>
+          <w:lang w:val="fr-FR"/>
+        </w:rPr>
+        <w:t>NobreEmploye</w:t>
+      </w:r>
+      <w:proofErr w:type="spellEnd"/>
+      <w:r>
+        <w:rPr>
+          <w:lang w:val="fr-FR"/>
+        </w:rPr>
+        <w:t xml:space="preserve">, </w:t>
+      </w:r>
+      <w:proofErr w:type="spellStart"/>
+      <w:r>
+        <w:rPr>
+          <w:lang w:val="fr-FR"/>
+        </w:rPr>
+        <w:t>SecteurActiviteId</w:t>
+      </w:r>
+      <w:proofErr w:type="spellEnd"/>
       <w:r>
         <w:rPr>
           <w:lang w:val="fr-FR"/>
@@ -1017,8 +1558,16 @@
           <w:lang w:val="fr-FR"/>
         </w:rPr>
         <w:br/>
-        <w:t>Champ notes liées à Resultat</w:t>
-      </w:r>
+        <w:t xml:space="preserve">Champ notes liées à </w:t>
+      </w:r>
+      <w:proofErr w:type="spellStart"/>
+      <w:r>
+        <w:rPr>
+          <w:lang w:val="fr-FR"/>
+        </w:rPr>
+        <w:t>Resultat</w:t>
+      </w:r>
+      <w:proofErr w:type="spellEnd"/>
     </w:p>
     <w:p>
       <w:pPr>
@@ -1104,20 +1653,48 @@
         <w:rPr>
           <w:lang w:val="fr-FR"/>
         </w:rPr>
-        <w:t xml:space="preserve"> (higlight), modifiable si clic sur réponse opposée</w:t>
-      </w:r>
-    </w:p>
-    <w:p>
-      <w:pPr>
-        <w:rPr>
-          <w:lang w:val="fr-FR"/>
-        </w:rPr>
-      </w:pPr>
-      <w:r>
-        <w:rPr>
-          <w:lang w:val="fr-FR"/>
-        </w:rPr>
-        <w:t>Si la réponse est liée à une quetsionID, une nouvelle question s’</w:t>
+        <w:t xml:space="preserve"> (</w:t>
+      </w:r>
+      <w:proofErr w:type="spellStart"/>
+      <w:r>
+        <w:rPr>
+          <w:lang w:val="fr-FR"/>
+        </w:rPr>
+        <w:t>higlight</w:t>
+      </w:r>
+      <w:proofErr w:type="spellEnd"/>
+      <w:r>
+        <w:rPr>
+          <w:lang w:val="fr-FR"/>
+        </w:rPr>
+        <w:t>), modifiable si clic sur réponse opposée</w:t>
+      </w:r>
+    </w:p>
+    <w:p>
+      <w:pPr>
+        <w:rPr>
+          <w:lang w:val="fr-FR"/>
+        </w:rPr>
+      </w:pPr>
+      <w:r>
+        <w:rPr>
+          <w:lang w:val="fr-FR"/>
+        </w:rPr>
+        <w:t xml:space="preserve">Si la réponse est liée à une </w:t>
+      </w:r>
+      <w:proofErr w:type="spellStart"/>
+      <w:r>
+        <w:rPr>
+          <w:lang w:val="fr-FR"/>
+        </w:rPr>
+        <w:t>quetsionID</w:t>
+      </w:r>
+      <w:proofErr w:type="spellEnd"/>
+      <w:r>
+        <w:rPr>
+          <w:lang w:val="fr-FR"/>
+        </w:rPr>
+        <w:t>, une nouvelle question s’</w:t>
       </w:r>
       <w:r>
         <w:rPr>
@@ -1142,7 +1719,21 @@
         <w:rPr>
           <w:lang w:val="fr-FR"/>
         </w:rPr>
-        <w:t>Champ notes lié à Résultat (concat de client)</w:t>
+        <w:t>Champ notes lié à Résultat (</w:t>
+      </w:r>
+      <w:proofErr w:type="spellStart"/>
+      <w:r>
+        <w:rPr>
+          <w:lang w:val="fr-FR"/>
+        </w:rPr>
+        <w:t>concat</w:t>
+      </w:r>
+      <w:proofErr w:type="spellEnd"/>
+      <w:r>
+        <w:rPr>
+          <w:lang w:val="fr-FR"/>
+        </w:rPr>
+        <w:t xml:space="preserve"> de client)</w:t>
       </w:r>
       <w:r>
         <w:rPr>
@@ -1193,7 +1784,49 @@
         <w:rPr>
           <w:lang w:val="fr-FR"/>
         </w:rPr>
-        <w:t>ou les notes de client et questions sont concat mais ou il peut encore concat plus de texte.</w:t>
+        <w:t xml:space="preserve">ou les notes de client et questions sont </w:t>
+      </w:r>
+      <w:proofErr w:type="spellStart"/>
+      <w:r>
+        <w:rPr>
+          <w:lang w:val="fr-FR"/>
+        </w:rPr>
+        <w:t>concat</w:t>
+      </w:r>
+      <w:proofErr w:type="spellEnd"/>
+      <w:r>
+        <w:rPr>
+          <w:lang w:val="fr-FR"/>
+        </w:rPr>
+        <w:t xml:space="preserve"> mais </w:t>
+      </w:r>
+      <w:proofErr w:type="spellStart"/>
+      <w:r>
+        <w:rPr>
+          <w:lang w:val="fr-FR"/>
+        </w:rPr>
+        <w:t>ou</w:t>
+      </w:r>
+      <w:proofErr w:type="spellEnd"/>
+      <w:r>
+        <w:rPr>
+          <w:lang w:val="fr-FR"/>
+        </w:rPr>
+        <w:t xml:space="preserve"> il peut encore </w:t>
+      </w:r>
+      <w:proofErr w:type="spellStart"/>
+      <w:r>
+        <w:rPr>
+          <w:lang w:val="fr-FR"/>
+        </w:rPr>
+        <w:t>concat</w:t>
+      </w:r>
+      <w:proofErr w:type="spellEnd"/>
+      <w:r>
+        <w:rPr>
+          <w:lang w:val="fr-FR"/>
+        </w:rPr>
+        <w:t xml:space="preserve"> plus de texte.</w:t>
       </w:r>
     </w:p>
     <w:p>
@@ -1259,7 +1892,23 @@
         <w:rPr>
           <w:lang w:val="fr-FR"/>
         </w:rPr>
-        <w:t xml:space="preserve"> rempli (ou est il stocké ?)</w:t>
+        <w:t xml:space="preserve"> rempli (ou </w:t>
+      </w:r>
+      <w:proofErr w:type="spellStart"/>
+      <w:proofErr w:type="gramStart"/>
+      <w:r>
+        <w:rPr>
+          <w:lang w:val="fr-FR"/>
+        </w:rPr>
+        <w:t>est il</w:t>
+      </w:r>
+      <w:proofErr w:type="spellEnd"/>
+      <w:proofErr w:type="gramEnd"/>
+      <w:r>
+        <w:rPr>
+          <w:lang w:val="fr-FR"/>
+        </w:rPr>
+        <w:t xml:space="preserve"> stocké ?)</w:t>
       </w:r>
     </w:p>
     <w:p>
@@ -1726,6 +2375,95 @@
     </w:lvl>
   </w:abstractNum>
   <w:abstractNum w:abstractNumId="3" w15:restartNumberingAfterBreak="0">
+    <w:nsid w:val="5B510211"/>
+    <w:multiLevelType w:val="hybridMultilevel"/>
+    <w:tmpl w:val="613EF2A8"/>
+    <w:lvl w:ilvl="0" w:tplc="100C000F">
+      <w:start w:val="1"/>
+      <w:numFmt w:val="decimal"/>
+      <w:lvlText w:val="%1."/>
+      <w:lvlJc w:val="left"/>
+      <w:pPr>
+        <w:ind w:left="720" w:hanging="360"/>
+      </w:pPr>
+      <w:rPr>
+        <w:rFonts w:hint="default"/>
+      </w:rPr>
+    </w:lvl>
+    <w:lvl w:ilvl="1" w:tplc="100C0019" w:tentative="1">
+      <w:start w:val="1"/>
+      <w:numFmt w:val="lowerLetter"/>
+      <w:lvlText w:val="%2."/>
+      <w:lvlJc w:val="left"/>
+      <w:pPr>
+        <w:ind w:left="1440" w:hanging="360"/>
+      </w:pPr>
+    </w:lvl>
+    <w:lvl w:ilvl="2" w:tplc="100C001B" w:tentative="1">
+      <w:start w:val="1"/>
+      <w:numFmt w:val="lowerRoman"/>
+      <w:lvlText w:val="%3."/>
+      <w:lvlJc w:val="right"/>
+      <w:pPr>
+        <w:ind w:left="2160" w:hanging="180"/>
+      </w:pPr>
+    </w:lvl>
+    <w:lvl w:ilvl="3" w:tplc="100C000F" w:tentative="1">
+      <w:start w:val="1"/>
+      <w:numFmt w:val="decimal"/>
+      <w:lvlText w:val="%4."/>
+      <w:lvlJc w:val="left"/>
+      <w:pPr>
+        <w:ind w:left="2880" w:hanging="360"/>
+      </w:pPr>
+    </w:lvl>
+    <w:lvl w:ilvl="4" w:tplc="100C0019" w:tentative="1">
+      <w:start w:val="1"/>
+      <w:numFmt w:val="lowerLetter"/>
+      <w:lvlText w:val="%5."/>
+      <w:lvlJc w:val="left"/>
+      <w:pPr>
+        <w:ind w:left="3600" w:hanging="360"/>
+      </w:pPr>
+    </w:lvl>
+    <w:lvl w:ilvl="5" w:tplc="100C001B" w:tentative="1">
+      <w:start w:val="1"/>
+      <w:numFmt w:val="lowerRoman"/>
+      <w:lvlText w:val="%6."/>
+      <w:lvlJc w:val="right"/>
+      <w:pPr>
+        <w:ind w:left="4320" w:hanging="180"/>
+      </w:pPr>
+    </w:lvl>
+    <w:lvl w:ilvl="6" w:tplc="100C000F" w:tentative="1">
+      <w:start w:val="1"/>
+      <w:numFmt w:val="decimal"/>
+      <w:lvlText w:val="%7."/>
+      <w:lvlJc w:val="left"/>
+      <w:pPr>
+        <w:ind w:left="5040" w:hanging="360"/>
+      </w:pPr>
+    </w:lvl>
+    <w:lvl w:ilvl="7" w:tplc="100C0019" w:tentative="1">
+      <w:start w:val="1"/>
+      <w:numFmt w:val="lowerLetter"/>
+      <w:lvlText w:val="%8."/>
+      <w:lvlJc w:val="left"/>
+      <w:pPr>
+        <w:ind w:left="5760" w:hanging="360"/>
+      </w:pPr>
+    </w:lvl>
+    <w:lvl w:ilvl="8" w:tplc="100C001B" w:tentative="1">
+      <w:start w:val="1"/>
+      <w:numFmt w:val="lowerRoman"/>
+      <w:lvlText w:val="%9."/>
+      <w:lvlJc w:val="right"/>
+      <w:pPr>
+        <w:ind w:left="6480" w:hanging="180"/>
+      </w:pPr>
+    </w:lvl>
+  </w:abstractNum>
+  <w:abstractNum w:abstractNumId="4" w15:restartNumberingAfterBreak="0">
     <w:nsid w:val="6D762745"/>
     <w:multiLevelType w:val="hybridMultilevel"/>
     <w:tmpl w:val="E2A8D696"/>
@@ -1814,7 +2552,7 @@
       </w:pPr>
     </w:lvl>
   </w:abstractNum>
-  <w:abstractNum w:abstractNumId="4" w15:restartNumberingAfterBreak="0">
+  <w:abstractNum w:abstractNumId="5" w15:restartNumberingAfterBreak="0">
     <w:nsid w:val="7F71773C"/>
     <w:multiLevelType w:val="hybridMultilevel"/>
     <w:tmpl w:val="0A687100"/>
@@ -1904,19 +2642,22 @@
     </w:lvl>
   </w:abstractNum>
   <w:num w:numId="1" w16cid:durableId="73014860">
-    <w:abstractNumId w:val="3"/>
+    <w:abstractNumId w:val="4"/>
   </w:num>
   <w:num w:numId="2" w16cid:durableId="1334796613">
     <w:abstractNumId w:val="2"/>
   </w:num>
   <w:num w:numId="3" w16cid:durableId="969551527">
-    <w:abstractNumId w:val="4"/>
+    <w:abstractNumId w:val="5"/>
   </w:num>
   <w:num w:numId="4" w16cid:durableId="1491361125">
     <w:abstractNumId w:val="1"/>
   </w:num>
   <w:num w:numId="5" w16cid:durableId="1110970384">
     <w:abstractNumId w:val="0"/>
+  </w:num>
+  <w:num w:numId="6" w16cid:durableId="1584217616">
+    <w:abstractNumId w:val="3"/>
   </w:num>
 </w:numbering>
 </file>

--- a/logique de code.docx
+++ b/logique de code.docx
@@ -5,100 +5,492 @@
     <w:p>
       <w:pPr>
         <w:rPr>
-          <w:lang w:val="fr-FR"/>
-        </w:rPr>
-      </w:pPr>
-      <w:r>
-        <w:rPr>
-          <w:lang w:val="fr-FR"/>
-        </w:rPr>
-        <w:t>A FAIRE</w:t>
-      </w:r>
-    </w:p>
-    <w:p>
-      <w:pPr>
-        <w:pStyle w:val="Paragraphedeliste"/>
+          <w:b/>
+          <w:bCs/>
+        </w:rPr>
+      </w:pPr>
+      <w:r>
+        <w:rPr>
+          <w:b/>
+          <w:bCs/>
+        </w:rPr>
+        <w:t>To-do Développement</w:t>
+      </w:r>
+    </w:p>
+    <w:p>
+      <w:r>
+        <w:rPr>
+          <w:b/>
+          <w:bCs/>
+        </w:rPr>
+        <w:t>1. Base de données</w:t>
+      </w:r>
+    </w:p>
+    <w:p>
+      <w:pPr>
         <w:numPr>
           <w:ilvl w:val="0"/>
-          <w:numId w:val="6"/>
+          <w:numId w:val="8"/>
         </w:numPr>
-        <w:rPr>
-          <w:lang w:val="fr-FR"/>
-        </w:rPr>
-      </w:pPr>
-      <w:r>
-        <w:rPr>
-          <w:lang w:val="fr-FR"/>
-        </w:rPr>
-        <w:t xml:space="preserve">Réunir touts les chat Claude dans le même chat du projet TPI </w:t>
+      </w:pPr>
+      <w:r>
+        <w:t xml:space="preserve">Ajouter </w:t>
       </w:r>
       <w:proofErr w:type="spellStart"/>
       <w:r>
-        <w:rPr>
-          <w:lang w:val="fr-FR"/>
-        </w:rPr>
-        <w:t>Idec</w:t>
+        <w:t>NombreEmployeMin</w:t>
       </w:r>
       <w:proofErr w:type="spellEnd"/>
       <w:r>
-        <w:rPr>
-          <w:lang w:val="fr-FR"/>
-        </w:rPr>
-        <w:t>.</w:t>
-      </w:r>
-    </w:p>
-    <w:p>
-      <w:pPr>
-        <w:pStyle w:val="Paragraphedeliste"/>
-        <w:rPr>
-          <w:lang w:val="fr-FR"/>
-        </w:rPr>
-      </w:pPr>
-      <w:r>
-        <w:rPr>
-          <w:lang w:val="fr-FR"/>
-        </w:rPr>
-        <w:t xml:space="preserve">Demander un résumé à tous les chats et le coller dans un </w:t>
+        <w:t xml:space="preserve"> et </w:t>
       </w:r>
       <w:proofErr w:type="spellStart"/>
       <w:r>
-        <w:rPr>
-          <w:lang w:val="fr-FR"/>
-        </w:rPr>
-        <w:t>word</w:t>
+        <w:t>NombreEmployeMax</w:t>
       </w:r>
       <w:proofErr w:type="spellEnd"/>
       <w:r>
-        <w:rPr>
-          <w:lang w:val="fr-FR"/>
-        </w:rPr>
-        <w:t xml:space="preserve"> pour ensuite le coller dans un nouveau chat du projet pour pouvoir suivre tout sur la même conversation.</w:t>
-      </w:r>
-    </w:p>
-    <w:p>
-      <w:pPr>
-        <w:pStyle w:val="Paragraphedeliste"/>
+        <w:t xml:space="preserve"> (</w:t>
+      </w:r>
+      <w:proofErr w:type="spellStart"/>
+      <w:r>
+        <w:t>int</w:t>
+      </w:r>
+      <w:proofErr w:type="spellEnd"/>
+      <w:r>
+        <w:t xml:space="preserve">, </w:t>
+      </w:r>
+      <w:proofErr w:type="spellStart"/>
+      <w:r>
+        <w:t>nullable</w:t>
+      </w:r>
+      <w:proofErr w:type="spellEnd"/>
+      <w:r>
+        <w:t xml:space="preserve">) dans </w:t>
+      </w:r>
+      <w:proofErr w:type="spellStart"/>
+      <w:r>
+        <w:t>ApplicationOdoo</w:t>
+      </w:r>
+      <w:proofErr w:type="spellEnd"/>
+    </w:p>
+    <w:p>
+      <w:pPr>
         <w:numPr>
           <w:ilvl w:val="0"/>
-          <w:numId w:val="6"/>
+          <w:numId w:val="8"/>
         </w:numPr>
-        <w:rPr>
-          <w:lang w:val="fr-FR"/>
-        </w:rPr>
-      </w:pPr>
-      <w:r>
-        <w:rPr>
-          <w:lang w:val="fr-FR"/>
-        </w:rPr>
-        <w:t>Faire le JS pour le formulaire Question</w:t>
-      </w:r>
-    </w:p>
-    <w:p>
-      <w:pPr>
-        <w:rPr>
-          <w:lang w:val="fr-FR"/>
-        </w:rPr>
-      </w:pPr>
+      </w:pPr>
+      <w:r>
+        <w:t>Remplir les fourchettes dans l'Excel pour les 65 apps</w:t>
+      </w:r>
+    </w:p>
+    <w:p>
+      <w:pPr>
+        <w:numPr>
+          <w:ilvl w:val="0"/>
+          <w:numId w:val="8"/>
+        </w:numPr>
+      </w:pPr>
+      <w:r>
+        <w:t>Générer le script SQL de mise à jour</w:t>
+      </w:r>
+    </w:p>
+    <w:p>
+      <w:pPr>
+        <w:numPr>
+          <w:ilvl w:val="0"/>
+          <w:numId w:val="8"/>
+        </w:numPr>
+      </w:pPr>
+      <w:proofErr w:type="spellStart"/>
+      <w:r>
+        <w:t>Rescaffer</w:t>
+      </w:r>
+      <w:proofErr w:type="spellEnd"/>
+      <w:r>
+        <w:t xml:space="preserve"> EF Core</w:t>
+      </w:r>
+    </w:p>
+    <w:p>
+      <w:r>
+        <w:rPr>
+          <w:b/>
+          <w:bCs/>
+        </w:rPr>
+        <w:t>2. Code</w:t>
+      </w:r>
+    </w:p>
+    <w:p>
+      <w:pPr>
+        <w:numPr>
+          <w:ilvl w:val="0"/>
+          <w:numId w:val="9"/>
+        </w:numPr>
+      </w:pPr>
+      <w:r>
+        <w:t xml:space="preserve">Adapter le </w:t>
+      </w:r>
+      <w:proofErr w:type="spellStart"/>
+      <w:r>
+        <w:t>Where</w:t>
+      </w:r>
+      <w:proofErr w:type="spellEnd"/>
+      <w:r>
+        <w:t xml:space="preserve"> dans </w:t>
+      </w:r>
+      <w:proofErr w:type="spellStart"/>
+      <w:r>
+        <w:t>QuestionController</w:t>
+      </w:r>
+      <w:proofErr w:type="spellEnd"/>
+      <w:r>
+        <w:t xml:space="preserve"> POST pour filtrer par nombre d'employés</w:t>
+      </w:r>
+    </w:p>
+    <w:p>
+      <w:pPr>
+        <w:numPr>
+          <w:ilvl w:val="0"/>
+          <w:numId w:val="9"/>
+        </w:numPr>
+      </w:pPr>
+      <w:r>
+        <w:t xml:space="preserve">Supprimer le bouton "Nouveau" dans </w:t>
+      </w:r>
+      <w:proofErr w:type="spellStart"/>
+      <w:r>
+        <w:t>SecteurActivite</w:t>
+      </w:r>
+      <w:proofErr w:type="spellEnd"/>
+      <w:r>
+        <w:t xml:space="preserve"> (garder seulement consultation)</w:t>
+      </w:r>
+    </w:p>
+    <w:p>
+      <w:pPr>
+        <w:numPr>
+          <w:ilvl w:val="0"/>
+          <w:numId w:val="9"/>
+        </w:numPr>
+      </w:pPr>
+      <w:r>
+        <w:t>Supprimer le bouton "Nouveau" dans Question (garder seulement consultation)</w:t>
+      </w:r>
+    </w:p>
+    <w:p>
+      <w:pPr>
+        <w:numPr>
+          <w:ilvl w:val="0"/>
+          <w:numId w:val="9"/>
+        </w:numPr>
+      </w:pPr>
+      <w:r>
+        <w:t>Ajouter bouton "Applications Odoo" dans le menu principal</w:t>
+      </w:r>
+    </w:p>
+    <w:p>
+      <w:pPr>
+        <w:numPr>
+          <w:ilvl w:val="0"/>
+          <w:numId w:val="9"/>
+        </w:numPr>
+      </w:pPr>
+      <w:r>
+        <w:t xml:space="preserve">Créer </w:t>
+      </w:r>
+      <w:proofErr w:type="spellStart"/>
+      <w:r>
+        <w:t>ApplicationOdooController</w:t>
+      </w:r>
+      <w:proofErr w:type="spellEnd"/>
+      <w:r>
+        <w:t xml:space="preserve"> + vue de consultation</w:t>
+      </w:r>
+    </w:p>
+    <w:p>
+      <w:r>
+        <w:pict w14:anchorId="345A9BC9">
+          <v:rect id="_x0000_i1037" style="width:0;height:1.5pt" o:hralign="center" o:hrstd="t" o:hr="t" fillcolor="#a0a0a0" stroked="f"/>
+        </w:pict>
+      </w:r>
+    </w:p>
+    <w:p>
+      <w:pPr>
+        <w:rPr>
+          <w:b/>
+          <w:bCs/>
+        </w:rPr>
+      </w:pPr>
+      <w:r>
+        <w:rPr>
+          <w:b/>
+          <w:bCs/>
+        </w:rPr>
+        <w:t>To-do Tests</w:t>
+      </w:r>
+    </w:p>
+    <w:p>
+      <w:r>
+        <w:rPr>
+          <w:b/>
+          <w:bCs/>
+        </w:rPr>
+        <w:t>Fonctionnel</w:t>
+      </w:r>
+    </w:p>
+    <w:p>
+      <w:pPr>
+        <w:numPr>
+          <w:ilvl w:val="0"/>
+          <w:numId w:val="10"/>
+        </w:numPr>
+      </w:pPr>
+      <w:r>
+        <w:t>Créer un client et suivre tout le flux jusqu'au résultat</w:t>
+      </w:r>
+    </w:p>
+    <w:p>
+      <w:pPr>
+        <w:numPr>
+          <w:ilvl w:val="0"/>
+          <w:numId w:val="10"/>
+        </w:numPr>
+      </w:pPr>
+      <w:r>
+        <w:t>Vérifier que les apps essentielles du secteur apparaissent</w:t>
+      </w:r>
+    </w:p>
+    <w:p>
+      <w:pPr>
+        <w:numPr>
+          <w:ilvl w:val="0"/>
+          <w:numId w:val="10"/>
+        </w:numPr>
+      </w:pPr>
+      <w:r>
+        <w:t>Vérifier que les apps conditionnelles (questions Oui) apparaissent</w:t>
+      </w:r>
+    </w:p>
+    <w:p>
+      <w:pPr>
+        <w:numPr>
+          <w:ilvl w:val="0"/>
+          <w:numId w:val="10"/>
+        </w:numPr>
+      </w:pPr>
+      <w:r>
+        <w:t>Vérifier le filtre par nombre d'employés</w:t>
+      </w:r>
+    </w:p>
+    <w:p>
+      <w:pPr>
+        <w:numPr>
+          <w:ilvl w:val="0"/>
+          <w:numId w:val="10"/>
+        </w:numPr>
+      </w:pPr>
+      <w:r>
+        <w:t>Tester modifier client → recalcul résultat</w:t>
+      </w:r>
+    </w:p>
+    <w:p>
+      <w:r>
+        <w:rPr>
+          <w:b/>
+          <w:bCs/>
+        </w:rPr>
+        <w:t>Base de données</w:t>
+      </w:r>
+    </w:p>
+    <w:p>
+      <w:pPr>
+        <w:numPr>
+          <w:ilvl w:val="0"/>
+          <w:numId w:val="11"/>
+        </w:numPr>
+      </w:pPr>
+      <w:r>
+        <w:t xml:space="preserve">Vérifier les inserts dans </w:t>
+      </w:r>
+      <w:proofErr w:type="spellStart"/>
+      <w:r>
+        <w:t>Repondre</w:t>
+      </w:r>
+      <w:proofErr w:type="spellEnd"/>
+      <w:r>
+        <w:t xml:space="preserve">, </w:t>
+      </w:r>
+      <w:proofErr w:type="spellStart"/>
+      <w:r>
+        <w:t>Resultat</w:t>
+      </w:r>
+      <w:proofErr w:type="spellEnd"/>
+      <w:r>
+        <w:t xml:space="preserve">, </w:t>
+      </w:r>
+      <w:proofErr w:type="spellStart"/>
+      <w:r>
+        <w:t>CreationListe</w:t>
+      </w:r>
+      <w:proofErr w:type="spellEnd"/>
+    </w:p>
+    <w:p>
+      <w:pPr>
+        <w:numPr>
+          <w:ilvl w:val="0"/>
+          <w:numId w:val="11"/>
+        </w:numPr>
+      </w:pPr>
+      <w:r>
+        <w:t>Tester avec plusieurs clients différents</w:t>
+      </w:r>
+    </w:p>
+    <w:p>
+      <w:r>
+        <w:rPr>
+          <w:b/>
+          <w:bCs/>
+        </w:rPr>
+        <w:t>Validation / Exceptions</w:t>
+      </w:r>
+    </w:p>
+    <w:p>
+      <w:pPr>
+        <w:numPr>
+          <w:ilvl w:val="0"/>
+          <w:numId w:val="12"/>
+        </w:numPr>
+      </w:pPr>
+      <w:proofErr w:type="spellStart"/>
+      <w:r>
+        <w:t>NombreEmploye</w:t>
+      </w:r>
+      <w:proofErr w:type="spellEnd"/>
+      <w:r>
+        <w:t xml:space="preserve"> : valeur négative ou trop grande (ex. 15'000)</w:t>
+      </w:r>
+    </w:p>
+    <w:p>
+      <w:pPr>
+        <w:numPr>
+          <w:ilvl w:val="0"/>
+          <w:numId w:val="12"/>
+        </w:numPr>
+      </w:pPr>
+      <w:r>
+        <w:t xml:space="preserve">Email : sans @ ou </w:t>
+      </w:r>
+      <w:proofErr w:type="gramStart"/>
+      <w:r>
+        <w:t>sans .</w:t>
+      </w:r>
+      <w:proofErr w:type="spellStart"/>
+      <w:proofErr w:type="gramEnd"/>
+      <w:r>
+        <w:t>ch</w:t>
+      </w:r>
+      <w:proofErr w:type="spellEnd"/>
+      <w:r>
+        <w:t>/.com</w:t>
+      </w:r>
+    </w:p>
+    <w:p>
+      <w:pPr>
+        <w:numPr>
+          <w:ilvl w:val="0"/>
+          <w:numId w:val="12"/>
+        </w:numPr>
+      </w:pPr>
+      <w:r>
+        <w:lastRenderedPageBreak/>
+        <w:t>Nom client vide</w:t>
+      </w:r>
+    </w:p>
+    <w:p>
+      <w:pPr>
+        <w:numPr>
+          <w:ilvl w:val="0"/>
+          <w:numId w:val="12"/>
+        </w:numPr>
+      </w:pPr>
+      <w:r>
+        <w:t>Soumission du questionnaire sans répondre à toutes les questions</w:t>
+      </w:r>
+    </w:p>
+    <w:p>
+      <w:r>
+        <w:pict w14:anchorId="13172E76">
+          <v:rect id="_x0000_i1038" style="width:0;height:1.5pt" o:hralign="center" o:hrstd="t" o:hr="t" fillcolor="#a0a0a0" stroked="f"/>
+        </w:pict>
+      </w:r>
+    </w:p>
+    <w:p>
+      <w:pPr>
+        <w:rPr>
+          <w:b/>
+          <w:bCs/>
+        </w:rPr>
+      </w:pPr>
+      <w:r>
+        <w:rPr>
+          <w:b/>
+          <w:bCs/>
+        </w:rPr>
+        <w:t>To-do Style</w:t>
+      </w:r>
+    </w:p>
+    <w:p>
+      <w:pPr>
+        <w:numPr>
+          <w:ilvl w:val="0"/>
+          <w:numId w:val="13"/>
+        </w:numPr>
+      </w:pPr>
+      <w:r>
+        <w:t>Design général de l'application</w:t>
+      </w:r>
+    </w:p>
+    <w:p>
+      <w:pPr>
+        <w:numPr>
+          <w:ilvl w:val="0"/>
+          <w:numId w:val="13"/>
+        </w:numPr>
+      </w:pPr>
+      <w:r>
+        <w:t>Mise en page du résultat</w:t>
+      </w:r>
+    </w:p>
+    <w:p>
+      <w:pPr>
+        <w:numPr>
+          <w:ilvl w:val="0"/>
+          <w:numId w:val="13"/>
+        </w:numPr>
+      </w:pPr>
+      <w:r>
+        <w:t>Responsive / mobile</w:t>
+      </w:r>
+    </w:p>
+    <w:p>
+      <w:r>
+        <w:t>Par quoi tu veux commencer ?</w:t>
+      </w:r>
+    </w:p>
+    <w:p/>
+    <w:p>
+      <w:pPr>
+        <w:rPr>
+          <w:lang w:val="fr-FR"/>
+        </w:rPr>
+      </w:pPr>
+      <w:r>
+        <w:rPr>
+          <w:lang w:val="fr-FR"/>
+        </w:rPr>
+        <w:br w:type="page"/>
+      </w:r>
     </w:p>
     <w:p>
       <w:pPr>
@@ -234,121 +626,6 @@
     <w:p>
       <w:pPr>
         <w:pStyle w:val="Paragraphedeliste"/>
-        <w:ind w:left="2520"/>
-        <w:rPr>
-          <w:color w:val="196B24" w:themeColor="accent3"/>
-          <w:lang w:val="fr-FR"/>
-        </w:rPr>
-      </w:pPr>
-      <w:r>
-        <w:rPr>
-          <w:i/>
-          <w:iCs/>
-          <w:color w:val="FFC000"/>
-          <w:sz w:val="20"/>
-          <w:szCs w:val="20"/>
-          <w:lang w:val="fr-FR"/>
-        </w:rPr>
-        <w:t>VOIR COMMENT FAIRE</w:t>
-      </w:r>
-      <w:r>
-        <w:rPr>
-          <w:i/>
-          <w:iCs/>
-          <w:color w:val="FFC000"/>
-          <w:sz w:val="20"/>
-          <w:szCs w:val="20"/>
-          <w:lang w:val="fr-FR"/>
-        </w:rPr>
-        <w:br/>
-        <w:t xml:space="preserve">Il faut que le client qui vient d’être créé et ajouté à la DB suivent dans la </w:t>
-      </w:r>
-      <w:proofErr w:type="spellStart"/>
-      <w:r>
-        <w:rPr>
-          <w:i/>
-          <w:iCs/>
-          <w:color w:val="FFC000"/>
-          <w:sz w:val="20"/>
-          <w:szCs w:val="20"/>
-          <w:lang w:val="fr-FR"/>
-        </w:rPr>
-        <w:t>view</w:t>
-      </w:r>
-      <w:proofErr w:type="spellEnd"/>
-      <w:r>
-        <w:rPr>
-          <w:i/>
-          <w:iCs/>
-          <w:color w:val="FFC000"/>
-          <w:sz w:val="20"/>
-          <w:szCs w:val="20"/>
-          <w:lang w:val="fr-FR"/>
-        </w:rPr>
-        <w:t xml:space="preserve"> Question. Quand l’admin clique sur une des réponses oui/non, il faut que cela soit enregistré dans la table Répondre.</w:t>
-      </w:r>
-      <w:r>
-        <w:rPr>
-          <w:i/>
-          <w:iCs/>
-          <w:color w:val="FFC000"/>
-          <w:sz w:val="20"/>
-          <w:szCs w:val="20"/>
-          <w:lang w:val="fr-FR"/>
-        </w:rPr>
-        <w:br/>
-        <w:t xml:space="preserve">Au moment du </w:t>
-      </w:r>
-      <w:proofErr w:type="spellStart"/>
-      <w:r>
-        <w:rPr>
-          <w:i/>
-          <w:iCs/>
-          <w:color w:val="FFC000"/>
-          <w:sz w:val="20"/>
-          <w:szCs w:val="20"/>
-          <w:lang w:val="fr-FR"/>
-        </w:rPr>
-        <w:t>submit</w:t>
-      </w:r>
-      <w:proofErr w:type="spellEnd"/>
-      <w:r>
-        <w:rPr>
-          <w:i/>
-          <w:iCs/>
-          <w:color w:val="FFC000"/>
-          <w:sz w:val="20"/>
-          <w:szCs w:val="20"/>
-          <w:lang w:val="fr-FR"/>
-        </w:rPr>
-        <w:t>, il faut que les réponses soit enregistrée dans la DB</w:t>
-      </w:r>
-      <w:r>
-        <w:rPr>
-          <w:i/>
-          <w:iCs/>
-          <w:color w:val="FFC000"/>
-          <w:sz w:val="20"/>
-          <w:szCs w:val="20"/>
-          <w:lang w:val="fr-FR"/>
-        </w:rPr>
-        <w:br/>
-      </w:r>
-      <w:r>
-        <w:rPr>
-          <w:i/>
-          <w:iCs/>
-          <w:color w:val="FFC000"/>
-          <w:sz w:val="20"/>
-          <w:szCs w:val="20"/>
-          <w:lang w:val="fr-FR"/>
-        </w:rPr>
-        <w:t>Utilisation de JS (depuis une liste JSON pour réaliser ça. En attente de formation pour faire : Enregistrement des oui/non dans table répondre, visuel de oui/non quand sélectionné et enregistré</w:t>
-      </w:r>
-    </w:p>
-    <w:p>
-      <w:pPr>
-        <w:pStyle w:val="Paragraphedeliste"/>
         <w:numPr>
           <w:ilvl w:val="3"/>
           <w:numId w:val="5"/>
@@ -905,7 +1182,6 @@
           <w:color w:val="E97132" w:themeColor="accent2"/>
           <w:lang w:val="fr-FR"/>
         </w:rPr>
-        <w:lastRenderedPageBreak/>
         <w:t>Result</w:t>
       </w:r>
       <w:r>
@@ -1311,6 +1587,7 @@
         <w:rPr>
           <w:lang w:val="fr-FR"/>
         </w:rPr>
+        <w:lastRenderedPageBreak/>
         <w:t>8</w:t>
       </w:r>
       <w:r>
@@ -2036,6 +2313,155 @@
 <file path=word/numbering.xml><?xml version="1.0" encoding="utf-8"?>
 <w:numbering xmlns:wpc="http://schemas.microsoft.com/office/word/2010/wordprocessingCanvas" xmlns:cx="http://schemas.microsoft.com/office/drawing/2014/chartex" xmlns:cx1="http://schemas.microsoft.com/office/drawing/2015/9/8/chartex" xmlns:cx2="http://schemas.microsoft.com/office/drawing/2015/10/21/chartex" xmlns:cx3="http://schemas.microsoft.com/office/drawing/2016/5/9/chartex" xmlns:cx4="http://schemas.microsoft.com/office/drawing/2016/5/10/chartex" xmlns:cx5="http://schemas.microsoft.com/office/drawing/2016/5/11/chartex" xmlns:cx6="http://schemas.microsoft.com/office/drawing/2016/5/12/chartex" xmlns:cx7="http://schemas.microsoft.com/office/drawing/2016/5/13/chartex" xmlns:cx8="http://schemas.microsoft.com/office/drawing/2016/5/14/chartex" xmlns:mc="http://schemas.openxmlformats.org/markup-compatibility/2006" xmlns:aink="http://schemas.microsoft.com/office/drawing/2016/ink" xmlns:am3d="http://schemas.microsoft.com/office/drawing/2017/model3d" xmlns:o="urn:schemas-microsoft-com:office:office" xmlns:oel="http://schemas.microsoft.com/office/2019/extlst" xmlns:r="http://schemas.openxmlformats.org/officeDocument/2006/relationships" xmlns:m="http://schemas.openxmlformats.org/officeDocument/2006/math" xmlns:v="urn:schemas-microsoft-com:vml" xmlns:wp14="http://schemas.microsoft.com/office/word/2010/wordprocessingDrawing" xmlns:wp="http://schemas.openxmlformats.org/drawingml/2006/wordprocessingDrawing" xmlns:w10="urn:schemas-microsoft-com:office:word" xmlns:w="http://schemas.openxmlformats.org/wordprocessingml/2006/main" xmlns:w14="http://schemas.microsoft.com/office/word/2010/wordml" xmlns:w15="http://schemas.microsoft.com/office/word/2012/wordml" xmlns:w16cex="http://schemas.microsoft.com/office/word/2018/wordml/cex" xmlns:w16cid="http://schemas.microsoft.com/office/word/2016/wordml/cid" xmlns:w16="http://schemas.microsoft.com/office/word/2018/wordml" xmlns:w16du="http://schemas.microsoft.com/office/word/2023/wordml/word16du" xmlns:w16sdtdh="http://schemas.microsoft.com/office/word/2020/wordml/sdtdatahash" xmlns:w16sdtfl="http://schemas.microsoft.com/office/word/2024/wordml/sdtformatlock" xmlns:w16se="http://schemas.microsoft.com/office/word/2015/wordml/symex" xmlns:wpg="http://schemas.microsoft.com/office/word/2010/wordprocessingGroup" xmlns:wpi="http://schemas.microsoft.com/office/word/2010/wordprocessingInk" xmlns:wne="http://schemas.microsoft.com/office/word/2006/wordml" xmlns:wps="http://schemas.microsoft.com/office/word/2010/wordprocessingShape" mc:Ignorable="w14 w15 w16se w16cid w16 w16cex w16sdtdh w16sdtfl w16du wp14">
   <w:abstractNum w:abstractNumId="0" w15:restartNumberingAfterBreak="0">
+    <w:nsid w:val="0345161A"/>
+    <w:multiLevelType w:val="multilevel"/>
+    <w:tmpl w:val="43BAB4A4"/>
+    <w:lvl w:ilvl="0">
+      <w:start w:val="1"/>
+      <w:numFmt w:val="bullet"/>
+      <w:lvlText w:val=""/>
+      <w:lvlJc w:val="left"/>
+      <w:pPr>
+        <w:tabs>
+          <w:tab w:val="num" w:pos="720"/>
+        </w:tabs>
+        <w:ind w:left="720" w:hanging="360"/>
+      </w:pPr>
+      <w:rPr>
+        <w:rFonts w:ascii="Symbol" w:hAnsi="Symbol" w:hint="default"/>
+        <w:sz w:val="20"/>
+      </w:rPr>
+    </w:lvl>
+    <w:lvl w:ilvl="1" w:tentative="1">
+      <w:start w:val="1"/>
+      <w:numFmt w:val="bullet"/>
+      <w:lvlText w:val="o"/>
+      <w:lvlJc w:val="left"/>
+      <w:pPr>
+        <w:tabs>
+          <w:tab w:val="num" w:pos="1440"/>
+        </w:tabs>
+        <w:ind w:left="1440" w:hanging="360"/>
+      </w:pPr>
+      <w:rPr>
+        <w:rFonts w:ascii="Courier New" w:hAnsi="Courier New" w:hint="default"/>
+        <w:sz w:val="20"/>
+      </w:rPr>
+    </w:lvl>
+    <w:lvl w:ilvl="2" w:tentative="1">
+      <w:start w:val="1"/>
+      <w:numFmt w:val="bullet"/>
+      <w:lvlText w:val=""/>
+      <w:lvlJc w:val="left"/>
+      <w:pPr>
+        <w:tabs>
+          <w:tab w:val="num" w:pos="2160"/>
+        </w:tabs>
+        <w:ind w:left="2160" w:hanging="360"/>
+      </w:pPr>
+      <w:rPr>
+        <w:rFonts w:ascii="Wingdings" w:hAnsi="Wingdings" w:hint="default"/>
+        <w:sz w:val="20"/>
+      </w:rPr>
+    </w:lvl>
+    <w:lvl w:ilvl="3" w:tentative="1">
+      <w:start w:val="1"/>
+      <w:numFmt w:val="bullet"/>
+      <w:lvlText w:val=""/>
+      <w:lvlJc w:val="left"/>
+      <w:pPr>
+        <w:tabs>
+          <w:tab w:val="num" w:pos="2880"/>
+        </w:tabs>
+        <w:ind w:left="2880" w:hanging="360"/>
+      </w:pPr>
+      <w:rPr>
+        <w:rFonts w:ascii="Wingdings" w:hAnsi="Wingdings" w:hint="default"/>
+        <w:sz w:val="20"/>
+      </w:rPr>
+    </w:lvl>
+    <w:lvl w:ilvl="4" w:tentative="1">
+      <w:start w:val="1"/>
+      <w:numFmt w:val="bullet"/>
+      <w:lvlText w:val=""/>
+      <w:lvlJc w:val="left"/>
+      <w:pPr>
+        <w:tabs>
+          <w:tab w:val="num" w:pos="3600"/>
+        </w:tabs>
+        <w:ind w:left="3600" w:hanging="360"/>
+      </w:pPr>
+      <w:rPr>
+        <w:rFonts w:ascii="Wingdings" w:hAnsi="Wingdings" w:hint="default"/>
+        <w:sz w:val="20"/>
+      </w:rPr>
+    </w:lvl>
+    <w:lvl w:ilvl="5" w:tentative="1">
+      <w:start w:val="1"/>
+      <w:numFmt w:val="bullet"/>
+      <w:lvlText w:val=""/>
+      <w:lvlJc w:val="left"/>
+      <w:pPr>
+        <w:tabs>
+          <w:tab w:val="num" w:pos="4320"/>
+        </w:tabs>
+        <w:ind w:left="4320" w:hanging="360"/>
+      </w:pPr>
+      <w:rPr>
+        <w:rFonts w:ascii="Wingdings" w:hAnsi="Wingdings" w:hint="default"/>
+        <w:sz w:val="20"/>
+      </w:rPr>
+    </w:lvl>
+    <w:lvl w:ilvl="6" w:tentative="1">
+      <w:start w:val="1"/>
+      <w:numFmt w:val="bullet"/>
+      <w:lvlText w:val=""/>
+      <w:lvlJc w:val="left"/>
+      <w:pPr>
+        <w:tabs>
+          <w:tab w:val="num" w:pos="5040"/>
+        </w:tabs>
+        <w:ind w:left="5040" w:hanging="360"/>
+      </w:pPr>
+      <w:rPr>
+        <w:rFonts w:ascii="Wingdings" w:hAnsi="Wingdings" w:hint="default"/>
+        <w:sz w:val="20"/>
+      </w:rPr>
+    </w:lvl>
+    <w:lvl w:ilvl="7" w:tentative="1">
+      <w:start w:val="1"/>
+      <w:numFmt w:val="bullet"/>
+      <w:lvlText w:val=""/>
+      <w:lvlJc w:val="left"/>
+      <w:pPr>
+        <w:tabs>
+          <w:tab w:val="num" w:pos="5760"/>
+        </w:tabs>
+        <w:ind w:left="5760" w:hanging="360"/>
+      </w:pPr>
+      <w:rPr>
+        <w:rFonts w:ascii="Wingdings" w:hAnsi="Wingdings" w:hint="default"/>
+        <w:sz w:val="20"/>
+      </w:rPr>
+    </w:lvl>
+    <w:lvl w:ilvl="8" w:tentative="1">
+      <w:start w:val="1"/>
+      <w:numFmt w:val="bullet"/>
+      <w:lvlText w:val=""/>
+      <w:lvlJc w:val="left"/>
+      <w:pPr>
+        <w:tabs>
+          <w:tab w:val="num" w:pos="6480"/>
+        </w:tabs>
+        <w:ind w:left="6480" w:hanging="360"/>
+      </w:pPr>
+      <w:rPr>
+        <w:rFonts w:ascii="Wingdings" w:hAnsi="Wingdings" w:hint="default"/>
+        <w:sz w:val="20"/>
+      </w:rPr>
+    </w:lvl>
+  </w:abstractNum>
+  <w:abstractNum w:abstractNumId="1" w15:restartNumberingAfterBreak="0">
     <w:nsid w:val="160C1001"/>
     <w:multiLevelType w:val="hybridMultilevel"/>
     <w:tmpl w:val="8A82389C"/>
@@ -2148,7 +2574,156 @@
       </w:rPr>
     </w:lvl>
   </w:abstractNum>
-  <w:abstractNum w:abstractNumId="1" w15:restartNumberingAfterBreak="0">
+  <w:abstractNum w:abstractNumId="2" w15:restartNumberingAfterBreak="0">
+    <w:nsid w:val="294A364B"/>
+    <w:multiLevelType w:val="multilevel"/>
+    <w:tmpl w:val="1812B178"/>
+    <w:lvl w:ilvl="0">
+      <w:start w:val="1"/>
+      <w:numFmt w:val="bullet"/>
+      <w:lvlText w:val=""/>
+      <w:lvlJc w:val="left"/>
+      <w:pPr>
+        <w:tabs>
+          <w:tab w:val="num" w:pos="720"/>
+        </w:tabs>
+        <w:ind w:left="720" w:hanging="360"/>
+      </w:pPr>
+      <w:rPr>
+        <w:rFonts w:ascii="Symbol" w:hAnsi="Symbol" w:hint="default"/>
+        <w:sz w:val="20"/>
+      </w:rPr>
+    </w:lvl>
+    <w:lvl w:ilvl="1" w:tentative="1">
+      <w:start w:val="1"/>
+      <w:numFmt w:val="bullet"/>
+      <w:lvlText w:val="o"/>
+      <w:lvlJc w:val="left"/>
+      <w:pPr>
+        <w:tabs>
+          <w:tab w:val="num" w:pos="1440"/>
+        </w:tabs>
+        <w:ind w:left="1440" w:hanging="360"/>
+      </w:pPr>
+      <w:rPr>
+        <w:rFonts w:ascii="Courier New" w:hAnsi="Courier New" w:hint="default"/>
+        <w:sz w:val="20"/>
+      </w:rPr>
+    </w:lvl>
+    <w:lvl w:ilvl="2" w:tentative="1">
+      <w:start w:val="1"/>
+      <w:numFmt w:val="bullet"/>
+      <w:lvlText w:val=""/>
+      <w:lvlJc w:val="left"/>
+      <w:pPr>
+        <w:tabs>
+          <w:tab w:val="num" w:pos="2160"/>
+        </w:tabs>
+        <w:ind w:left="2160" w:hanging="360"/>
+      </w:pPr>
+      <w:rPr>
+        <w:rFonts w:ascii="Wingdings" w:hAnsi="Wingdings" w:hint="default"/>
+        <w:sz w:val="20"/>
+      </w:rPr>
+    </w:lvl>
+    <w:lvl w:ilvl="3" w:tentative="1">
+      <w:start w:val="1"/>
+      <w:numFmt w:val="bullet"/>
+      <w:lvlText w:val=""/>
+      <w:lvlJc w:val="left"/>
+      <w:pPr>
+        <w:tabs>
+          <w:tab w:val="num" w:pos="2880"/>
+        </w:tabs>
+        <w:ind w:left="2880" w:hanging="360"/>
+      </w:pPr>
+      <w:rPr>
+        <w:rFonts w:ascii="Wingdings" w:hAnsi="Wingdings" w:hint="default"/>
+        <w:sz w:val="20"/>
+      </w:rPr>
+    </w:lvl>
+    <w:lvl w:ilvl="4" w:tentative="1">
+      <w:start w:val="1"/>
+      <w:numFmt w:val="bullet"/>
+      <w:lvlText w:val=""/>
+      <w:lvlJc w:val="left"/>
+      <w:pPr>
+        <w:tabs>
+          <w:tab w:val="num" w:pos="3600"/>
+        </w:tabs>
+        <w:ind w:left="3600" w:hanging="360"/>
+      </w:pPr>
+      <w:rPr>
+        <w:rFonts w:ascii="Wingdings" w:hAnsi="Wingdings" w:hint="default"/>
+        <w:sz w:val="20"/>
+      </w:rPr>
+    </w:lvl>
+    <w:lvl w:ilvl="5" w:tentative="1">
+      <w:start w:val="1"/>
+      <w:numFmt w:val="bullet"/>
+      <w:lvlText w:val=""/>
+      <w:lvlJc w:val="left"/>
+      <w:pPr>
+        <w:tabs>
+          <w:tab w:val="num" w:pos="4320"/>
+        </w:tabs>
+        <w:ind w:left="4320" w:hanging="360"/>
+      </w:pPr>
+      <w:rPr>
+        <w:rFonts w:ascii="Wingdings" w:hAnsi="Wingdings" w:hint="default"/>
+        <w:sz w:val="20"/>
+      </w:rPr>
+    </w:lvl>
+    <w:lvl w:ilvl="6" w:tentative="1">
+      <w:start w:val="1"/>
+      <w:numFmt w:val="bullet"/>
+      <w:lvlText w:val=""/>
+      <w:lvlJc w:val="left"/>
+      <w:pPr>
+        <w:tabs>
+          <w:tab w:val="num" w:pos="5040"/>
+        </w:tabs>
+        <w:ind w:left="5040" w:hanging="360"/>
+      </w:pPr>
+      <w:rPr>
+        <w:rFonts w:ascii="Wingdings" w:hAnsi="Wingdings" w:hint="default"/>
+        <w:sz w:val="20"/>
+      </w:rPr>
+    </w:lvl>
+    <w:lvl w:ilvl="7" w:tentative="1">
+      <w:start w:val="1"/>
+      <w:numFmt w:val="bullet"/>
+      <w:lvlText w:val=""/>
+      <w:lvlJc w:val="left"/>
+      <w:pPr>
+        <w:tabs>
+          <w:tab w:val="num" w:pos="5760"/>
+        </w:tabs>
+        <w:ind w:left="5760" w:hanging="360"/>
+      </w:pPr>
+      <w:rPr>
+        <w:rFonts w:ascii="Wingdings" w:hAnsi="Wingdings" w:hint="default"/>
+        <w:sz w:val="20"/>
+      </w:rPr>
+    </w:lvl>
+    <w:lvl w:ilvl="8" w:tentative="1">
+      <w:start w:val="1"/>
+      <w:numFmt w:val="bullet"/>
+      <w:lvlText w:val=""/>
+      <w:lvlJc w:val="left"/>
+      <w:pPr>
+        <w:tabs>
+          <w:tab w:val="num" w:pos="6480"/>
+        </w:tabs>
+        <w:ind w:left="6480" w:hanging="360"/>
+      </w:pPr>
+      <w:rPr>
+        <w:rFonts w:ascii="Wingdings" w:hAnsi="Wingdings" w:hint="default"/>
+        <w:sz w:val="20"/>
+      </w:rPr>
+    </w:lvl>
+  </w:abstractNum>
+  <w:abstractNum w:abstractNumId="3" w15:restartNumberingAfterBreak="0">
     <w:nsid w:val="2B547A5D"/>
     <w:multiLevelType w:val="hybridMultilevel"/>
     <w:tmpl w:val="BA4EEC14"/>
@@ -2261,7 +2836,245 @@
       </w:rPr>
     </w:lvl>
   </w:abstractNum>
-  <w:abstractNum w:abstractNumId="2" w15:restartNumberingAfterBreak="0">
+  <w:abstractNum w:abstractNumId="4" w15:restartNumberingAfterBreak="0">
+    <w:nsid w:val="34846292"/>
+    <w:multiLevelType w:val="multilevel"/>
+    <w:tmpl w:val="82E06FD6"/>
+    <w:lvl w:ilvl="0">
+      <w:start w:val="1"/>
+      <w:numFmt w:val="bullet"/>
+      <w:lvlText w:val=""/>
+      <w:lvlJc w:val="left"/>
+      <w:pPr>
+        <w:tabs>
+          <w:tab w:val="num" w:pos="720"/>
+        </w:tabs>
+        <w:ind w:left="720" w:hanging="360"/>
+      </w:pPr>
+      <w:rPr>
+        <w:rFonts w:ascii="Symbol" w:hAnsi="Symbol" w:hint="default"/>
+        <w:sz w:val="20"/>
+      </w:rPr>
+    </w:lvl>
+    <w:lvl w:ilvl="1" w:tentative="1">
+      <w:start w:val="1"/>
+      <w:numFmt w:val="bullet"/>
+      <w:lvlText w:val="o"/>
+      <w:lvlJc w:val="left"/>
+      <w:pPr>
+        <w:tabs>
+          <w:tab w:val="num" w:pos="1440"/>
+        </w:tabs>
+        <w:ind w:left="1440" w:hanging="360"/>
+      </w:pPr>
+      <w:rPr>
+        <w:rFonts w:ascii="Courier New" w:hAnsi="Courier New" w:hint="default"/>
+        <w:sz w:val="20"/>
+      </w:rPr>
+    </w:lvl>
+    <w:lvl w:ilvl="2" w:tentative="1">
+      <w:start w:val="1"/>
+      <w:numFmt w:val="bullet"/>
+      <w:lvlText w:val=""/>
+      <w:lvlJc w:val="left"/>
+      <w:pPr>
+        <w:tabs>
+          <w:tab w:val="num" w:pos="2160"/>
+        </w:tabs>
+        <w:ind w:left="2160" w:hanging="360"/>
+      </w:pPr>
+      <w:rPr>
+        <w:rFonts w:ascii="Wingdings" w:hAnsi="Wingdings" w:hint="default"/>
+        <w:sz w:val="20"/>
+      </w:rPr>
+    </w:lvl>
+    <w:lvl w:ilvl="3" w:tentative="1">
+      <w:start w:val="1"/>
+      <w:numFmt w:val="bullet"/>
+      <w:lvlText w:val=""/>
+      <w:lvlJc w:val="left"/>
+      <w:pPr>
+        <w:tabs>
+          <w:tab w:val="num" w:pos="2880"/>
+        </w:tabs>
+        <w:ind w:left="2880" w:hanging="360"/>
+      </w:pPr>
+      <w:rPr>
+        <w:rFonts w:ascii="Wingdings" w:hAnsi="Wingdings" w:hint="default"/>
+        <w:sz w:val="20"/>
+      </w:rPr>
+    </w:lvl>
+    <w:lvl w:ilvl="4" w:tentative="1">
+      <w:start w:val="1"/>
+      <w:numFmt w:val="bullet"/>
+      <w:lvlText w:val=""/>
+      <w:lvlJc w:val="left"/>
+      <w:pPr>
+        <w:tabs>
+          <w:tab w:val="num" w:pos="3600"/>
+        </w:tabs>
+        <w:ind w:left="3600" w:hanging="360"/>
+      </w:pPr>
+      <w:rPr>
+        <w:rFonts w:ascii="Wingdings" w:hAnsi="Wingdings" w:hint="default"/>
+        <w:sz w:val="20"/>
+      </w:rPr>
+    </w:lvl>
+    <w:lvl w:ilvl="5" w:tentative="1">
+      <w:start w:val="1"/>
+      <w:numFmt w:val="bullet"/>
+      <w:lvlText w:val=""/>
+      <w:lvlJc w:val="left"/>
+      <w:pPr>
+        <w:tabs>
+          <w:tab w:val="num" w:pos="4320"/>
+        </w:tabs>
+        <w:ind w:left="4320" w:hanging="360"/>
+      </w:pPr>
+      <w:rPr>
+        <w:rFonts w:ascii="Wingdings" w:hAnsi="Wingdings" w:hint="default"/>
+        <w:sz w:val="20"/>
+      </w:rPr>
+    </w:lvl>
+    <w:lvl w:ilvl="6" w:tentative="1">
+      <w:start w:val="1"/>
+      <w:numFmt w:val="bullet"/>
+      <w:lvlText w:val=""/>
+      <w:lvlJc w:val="left"/>
+      <w:pPr>
+        <w:tabs>
+          <w:tab w:val="num" w:pos="5040"/>
+        </w:tabs>
+        <w:ind w:left="5040" w:hanging="360"/>
+      </w:pPr>
+      <w:rPr>
+        <w:rFonts w:ascii="Wingdings" w:hAnsi="Wingdings" w:hint="default"/>
+        <w:sz w:val="20"/>
+      </w:rPr>
+    </w:lvl>
+    <w:lvl w:ilvl="7" w:tentative="1">
+      <w:start w:val="1"/>
+      <w:numFmt w:val="bullet"/>
+      <w:lvlText w:val=""/>
+      <w:lvlJc w:val="left"/>
+      <w:pPr>
+        <w:tabs>
+          <w:tab w:val="num" w:pos="5760"/>
+        </w:tabs>
+        <w:ind w:left="5760" w:hanging="360"/>
+      </w:pPr>
+      <w:rPr>
+        <w:rFonts w:ascii="Wingdings" w:hAnsi="Wingdings" w:hint="default"/>
+        <w:sz w:val="20"/>
+      </w:rPr>
+    </w:lvl>
+    <w:lvl w:ilvl="8" w:tentative="1">
+      <w:start w:val="1"/>
+      <w:numFmt w:val="bullet"/>
+      <w:lvlText w:val=""/>
+      <w:lvlJc w:val="left"/>
+      <w:pPr>
+        <w:tabs>
+          <w:tab w:val="num" w:pos="6480"/>
+        </w:tabs>
+        <w:ind w:left="6480" w:hanging="360"/>
+      </w:pPr>
+      <w:rPr>
+        <w:rFonts w:ascii="Wingdings" w:hAnsi="Wingdings" w:hint="default"/>
+        <w:sz w:val="20"/>
+      </w:rPr>
+    </w:lvl>
+  </w:abstractNum>
+  <w:abstractNum w:abstractNumId="5" w15:restartNumberingAfterBreak="0">
+    <w:nsid w:val="3FFF4A9B"/>
+    <w:multiLevelType w:val="hybridMultilevel"/>
+    <w:tmpl w:val="F4FE6D36"/>
+    <w:lvl w:ilvl="0" w:tplc="100C000F">
+      <w:start w:val="1"/>
+      <w:numFmt w:val="decimal"/>
+      <w:lvlText w:val="%1."/>
+      <w:lvlJc w:val="left"/>
+      <w:pPr>
+        <w:ind w:left="720" w:hanging="360"/>
+      </w:pPr>
+      <w:rPr>
+        <w:rFonts w:hint="default"/>
+      </w:rPr>
+    </w:lvl>
+    <w:lvl w:ilvl="1" w:tplc="100C0019">
+      <w:start w:val="1"/>
+      <w:numFmt w:val="lowerLetter"/>
+      <w:lvlText w:val="%2."/>
+      <w:lvlJc w:val="left"/>
+      <w:pPr>
+        <w:ind w:left="1440" w:hanging="360"/>
+      </w:pPr>
+    </w:lvl>
+    <w:lvl w:ilvl="2" w:tplc="100C001B">
+      <w:start w:val="1"/>
+      <w:numFmt w:val="lowerRoman"/>
+      <w:lvlText w:val="%3."/>
+      <w:lvlJc w:val="right"/>
+      <w:pPr>
+        <w:ind w:left="2160" w:hanging="180"/>
+      </w:pPr>
+    </w:lvl>
+    <w:lvl w:ilvl="3" w:tplc="100C000F" w:tentative="1">
+      <w:start w:val="1"/>
+      <w:numFmt w:val="decimal"/>
+      <w:lvlText w:val="%4."/>
+      <w:lvlJc w:val="left"/>
+      <w:pPr>
+        <w:ind w:left="2880" w:hanging="360"/>
+      </w:pPr>
+    </w:lvl>
+    <w:lvl w:ilvl="4" w:tplc="100C0019" w:tentative="1">
+      <w:start w:val="1"/>
+      <w:numFmt w:val="lowerLetter"/>
+      <w:lvlText w:val="%5."/>
+      <w:lvlJc w:val="left"/>
+      <w:pPr>
+        <w:ind w:left="3600" w:hanging="360"/>
+      </w:pPr>
+    </w:lvl>
+    <w:lvl w:ilvl="5" w:tplc="100C001B" w:tentative="1">
+      <w:start w:val="1"/>
+      <w:numFmt w:val="lowerRoman"/>
+      <w:lvlText w:val="%6."/>
+      <w:lvlJc w:val="right"/>
+      <w:pPr>
+        <w:ind w:left="4320" w:hanging="180"/>
+      </w:pPr>
+    </w:lvl>
+    <w:lvl w:ilvl="6" w:tplc="100C000F" w:tentative="1">
+      <w:start w:val="1"/>
+      <w:numFmt w:val="decimal"/>
+      <w:lvlText w:val="%7."/>
+      <w:lvlJc w:val="left"/>
+      <w:pPr>
+        <w:ind w:left="5040" w:hanging="360"/>
+      </w:pPr>
+    </w:lvl>
+    <w:lvl w:ilvl="7" w:tplc="100C0019" w:tentative="1">
+      <w:start w:val="1"/>
+      <w:numFmt w:val="lowerLetter"/>
+      <w:lvlText w:val="%8."/>
+      <w:lvlJc w:val="left"/>
+      <w:pPr>
+        <w:ind w:left="5760" w:hanging="360"/>
+      </w:pPr>
+    </w:lvl>
+    <w:lvl w:ilvl="8" w:tplc="100C001B" w:tentative="1">
+      <w:start w:val="1"/>
+      <w:numFmt w:val="lowerRoman"/>
+      <w:lvlText w:val="%9."/>
+      <w:lvlJc w:val="right"/>
+      <w:pPr>
+        <w:ind w:left="6480" w:hanging="180"/>
+      </w:pPr>
+    </w:lvl>
+  </w:abstractNum>
+  <w:abstractNum w:abstractNumId="6" w15:restartNumberingAfterBreak="0">
     <w:nsid w:val="515C004E"/>
     <w:multiLevelType w:val="hybridMultilevel"/>
     <w:tmpl w:val="06E00886"/>
@@ -2374,7 +3187,156 @@
       </w:rPr>
     </w:lvl>
   </w:abstractNum>
-  <w:abstractNum w:abstractNumId="3" w15:restartNumberingAfterBreak="0">
+  <w:abstractNum w:abstractNumId="7" w15:restartNumberingAfterBreak="0">
+    <w:nsid w:val="55C82F3A"/>
+    <w:multiLevelType w:val="multilevel"/>
+    <w:tmpl w:val="DE40F76E"/>
+    <w:lvl w:ilvl="0">
+      <w:start w:val="1"/>
+      <w:numFmt w:val="bullet"/>
+      <w:lvlText w:val=""/>
+      <w:lvlJc w:val="left"/>
+      <w:pPr>
+        <w:tabs>
+          <w:tab w:val="num" w:pos="720"/>
+        </w:tabs>
+        <w:ind w:left="720" w:hanging="360"/>
+      </w:pPr>
+      <w:rPr>
+        <w:rFonts w:ascii="Symbol" w:hAnsi="Symbol" w:hint="default"/>
+        <w:sz w:val="20"/>
+      </w:rPr>
+    </w:lvl>
+    <w:lvl w:ilvl="1" w:tentative="1">
+      <w:start w:val="1"/>
+      <w:numFmt w:val="bullet"/>
+      <w:lvlText w:val="o"/>
+      <w:lvlJc w:val="left"/>
+      <w:pPr>
+        <w:tabs>
+          <w:tab w:val="num" w:pos="1440"/>
+        </w:tabs>
+        <w:ind w:left="1440" w:hanging="360"/>
+      </w:pPr>
+      <w:rPr>
+        <w:rFonts w:ascii="Courier New" w:hAnsi="Courier New" w:hint="default"/>
+        <w:sz w:val="20"/>
+      </w:rPr>
+    </w:lvl>
+    <w:lvl w:ilvl="2" w:tentative="1">
+      <w:start w:val="1"/>
+      <w:numFmt w:val="bullet"/>
+      <w:lvlText w:val=""/>
+      <w:lvlJc w:val="left"/>
+      <w:pPr>
+        <w:tabs>
+          <w:tab w:val="num" w:pos="2160"/>
+        </w:tabs>
+        <w:ind w:left="2160" w:hanging="360"/>
+      </w:pPr>
+      <w:rPr>
+        <w:rFonts w:ascii="Wingdings" w:hAnsi="Wingdings" w:hint="default"/>
+        <w:sz w:val="20"/>
+      </w:rPr>
+    </w:lvl>
+    <w:lvl w:ilvl="3" w:tentative="1">
+      <w:start w:val="1"/>
+      <w:numFmt w:val="bullet"/>
+      <w:lvlText w:val=""/>
+      <w:lvlJc w:val="left"/>
+      <w:pPr>
+        <w:tabs>
+          <w:tab w:val="num" w:pos="2880"/>
+        </w:tabs>
+        <w:ind w:left="2880" w:hanging="360"/>
+      </w:pPr>
+      <w:rPr>
+        <w:rFonts w:ascii="Wingdings" w:hAnsi="Wingdings" w:hint="default"/>
+        <w:sz w:val="20"/>
+      </w:rPr>
+    </w:lvl>
+    <w:lvl w:ilvl="4" w:tentative="1">
+      <w:start w:val="1"/>
+      <w:numFmt w:val="bullet"/>
+      <w:lvlText w:val=""/>
+      <w:lvlJc w:val="left"/>
+      <w:pPr>
+        <w:tabs>
+          <w:tab w:val="num" w:pos="3600"/>
+        </w:tabs>
+        <w:ind w:left="3600" w:hanging="360"/>
+      </w:pPr>
+      <w:rPr>
+        <w:rFonts w:ascii="Wingdings" w:hAnsi="Wingdings" w:hint="default"/>
+        <w:sz w:val="20"/>
+      </w:rPr>
+    </w:lvl>
+    <w:lvl w:ilvl="5" w:tentative="1">
+      <w:start w:val="1"/>
+      <w:numFmt w:val="bullet"/>
+      <w:lvlText w:val=""/>
+      <w:lvlJc w:val="left"/>
+      <w:pPr>
+        <w:tabs>
+          <w:tab w:val="num" w:pos="4320"/>
+        </w:tabs>
+        <w:ind w:left="4320" w:hanging="360"/>
+      </w:pPr>
+      <w:rPr>
+        <w:rFonts w:ascii="Wingdings" w:hAnsi="Wingdings" w:hint="default"/>
+        <w:sz w:val="20"/>
+      </w:rPr>
+    </w:lvl>
+    <w:lvl w:ilvl="6" w:tentative="1">
+      <w:start w:val="1"/>
+      <w:numFmt w:val="bullet"/>
+      <w:lvlText w:val=""/>
+      <w:lvlJc w:val="left"/>
+      <w:pPr>
+        <w:tabs>
+          <w:tab w:val="num" w:pos="5040"/>
+        </w:tabs>
+        <w:ind w:left="5040" w:hanging="360"/>
+      </w:pPr>
+      <w:rPr>
+        <w:rFonts w:ascii="Wingdings" w:hAnsi="Wingdings" w:hint="default"/>
+        <w:sz w:val="20"/>
+      </w:rPr>
+    </w:lvl>
+    <w:lvl w:ilvl="7" w:tentative="1">
+      <w:start w:val="1"/>
+      <w:numFmt w:val="bullet"/>
+      <w:lvlText w:val=""/>
+      <w:lvlJc w:val="left"/>
+      <w:pPr>
+        <w:tabs>
+          <w:tab w:val="num" w:pos="5760"/>
+        </w:tabs>
+        <w:ind w:left="5760" w:hanging="360"/>
+      </w:pPr>
+      <w:rPr>
+        <w:rFonts w:ascii="Wingdings" w:hAnsi="Wingdings" w:hint="default"/>
+        <w:sz w:val="20"/>
+      </w:rPr>
+    </w:lvl>
+    <w:lvl w:ilvl="8" w:tentative="1">
+      <w:start w:val="1"/>
+      <w:numFmt w:val="bullet"/>
+      <w:lvlText w:val=""/>
+      <w:lvlJc w:val="left"/>
+      <w:pPr>
+        <w:tabs>
+          <w:tab w:val="num" w:pos="6480"/>
+        </w:tabs>
+        <w:ind w:left="6480" w:hanging="360"/>
+      </w:pPr>
+      <w:rPr>
+        <w:rFonts w:ascii="Wingdings" w:hAnsi="Wingdings" w:hint="default"/>
+        <w:sz w:val="20"/>
+      </w:rPr>
+    </w:lvl>
+  </w:abstractNum>
+  <w:abstractNum w:abstractNumId="8" w15:restartNumberingAfterBreak="0">
     <w:nsid w:val="5B510211"/>
     <w:multiLevelType w:val="hybridMultilevel"/>
     <w:tmpl w:val="613EF2A8"/>
@@ -2463,7 +3425,7 @@
       </w:pPr>
     </w:lvl>
   </w:abstractNum>
-  <w:abstractNum w:abstractNumId="4" w15:restartNumberingAfterBreak="0">
+  <w:abstractNum w:abstractNumId="9" w15:restartNumberingAfterBreak="0">
     <w:nsid w:val="6D762745"/>
     <w:multiLevelType w:val="hybridMultilevel"/>
     <w:tmpl w:val="E2A8D696"/>
@@ -2552,7 +3514,305 @@
       </w:pPr>
     </w:lvl>
   </w:abstractNum>
-  <w:abstractNum w:abstractNumId="5" w15:restartNumberingAfterBreak="0">
+  <w:abstractNum w:abstractNumId="10" w15:restartNumberingAfterBreak="0">
+    <w:nsid w:val="74873CEC"/>
+    <w:multiLevelType w:val="multilevel"/>
+    <w:tmpl w:val="C82CB95C"/>
+    <w:lvl w:ilvl="0">
+      <w:start w:val="1"/>
+      <w:numFmt w:val="bullet"/>
+      <w:lvlText w:val=""/>
+      <w:lvlJc w:val="left"/>
+      <w:pPr>
+        <w:tabs>
+          <w:tab w:val="num" w:pos="720"/>
+        </w:tabs>
+        <w:ind w:left="720" w:hanging="360"/>
+      </w:pPr>
+      <w:rPr>
+        <w:rFonts w:ascii="Symbol" w:hAnsi="Symbol" w:hint="default"/>
+        <w:sz w:val="20"/>
+      </w:rPr>
+    </w:lvl>
+    <w:lvl w:ilvl="1" w:tentative="1">
+      <w:start w:val="1"/>
+      <w:numFmt w:val="bullet"/>
+      <w:lvlText w:val="o"/>
+      <w:lvlJc w:val="left"/>
+      <w:pPr>
+        <w:tabs>
+          <w:tab w:val="num" w:pos="1440"/>
+        </w:tabs>
+        <w:ind w:left="1440" w:hanging="360"/>
+      </w:pPr>
+      <w:rPr>
+        <w:rFonts w:ascii="Courier New" w:hAnsi="Courier New" w:hint="default"/>
+        <w:sz w:val="20"/>
+      </w:rPr>
+    </w:lvl>
+    <w:lvl w:ilvl="2" w:tentative="1">
+      <w:start w:val="1"/>
+      <w:numFmt w:val="bullet"/>
+      <w:lvlText w:val=""/>
+      <w:lvlJc w:val="left"/>
+      <w:pPr>
+        <w:tabs>
+          <w:tab w:val="num" w:pos="2160"/>
+        </w:tabs>
+        <w:ind w:left="2160" w:hanging="360"/>
+      </w:pPr>
+      <w:rPr>
+        <w:rFonts w:ascii="Wingdings" w:hAnsi="Wingdings" w:hint="default"/>
+        <w:sz w:val="20"/>
+      </w:rPr>
+    </w:lvl>
+    <w:lvl w:ilvl="3" w:tentative="1">
+      <w:start w:val="1"/>
+      <w:numFmt w:val="bullet"/>
+      <w:lvlText w:val=""/>
+      <w:lvlJc w:val="left"/>
+      <w:pPr>
+        <w:tabs>
+          <w:tab w:val="num" w:pos="2880"/>
+        </w:tabs>
+        <w:ind w:left="2880" w:hanging="360"/>
+      </w:pPr>
+      <w:rPr>
+        <w:rFonts w:ascii="Wingdings" w:hAnsi="Wingdings" w:hint="default"/>
+        <w:sz w:val="20"/>
+      </w:rPr>
+    </w:lvl>
+    <w:lvl w:ilvl="4" w:tentative="1">
+      <w:start w:val="1"/>
+      <w:numFmt w:val="bullet"/>
+      <w:lvlText w:val=""/>
+      <w:lvlJc w:val="left"/>
+      <w:pPr>
+        <w:tabs>
+          <w:tab w:val="num" w:pos="3600"/>
+        </w:tabs>
+        <w:ind w:left="3600" w:hanging="360"/>
+      </w:pPr>
+      <w:rPr>
+        <w:rFonts w:ascii="Wingdings" w:hAnsi="Wingdings" w:hint="default"/>
+        <w:sz w:val="20"/>
+      </w:rPr>
+    </w:lvl>
+    <w:lvl w:ilvl="5" w:tentative="1">
+      <w:start w:val="1"/>
+      <w:numFmt w:val="bullet"/>
+      <w:lvlText w:val=""/>
+      <w:lvlJc w:val="left"/>
+      <w:pPr>
+        <w:tabs>
+          <w:tab w:val="num" w:pos="4320"/>
+        </w:tabs>
+        <w:ind w:left="4320" w:hanging="360"/>
+      </w:pPr>
+      <w:rPr>
+        <w:rFonts w:ascii="Wingdings" w:hAnsi="Wingdings" w:hint="default"/>
+        <w:sz w:val="20"/>
+      </w:rPr>
+    </w:lvl>
+    <w:lvl w:ilvl="6" w:tentative="1">
+      <w:start w:val="1"/>
+      <w:numFmt w:val="bullet"/>
+      <w:lvlText w:val=""/>
+      <w:lvlJc w:val="left"/>
+      <w:pPr>
+        <w:tabs>
+          <w:tab w:val="num" w:pos="5040"/>
+        </w:tabs>
+        <w:ind w:left="5040" w:hanging="360"/>
+      </w:pPr>
+      <w:rPr>
+        <w:rFonts w:ascii="Wingdings" w:hAnsi="Wingdings" w:hint="default"/>
+        <w:sz w:val="20"/>
+      </w:rPr>
+    </w:lvl>
+    <w:lvl w:ilvl="7" w:tentative="1">
+      <w:start w:val="1"/>
+      <w:numFmt w:val="bullet"/>
+      <w:lvlText w:val=""/>
+      <w:lvlJc w:val="left"/>
+      <w:pPr>
+        <w:tabs>
+          <w:tab w:val="num" w:pos="5760"/>
+        </w:tabs>
+        <w:ind w:left="5760" w:hanging="360"/>
+      </w:pPr>
+      <w:rPr>
+        <w:rFonts w:ascii="Wingdings" w:hAnsi="Wingdings" w:hint="default"/>
+        <w:sz w:val="20"/>
+      </w:rPr>
+    </w:lvl>
+    <w:lvl w:ilvl="8" w:tentative="1">
+      <w:start w:val="1"/>
+      <w:numFmt w:val="bullet"/>
+      <w:lvlText w:val=""/>
+      <w:lvlJc w:val="left"/>
+      <w:pPr>
+        <w:tabs>
+          <w:tab w:val="num" w:pos="6480"/>
+        </w:tabs>
+        <w:ind w:left="6480" w:hanging="360"/>
+      </w:pPr>
+      <w:rPr>
+        <w:rFonts w:ascii="Wingdings" w:hAnsi="Wingdings" w:hint="default"/>
+        <w:sz w:val="20"/>
+      </w:rPr>
+    </w:lvl>
+  </w:abstractNum>
+  <w:abstractNum w:abstractNumId="11" w15:restartNumberingAfterBreak="0">
+    <w:nsid w:val="75C72DD5"/>
+    <w:multiLevelType w:val="multilevel"/>
+    <w:tmpl w:val="DC960D32"/>
+    <w:lvl w:ilvl="0">
+      <w:start w:val="1"/>
+      <w:numFmt w:val="bullet"/>
+      <w:lvlText w:val=""/>
+      <w:lvlJc w:val="left"/>
+      <w:pPr>
+        <w:tabs>
+          <w:tab w:val="num" w:pos="720"/>
+        </w:tabs>
+        <w:ind w:left="720" w:hanging="360"/>
+      </w:pPr>
+      <w:rPr>
+        <w:rFonts w:ascii="Symbol" w:hAnsi="Symbol" w:hint="default"/>
+        <w:sz w:val="20"/>
+      </w:rPr>
+    </w:lvl>
+    <w:lvl w:ilvl="1" w:tentative="1">
+      <w:start w:val="1"/>
+      <w:numFmt w:val="bullet"/>
+      <w:lvlText w:val="o"/>
+      <w:lvlJc w:val="left"/>
+      <w:pPr>
+        <w:tabs>
+          <w:tab w:val="num" w:pos="1440"/>
+        </w:tabs>
+        <w:ind w:left="1440" w:hanging="360"/>
+      </w:pPr>
+      <w:rPr>
+        <w:rFonts w:ascii="Courier New" w:hAnsi="Courier New" w:hint="default"/>
+        <w:sz w:val="20"/>
+      </w:rPr>
+    </w:lvl>
+    <w:lvl w:ilvl="2" w:tentative="1">
+      <w:start w:val="1"/>
+      <w:numFmt w:val="bullet"/>
+      <w:lvlText w:val=""/>
+      <w:lvlJc w:val="left"/>
+      <w:pPr>
+        <w:tabs>
+          <w:tab w:val="num" w:pos="2160"/>
+        </w:tabs>
+        <w:ind w:left="2160" w:hanging="360"/>
+      </w:pPr>
+      <w:rPr>
+        <w:rFonts w:ascii="Wingdings" w:hAnsi="Wingdings" w:hint="default"/>
+        <w:sz w:val="20"/>
+      </w:rPr>
+    </w:lvl>
+    <w:lvl w:ilvl="3" w:tentative="1">
+      <w:start w:val="1"/>
+      <w:numFmt w:val="bullet"/>
+      <w:lvlText w:val=""/>
+      <w:lvlJc w:val="left"/>
+      <w:pPr>
+        <w:tabs>
+          <w:tab w:val="num" w:pos="2880"/>
+        </w:tabs>
+        <w:ind w:left="2880" w:hanging="360"/>
+      </w:pPr>
+      <w:rPr>
+        <w:rFonts w:ascii="Wingdings" w:hAnsi="Wingdings" w:hint="default"/>
+        <w:sz w:val="20"/>
+      </w:rPr>
+    </w:lvl>
+    <w:lvl w:ilvl="4" w:tentative="1">
+      <w:start w:val="1"/>
+      <w:numFmt w:val="bullet"/>
+      <w:lvlText w:val=""/>
+      <w:lvlJc w:val="left"/>
+      <w:pPr>
+        <w:tabs>
+          <w:tab w:val="num" w:pos="3600"/>
+        </w:tabs>
+        <w:ind w:left="3600" w:hanging="360"/>
+      </w:pPr>
+      <w:rPr>
+        <w:rFonts w:ascii="Wingdings" w:hAnsi="Wingdings" w:hint="default"/>
+        <w:sz w:val="20"/>
+      </w:rPr>
+    </w:lvl>
+    <w:lvl w:ilvl="5" w:tentative="1">
+      <w:start w:val="1"/>
+      <w:numFmt w:val="bullet"/>
+      <w:lvlText w:val=""/>
+      <w:lvlJc w:val="left"/>
+      <w:pPr>
+        <w:tabs>
+          <w:tab w:val="num" w:pos="4320"/>
+        </w:tabs>
+        <w:ind w:left="4320" w:hanging="360"/>
+      </w:pPr>
+      <w:rPr>
+        <w:rFonts w:ascii="Wingdings" w:hAnsi="Wingdings" w:hint="default"/>
+        <w:sz w:val="20"/>
+      </w:rPr>
+    </w:lvl>
+    <w:lvl w:ilvl="6" w:tentative="1">
+      <w:start w:val="1"/>
+      <w:numFmt w:val="bullet"/>
+      <w:lvlText w:val=""/>
+      <w:lvlJc w:val="left"/>
+      <w:pPr>
+        <w:tabs>
+          <w:tab w:val="num" w:pos="5040"/>
+        </w:tabs>
+        <w:ind w:left="5040" w:hanging="360"/>
+      </w:pPr>
+      <w:rPr>
+        <w:rFonts w:ascii="Wingdings" w:hAnsi="Wingdings" w:hint="default"/>
+        <w:sz w:val="20"/>
+      </w:rPr>
+    </w:lvl>
+    <w:lvl w:ilvl="7" w:tentative="1">
+      <w:start w:val="1"/>
+      <w:numFmt w:val="bullet"/>
+      <w:lvlText w:val=""/>
+      <w:lvlJc w:val="left"/>
+      <w:pPr>
+        <w:tabs>
+          <w:tab w:val="num" w:pos="5760"/>
+        </w:tabs>
+        <w:ind w:left="5760" w:hanging="360"/>
+      </w:pPr>
+      <w:rPr>
+        <w:rFonts w:ascii="Wingdings" w:hAnsi="Wingdings" w:hint="default"/>
+        <w:sz w:val="20"/>
+      </w:rPr>
+    </w:lvl>
+    <w:lvl w:ilvl="8" w:tentative="1">
+      <w:start w:val="1"/>
+      <w:numFmt w:val="bullet"/>
+      <w:lvlText w:val=""/>
+      <w:lvlJc w:val="left"/>
+      <w:pPr>
+        <w:tabs>
+          <w:tab w:val="num" w:pos="6480"/>
+        </w:tabs>
+        <w:ind w:left="6480" w:hanging="360"/>
+      </w:pPr>
+      <w:rPr>
+        <w:rFonts w:ascii="Wingdings" w:hAnsi="Wingdings" w:hint="default"/>
+        <w:sz w:val="20"/>
+      </w:rPr>
+    </w:lvl>
+  </w:abstractNum>
+  <w:abstractNum w:abstractNumId="12" w15:restartNumberingAfterBreak="0">
     <w:nsid w:val="7F71773C"/>
     <w:multiLevelType w:val="hybridMultilevel"/>
     <w:tmpl w:val="0A687100"/>
@@ -2642,22 +3902,43 @@
     </w:lvl>
   </w:abstractNum>
   <w:num w:numId="1" w16cid:durableId="73014860">
+    <w:abstractNumId w:val="9"/>
+  </w:num>
+  <w:num w:numId="2" w16cid:durableId="1334796613">
+    <w:abstractNumId w:val="6"/>
+  </w:num>
+  <w:num w:numId="3" w16cid:durableId="969551527">
+    <w:abstractNumId w:val="12"/>
+  </w:num>
+  <w:num w:numId="4" w16cid:durableId="1491361125">
+    <w:abstractNumId w:val="3"/>
+  </w:num>
+  <w:num w:numId="5" w16cid:durableId="1110970384">
+    <w:abstractNumId w:val="1"/>
+  </w:num>
+  <w:num w:numId="6" w16cid:durableId="1584217616">
+    <w:abstractNumId w:val="8"/>
+  </w:num>
+  <w:num w:numId="7" w16cid:durableId="2080865084">
+    <w:abstractNumId w:val="5"/>
+  </w:num>
+  <w:num w:numId="8" w16cid:durableId="1346175407">
+    <w:abstractNumId w:val="11"/>
+  </w:num>
+  <w:num w:numId="9" w16cid:durableId="2114279744">
+    <w:abstractNumId w:val="7"/>
+  </w:num>
+  <w:num w:numId="10" w16cid:durableId="1751542108">
+    <w:abstractNumId w:val="2"/>
+  </w:num>
+  <w:num w:numId="11" w16cid:durableId="1949000670">
     <w:abstractNumId w:val="4"/>
   </w:num>
-  <w:num w:numId="2" w16cid:durableId="1334796613">
-    <w:abstractNumId w:val="2"/>
-  </w:num>
-  <w:num w:numId="3" w16cid:durableId="969551527">
-    <w:abstractNumId w:val="5"/>
-  </w:num>
-  <w:num w:numId="4" w16cid:durableId="1491361125">
-    <w:abstractNumId w:val="1"/>
-  </w:num>
-  <w:num w:numId="5" w16cid:durableId="1110970384">
+  <w:num w:numId="12" w16cid:durableId="1137455873">
     <w:abstractNumId w:val="0"/>
   </w:num>
-  <w:num w:numId="6" w16cid:durableId="1584217616">
-    <w:abstractNumId w:val="3"/>
+  <w:num w:numId="13" w16cid:durableId="1212155233">
+    <w:abstractNumId w:val="10"/>
   </w:num>
 </w:numbering>
 </file>
@@ -3265,7 +4546,6 @@
   <w:style w:type="character" w:default="1" w:styleId="Policepardfaut">
     <w:name w:val="Default Paragraph Font"/>
     <w:uiPriority w:val="1"/>
-    <w:semiHidden/>
     <w:unhideWhenUsed/>
   </w:style>
   <w:style w:type="table" w:default="1" w:styleId="TableauNormal">

--- a/logique de code.docx
+++ b/logique de code.docx
@@ -14,417 +14,309 @@
           <w:b/>
           <w:bCs/>
         </w:rPr>
-        <w:t>To-do Développement</w:t>
-      </w:r>
-    </w:p>
-    <w:p>
-      <w:r>
+        <w:t>To Do</w:t>
+      </w:r>
+    </w:p>
+    <w:p>
+      <w:pPr>
         <w:rPr>
           <w:b/>
           <w:bCs/>
         </w:rPr>
-        <w:t>1. Base de données</w:t>
-      </w:r>
-    </w:p>
-    <w:p>
-      <w:pPr>
-        <w:numPr>
-          <w:ilvl w:val="0"/>
-          <w:numId w:val="8"/>
-        </w:numPr>
-      </w:pPr>
-      <w:r>
-        <w:t xml:space="preserve">Ajouter </w:t>
-      </w:r>
-      <w:proofErr w:type="spellStart"/>
-      <w:r>
-        <w:t>NombreEmployeMin</w:t>
-      </w:r>
-      <w:proofErr w:type="spellEnd"/>
-      <w:r>
-        <w:t xml:space="preserve"> et </w:t>
-      </w:r>
-      <w:proofErr w:type="spellStart"/>
-      <w:r>
-        <w:t>NombreEmployeMax</w:t>
-      </w:r>
-      <w:proofErr w:type="spellEnd"/>
-      <w:r>
-        <w:t xml:space="preserve"> (</w:t>
-      </w:r>
-      <w:proofErr w:type="spellStart"/>
-      <w:r>
-        <w:t>int</w:t>
-      </w:r>
-      <w:proofErr w:type="spellEnd"/>
-      <w:r>
-        <w:t xml:space="preserve">, </w:t>
-      </w:r>
-      <w:proofErr w:type="spellStart"/>
-      <w:r>
-        <w:t>nullable</w:t>
-      </w:r>
-      <w:proofErr w:type="spellEnd"/>
-      <w:r>
-        <w:t xml:space="preserve">) dans </w:t>
-      </w:r>
-      <w:proofErr w:type="spellStart"/>
-      <w:r>
-        <w:t>ApplicationOdoo</w:t>
-      </w:r>
-      <w:proofErr w:type="spellEnd"/>
-    </w:p>
-    <w:p>
-      <w:pPr>
-        <w:numPr>
-          <w:ilvl w:val="0"/>
-          <w:numId w:val="8"/>
-        </w:numPr>
-      </w:pPr>
-      <w:r>
-        <w:t>Remplir les fourchettes dans l'Excel pour les 65 apps</w:t>
-      </w:r>
-    </w:p>
-    <w:p>
-      <w:pPr>
-        <w:numPr>
-          <w:ilvl w:val="0"/>
-          <w:numId w:val="8"/>
-        </w:numPr>
-      </w:pPr>
-      <w:r>
-        <w:t>Générer le script SQL de mise à jour</w:t>
-      </w:r>
-    </w:p>
-    <w:p>
-      <w:pPr>
-        <w:numPr>
-          <w:ilvl w:val="0"/>
-          <w:numId w:val="8"/>
-        </w:numPr>
-      </w:pPr>
-      <w:proofErr w:type="spellStart"/>
-      <w:r>
-        <w:t>Rescaffer</w:t>
-      </w:r>
-      <w:proofErr w:type="spellEnd"/>
-      <w:r>
-        <w:t xml:space="preserve"> EF Core</w:t>
-      </w:r>
-    </w:p>
-    <w:p>
-      <w:r>
+      </w:pPr>
+    </w:p>
+    <w:p>
+      <w:sdt>
+        <w:sdtPr>
+          <w:id w:val="-842309759"/>
+          <w14:checkbox>
+            <w14:checked w14:val="1"/>
+            <w14:checkedState w14:val="2612" w14:font="MS Gothic"/>
+            <w14:uncheckedState w14:val="2610" w14:font="MS Gothic"/>
+          </w14:checkbox>
+        </w:sdtPr>
+        <w:sdtContent>
+          <w:r>
+            <w:rPr>
+              <w:rFonts w:ascii="MS Gothic" w:eastAsia="MS Gothic" w:hAnsi="MS Gothic" w:hint="eastAsia"/>
+            </w:rPr>
+            <w:t>☒</w:t>
+          </w:r>
+        </w:sdtContent>
+      </w:sdt>
+      <w:r>
+        <w:t xml:space="preserve">Gérer les notes (toujours éditable) </w:t>
+      </w:r>
+    </w:p>
+    <w:p>
+      <w:r>
+        <w:t xml:space="preserve">Coder « boutons client existant » </w:t>
+      </w:r>
+    </w:p>
+    <w:p>
+      <w:pPr>
+        <w:pBdr>
+          <w:bottom w:val="single" w:sz="6" w:space="1" w:color="auto"/>
+        </w:pBdr>
+      </w:pPr>
+      <w:r>
+        <w:t>Test Client existant</w:t>
+      </w:r>
+      <w:r>
+        <w:br/>
+      </w:r>
+      <w:sdt>
+        <w:sdtPr>
+          <w:id w:val="1982649612"/>
+          <w14:checkbox>
+            <w14:checked w14:val="0"/>
+            <w14:checkedState w14:val="2612" w14:font="MS Gothic"/>
+            <w14:uncheckedState w14:val="2610" w14:font="MS Gothic"/>
+          </w14:checkbox>
+        </w:sdtPr>
+        <w:sdtContent>
+          <w:r>
+            <w:rPr>
+              <w:rFonts w:ascii="MS Gothic" w:eastAsia="MS Gothic" w:hAnsi="MS Gothic" w:hint="eastAsia"/>
+            </w:rPr>
+            <w:t>☐</w:t>
+          </w:r>
+        </w:sdtContent>
+      </w:sdt>
+      <w:r>
+        <w:t xml:space="preserve">- Client </w:t>
+      </w:r>
+      <w:r>
+        <w:br/>
+        <w:t>soucis, si je clic sur la ligne Client 2, c’est toujours le client1 qui est pré-remplis</w:t>
+      </w:r>
+      <w:r>
+        <w:br/>
+        <w:t>l’update ne se fait pas, il crée un nouveau client</w:t>
+      </w:r>
+      <w:r>
+        <w:br/>
+      </w:r>
+      <w:sdt>
+        <w:sdtPr>
+          <w:id w:val="901645427"/>
+          <w14:checkbox>
+            <w14:checked w14:val="0"/>
+            <w14:checkedState w14:val="2612" w14:font="MS Gothic"/>
+            <w14:uncheckedState w14:val="2610" w14:font="MS Gothic"/>
+          </w14:checkbox>
+        </w:sdtPr>
+        <w:sdtContent>
+          <w:r>
+            <w:rPr>
+              <w:rFonts w:ascii="MS Gothic" w:eastAsia="MS Gothic" w:hAnsi="MS Gothic" w:hint="eastAsia"/>
+            </w:rPr>
+            <w:t>☐</w:t>
+          </w:r>
+        </w:sdtContent>
+      </w:sdt>
+      <w:r>
+        <w:t xml:space="preserve">- Question </w:t>
+      </w:r>
+      <w:r>
+        <w:br/>
+        <w:t>404</w:t>
+      </w:r>
+      <w:r>
+        <w:br/>
+      </w:r>
+      <w:sdt>
+        <w:sdtPr>
+          <w:id w:val="-257452419"/>
+          <w14:checkbox>
+            <w14:checked w14:val="0"/>
+            <w14:checkedState w14:val="2612" w14:font="MS Gothic"/>
+            <w14:uncheckedState w14:val="2610" w14:font="MS Gothic"/>
+          </w14:checkbox>
+        </w:sdtPr>
+        <w:sdtContent>
+          <w:r>
+            <w:rPr>
+              <w:rFonts w:ascii="MS Gothic" w:eastAsia="MS Gothic" w:hAnsi="MS Gothic" w:hint="eastAsia"/>
+            </w:rPr>
+            <w:t>☐</w:t>
+          </w:r>
+        </w:sdtContent>
+      </w:sdt>
+      <w:r>
+        <w:t>- Resultat (consultation)</w:t>
+      </w:r>
+      <w:r>
+        <w:br/>
+      </w:r>
+      <w:r>
+        <w:rPr>
+          <w:noProof/>
+        </w:rPr>
+        <w:drawing>
+          <wp:inline distT="0" distB="0" distL="0" distR="0" wp14:anchorId="0189EC55" wp14:editId="414E4294">
+            <wp:extent cx="5760720" cy="3726180"/>
+            <wp:effectExtent l="0" t="0" r="0" b="7620"/>
+            <wp:docPr id="75657638" name="Image 1" descr="The image appears to be a snippet of code from an application, specifically a controller in a C# web application, which includes a method for retrieving and displaying data related to a client's results and their associated applications.&#10;&#10;Le contenu généré par l’IA peut être incorrect."/>
+            <wp:cNvGraphicFramePr>
+              <a:graphicFrameLocks xmlns:a="http://schemas.openxmlformats.org/drawingml/2006/main" noChangeAspect="1"/>
+            </wp:cNvGraphicFramePr>
+            <a:graphic xmlns:a="http://schemas.openxmlformats.org/drawingml/2006/main">
+              <a:graphicData uri="http://schemas.openxmlformats.org/drawingml/2006/picture">
+                <pic:pic xmlns:pic="http://schemas.openxmlformats.org/drawingml/2006/picture">
+                  <pic:nvPicPr>
+                    <pic:cNvPr id="75657638" name="Image 1" descr="The image appears to be a snippet of code from an application, specifically a controller in a C# web application, which includes a method for retrieving and displaying data related to a client's results and their associated applications.&#10;&#10;Le contenu généré par l’IA peut être incorrect."/>
+                    <pic:cNvPicPr/>
+                  </pic:nvPicPr>
+                  <pic:blipFill>
+                    <a:blip r:embed="rId5"/>
+                    <a:stretch>
+                      <a:fillRect/>
+                    </a:stretch>
+                  </pic:blipFill>
+                  <pic:spPr>
+                    <a:xfrm>
+                      <a:off x="0" y="0"/>
+                      <a:ext cx="5760720" cy="3726180"/>
+                    </a:xfrm>
+                    <a:prstGeom prst="rect">
+                      <a:avLst/>
+                    </a:prstGeom>
+                  </pic:spPr>
+                </pic:pic>
+              </a:graphicData>
+            </a:graphic>
+          </wp:inline>
+        </w:drawing>
+      </w:r>
+    </w:p>
+    <w:p>
+      <w:pPr>
         <w:rPr>
           <w:b/>
           <w:bCs/>
         </w:rPr>
-        <w:t>2. Code</w:t>
-      </w:r>
-    </w:p>
-    <w:p>
-      <w:pPr>
-        <w:numPr>
-          <w:ilvl w:val="0"/>
-          <w:numId w:val="9"/>
-        </w:numPr>
-      </w:pPr>
-      <w:r>
-        <w:t xml:space="preserve">Adapter le </w:t>
-      </w:r>
-      <w:proofErr w:type="spellStart"/>
-      <w:r>
-        <w:t>Where</w:t>
-      </w:r>
-      <w:proofErr w:type="spellEnd"/>
-      <w:r>
-        <w:t xml:space="preserve"> dans </w:t>
-      </w:r>
-      <w:proofErr w:type="spellStart"/>
-      <w:r>
-        <w:t>QuestionController</w:t>
-      </w:r>
-      <w:proofErr w:type="spellEnd"/>
-      <w:r>
-        <w:t xml:space="preserve"> POST pour filtrer par nombre d'employés</w:t>
-      </w:r>
-    </w:p>
-    <w:p>
-      <w:pPr>
-        <w:numPr>
-          <w:ilvl w:val="0"/>
-          <w:numId w:val="9"/>
-        </w:numPr>
-      </w:pPr>
-      <w:r>
-        <w:t xml:space="preserve">Supprimer le bouton "Nouveau" dans </w:t>
-      </w:r>
-      <w:proofErr w:type="spellStart"/>
-      <w:r>
-        <w:t>SecteurActivite</w:t>
-      </w:r>
-      <w:proofErr w:type="spellEnd"/>
-      <w:r>
-        <w:t xml:space="preserve"> (garder seulement consultation)</w:t>
-      </w:r>
-    </w:p>
-    <w:p>
-      <w:pPr>
-        <w:numPr>
-          <w:ilvl w:val="0"/>
-          <w:numId w:val="9"/>
-        </w:numPr>
-      </w:pPr>
-      <w:r>
-        <w:t>Supprimer le bouton "Nouveau" dans Question (garder seulement consultation)</w:t>
-      </w:r>
-    </w:p>
-    <w:p>
-      <w:pPr>
-        <w:numPr>
-          <w:ilvl w:val="0"/>
-          <w:numId w:val="9"/>
-        </w:numPr>
-      </w:pPr>
-      <w:r>
-        <w:t>Ajouter bouton "Applications Odoo" dans le menu principal</w:t>
-      </w:r>
-    </w:p>
-    <w:p>
-      <w:pPr>
-        <w:numPr>
-          <w:ilvl w:val="0"/>
-          <w:numId w:val="9"/>
-        </w:numPr>
-      </w:pPr>
-      <w:r>
-        <w:t xml:space="preserve">Créer </w:t>
-      </w:r>
-      <w:proofErr w:type="spellStart"/>
-      <w:r>
-        <w:t>ApplicationOdooController</w:t>
-      </w:r>
-      <w:proofErr w:type="spellEnd"/>
-      <w:r>
-        <w:t xml:space="preserve"> + vue de consultation</w:t>
-      </w:r>
-    </w:p>
-    <w:p>
-      <w:r>
-        <w:pict w14:anchorId="345A9BC9">
-          <v:rect id="_x0000_i1037" style="width:0;height:1.5pt" o:hralign="center" o:hrstd="t" o:hr="t" fillcolor="#a0a0a0" stroked="f"/>
-        </w:pict>
-      </w:r>
-    </w:p>
-    <w:p>
-      <w:pPr>
+      </w:pPr>
+      <w:r>
         <w:rPr>
           <w:b/>
           <w:bCs/>
         </w:rPr>
-      </w:pPr>
-      <w:r>
+        <w:t>Validation</w:t>
+      </w:r>
+    </w:p>
+    <w:p>
+      <w:r>
+        <w:t>Ecran vert/rouge pour ok ko</w:t>
+      </w:r>
+    </w:p>
+    <w:p>
+      <w:pPr>
+        <w:pBdr>
+          <w:bottom w:val="single" w:sz="6" w:space="1" w:color="auto"/>
+        </w:pBdr>
         <w:rPr>
           <w:b/>
           <w:bCs/>
         </w:rPr>
-        <w:t>To-do Tests</w:t>
-      </w:r>
-    </w:p>
-    <w:p>
-      <w:r>
+      </w:pPr>
+    </w:p>
+    <w:p>
+      <w:pPr>
         <w:rPr>
           <w:b/>
           <w:bCs/>
         </w:rPr>
-        <w:t>Fonctionnel</w:t>
-      </w:r>
-    </w:p>
-    <w:p>
-      <w:pPr>
-        <w:numPr>
-          <w:ilvl w:val="0"/>
-          <w:numId w:val="10"/>
-        </w:numPr>
-      </w:pPr>
-      <w:r>
-        <w:t>Créer un client et suivre tout le flux jusqu'au résultat</w:t>
-      </w:r>
-    </w:p>
-    <w:p>
-      <w:pPr>
-        <w:numPr>
-          <w:ilvl w:val="0"/>
-          <w:numId w:val="10"/>
-        </w:numPr>
-      </w:pPr>
-      <w:r>
-        <w:t>Vérifier que les apps essentielles du secteur apparaissent</w:t>
-      </w:r>
-    </w:p>
-    <w:p>
-      <w:pPr>
-        <w:numPr>
-          <w:ilvl w:val="0"/>
-          <w:numId w:val="10"/>
-        </w:numPr>
-      </w:pPr>
-      <w:r>
-        <w:t>Vérifier que les apps conditionnelles (questions Oui) apparaissent</w:t>
-      </w:r>
-    </w:p>
-    <w:p>
-      <w:pPr>
-        <w:numPr>
-          <w:ilvl w:val="0"/>
-          <w:numId w:val="10"/>
-        </w:numPr>
-      </w:pPr>
-      <w:r>
-        <w:t>Vérifier le filtre par nombre d'employés</w:t>
-      </w:r>
-    </w:p>
-    <w:p>
-      <w:pPr>
-        <w:numPr>
-          <w:ilvl w:val="0"/>
-          <w:numId w:val="10"/>
-        </w:numPr>
-      </w:pPr>
-      <w:r>
-        <w:t>Tester modifier client → recalcul résultat</w:t>
-      </w:r>
-    </w:p>
-    <w:p>
-      <w:r>
+      </w:pPr>
+    </w:p>
+    <w:p>
+      <w:pPr>
         <w:rPr>
           <w:b/>
           <w:bCs/>
         </w:rPr>
-        <w:t>Base de données</w:t>
-      </w:r>
-    </w:p>
-    <w:p>
-      <w:pPr>
-        <w:numPr>
-          <w:ilvl w:val="0"/>
-          <w:numId w:val="11"/>
-        </w:numPr>
-      </w:pPr>
-      <w:r>
-        <w:t xml:space="preserve">Vérifier les inserts dans </w:t>
-      </w:r>
-      <w:proofErr w:type="spellStart"/>
-      <w:r>
-        <w:t>Repondre</w:t>
-      </w:r>
-      <w:proofErr w:type="spellEnd"/>
-      <w:r>
-        <w:t xml:space="preserve">, </w:t>
-      </w:r>
-      <w:proofErr w:type="spellStart"/>
-      <w:r>
-        <w:t>Resultat</w:t>
-      </w:r>
-      <w:proofErr w:type="spellEnd"/>
-      <w:r>
-        <w:t xml:space="preserve">, </w:t>
-      </w:r>
-      <w:proofErr w:type="spellStart"/>
-      <w:r>
-        <w:t>CreationListe</w:t>
-      </w:r>
-      <w:proofErr w:type="spellEnd"/>
-    </w:p>
-    <w:p>
-      <w:pPr>
-        <w:numPr>
-          <w:ilvl w:val="0"/>
-          <w:numId w:val="11"/>
-        </w:numPr>
-      </w:pPr>
-      <w:r>
-        <w:t>Tester avec plusieurs clients différents</w:t>
-      </w:r>
-    </w:p>
-    <w:p>
+      </w:pPr>
       <w:r>
         <w:rPr>
           <w:b/>
           <w:bCs/>
         </w:rPr>
-        <w:t>Validation / Exceptions</w:t>
-      </w:r>
-    </w:p>
-    <w:p>
-      <w:pPr>
-        <w:numPr>
-          <w:ilvl w:val="0"/>
-          <w:numId w:val="12"/>
-        </w:numPr>
-      </w:pPr>
-      <w:proofErr w:type="spellStart"/>
-      <w:r>
-        <w:t>NombreEmploye</w:t>
-      </w:r>
-      <w:proofErr w:type="spellEnd"/>
-      <w:r>
-        <w:t xml:space="preserve"> : valeur négative ou trop grande (ex. 15'000)</w:t>
-      </w:r>
-    </w:p>
-    <w:p>
-      <w:pPr>
-        <w:numPr>
-          <w:ilvl w:val="0"/>
-          <w:numId w:val="12"/>
-        </w:numPr>
-      </w:pPr>
-      <w:r>
-        <w:t xml:space="preserve">Email : sans @ ou </w:t>
-      </w:r>
-      <w:proofErr w:type="gramStart"/>
-      <w:r>
-        <w:t>sans .</w:t>
-      </w:r>
-      <w:proofErr w:type="spellStart"/>
-      <w:proofErr w:type="gramEnd"/>
-      <w:r>
-        <w:t>ch</w:t>
-      </w:r>
-      <w:proofErr w:type="spellEnd"/>
-      <w:r>
-        <w:t>/.com</w:t>
-      </w:r>
-    </w:p>
-    <w:p>
-      <w:pPr>
-        <w:numPr>
-          <w:ilvl w:val="0"/>
-          <w:numId w:val="12"/>
-        </w:numPr>
-      </w:pPr>
-      <w:r>
-        <w:lastRenderedPageBreak/>
-        <w:t>Nom client vide</w:t>
-      </w:r>
-    </w:p>
-    <w:p>
-      <w:pPr>
-        <w:numPr>
-          <w:ilvl w:val="0"/>
-          <w:numId w:val="12"/>
-        </w:numPr>
-      </w:pPr>
-      <w:r>
-        <w:t>Soumission du questionnaire sans répondre à toutes les questions</w:t>
-      </w:r>
-    </w:p>
-    <w:p>
-      <w:r>
-        <w:pict w14:anchorId="13172E76">
-          <v:rect id="_x0000_i1038" style="width:0;height:1.5pt" o:hralign="center" o:hrstd="t" o:hr="t" fillcolor="#a0a0a0" stroked="f"/>
-        </w:pict>
-      </w:r>
-    </w:p>
+        <w:t>Test des exceptions + Revue du code</w:t>
+      </w:r>
+    </w:p>
+    <w:p>
+      <w:pPr>
+        <w:pBdr>
+          <w:bottom w:val="single" w:sz="6" w:space="1" w:color="auto"/>
+        </w:pBdr>
+      </w:pPr>
+      <w:sdt>
+        <w:sdtPr>
+          <w:id w:val="-591310428"/>
+          <w14:checkbox>
+            <w14:checked w14:val="0"/>
+            <w14:checkedState w14:val="2612" w14:font="MS Gothic"/>
+            <w14:uncheckedState w14:val="2610" w14:font="MS Gothic"/>
+          </w14:checkbox>
+        </w:sdtPr>
+        <w:sdtContent>
+          <w:r>
+            <w:rPr>
+              <w:rFonts w:ascii="MS Gothic" w:eastAsia="MS Gothic" w:hAnsi="MS Gothic" w:hint="eastAsia"/>
+            </w:rPr>
+            <w:t>☐</w:t>
+          </w:r>
+        </w:sdtContent>
+      </w:sdt>
+      <w:r>
+        <w:t>Voir tous les champs pour savoir s’il y a des exceptions et des contrôles à faire (demander à Claude)</w:t>
+      </w:r>
+    </w:p>
+    <w:p/>
+    <w:p>
+      <w:pPr>
+        <w:rPr>
+          <w:b/>
+          <w:bCs/>
+        </w:rPr>
+      </w:pPr>
+      <w:r>
+        <w:rPr>
+          <w:b/>
+          <w:bCs/>
+        </w:rPr>
+        <w:t>Documentation</w:t>
+      </w:r>
+    </w:p>
+    <w:p>
+      <w:pPr>
+        <w:pBdr>
+          <w:bottom w:val="single" w:sz="6" w:space="1" w:color="auto"/>
+        </w:pBdr>
+      </w:pPr>
+      <w:sdt>
+        <w:sdtPr>
+          <w:id w:val="-1317257250"/>
+          <w14:checkbox>
+            <w14:checked w14:val="0"/>
+            <w14:checkedState w14:val="2612" w14:font="MS Gothic"/>
+            <w14:uncheckedState w14:val="2610" w14:font="MS Gothic"/>
+          </w14:checkbox>
+        </w:sdtPr>
+        <w:sdtContent>
+          <w:r>
+            <w:rPr>
+              <w:rFonts w:ascii="MS Gothic" w:eastAsia="MS Gothic" w:hAnsi="MS Gothic" w:hint="eastAsia"/>
+            </w:rPr>
+            <w:t>☐</w:t>
+          </w:r>
+        </w:sdtContent>
+      </w:sdt>
+      <w:r>
+        <w:t>Création du document OdooScope</w:t>
+      </w:r>
+    </w:p>
+    <w:p/>
     <w:p>
       <w:pPr>
         <w:rPr>
@@ -474,12 +366,6 @@
       </w:r>
     </w:p>
     <w:p>
-      <w:r>
-        <w:t>Par quoi tu veux commencer ?</w:t>
-      </w:r>
-    </w:p>
-    <w:p/>
-    <w:p>
       <w:pPr>
         <w:rPr>
           <w:lang w:val="fr-FR"/>
@@ -505,14 +391,12 @@
           <w:lang w:val="fr-FR"/>
         </w:rPr>
       </w:pPr>
-      <w:proofErr w:type="spellStart"/>
       <w:r>
         <w:rPr>
           <w:lang w:val="fr-FR"/>
         </w:rPr>
         <w:t>MainMenu</w:t>
       </w:r>
-      <w:proofErr w:type="spellEnd"/>
     </w:p>
     <w:p>
       <w:pPr>
@@ -546,7 +430,6 @@
           <w:lang w:val="fr-FR"/>
         </w:rPr>
       </w:pPr>
-      <w:proofErr w:type="spellStart"/>
       <w:r>
         <w:rPr>
           <w:b/>
@@ -556,7 +439,6 @@
         </w:rPr>
         <w:t>Btn</w:t>
       </w:r>
-      <w:proofErr w:type="spellEnd"/>
       <w:r>
         <w:rPr>
           <w:highlight w:val="green"/>
@@ -585,7 +467,6 @@
           <w:lang w:val="fr-FR"/>
         </w:rPr>
       </w:pPr>
-      <w:proofErr w:type="spellStart"/>
       <w:r>
         <w:rPr>
           <w:color w:val="0F9ED5" w:themeColor="accent4"/>
@@ -594,7 +475,6 @@
         </w:rPr>
         <w:t>NewClientForm</w:t>
       </w:r>
-      <w:proofErr w:type="spellEnd"/>
     </w:p>
     <w:p>
       <w:pPr>
@@ -776,31 +656,7 @@
           <w:lang w:val="fr-FR"/>
         </w:rPr>
         <w:br/>
-        <w:t xml:space="preserve">Afficher un bouton terminé qui sera enregistré dans la </w:t>
-      </w:r>
-      <w:proofErr w:type="spellStart"/>
-      <w:r>
-        <w:rPr>
-          <w:i/>
-          <w:iCs/>
-          <w:color w:val="FFC000"/>
-          <w:sz w:val="20"/>
-          <w:szCs w:val="20"/>
-          <w:lang w:val="fr-FR"/>
-        </w:rPr>
-        <w:t>db</w:t>
-      </w:r>
-      <w:proofErr w:type="spellEnd"/>
-      <w:r>
-        <w:rPr>
-          <w:i/>
-          <w:iCs/>
-          <w:color w:val="FFC000"/>
-          <w:sz w:val="20"/>
-          <w:szCs w:val="20"/>
-          <w:lang w:val="fr-FR"/>
-        </w:rPr>
-        <w:t xml:space="preserve"> sous la table Résultat</w:t>
+        <w:t>Afficher un bouton terminé qui sera enregistré dans la db sous la table Résultat</w:t>
       </w:r>
     </w:p>
     <w:p>
@@ -817,7 +673,6 @@
           <w:lang w:val="fr-FR"/>
         </w:rPr>
       </w:pPr>
-      <w:proofErr w:type="spellStart"/>
       <w:r>
         <w:rPr>
           <w:b/>
@@ -827,7 +682,6 @@
         </w:rPr>
         <w:t>Btn</w:t>
       </w:r>
-      <w:proofErr w:type="spellEnd"/>
       <w:r>
         <w:rPr>
           <w:highlight w:val="green"/>
@@ -854,7 +708,6 @@
           <w:lang w:val="fr-FR"/>
         </w:rPr>
       </w:pPr>
-      <w:proofErr w:type="spellStart"/>
       <w:r>
         <w:rPr>
           <w:color w:val="E59EDC" w:themeColor="accent5" w:themeTint="66"/>
@@ -862,7 +715,6 @@
         </w:rPr>
         <w:t>DisplayClientList</w:t>
       </w:r>
-      <w:proofErr w:type="spellEnd"/>
       <w:r>
         <w:rPr>
           <w:color w:val="A02B93" w:themeColor="accent5"/>
@@ -874,21 +726,7 @@
         <w:rPr>
           <w:lang w:val="fr-FR"/>
         </w:rPr>
-        <w:t xml:space="preserve">3 boutons (mod. client, mod questionnaire, consulter </w:t>
-      </w:r>
-      <w:proofErr w:type="spellStart"/>
-      <w:r>
-        <w:rPr>
-          <w:lang w:val="fr-FR"/>
-        </w:rPr>
-        <w:t>resultat</w:t>
-      </w:r>
-      <w:proofErr w:type="spellEnd"/>
-      <w:r>
-        <w:rPr>
-          <w:lang w:val="fr-FR"/>
-        </w:rPr>
-        <w:t>)</w:t>
+        <w:t>3 boutons (mod. client, mod questionnaire, consulter resultat)</w:t>
       </w:r>
     </w:p>
     <w:p>
@@ -905,7 +743,6 @@
           <w:lang w:val="fr-FR"/>
         </w:rPr>
       </w:pPr>
-      <w:proofErr w:type="spellStart"/>
       <w:r>
         <w:rPr>
           <w:b/>
@@ -914,7 +751,6 @@
         </w:rPr>
         <w:t>Btn</w:t>
       </w:r>
-      <w:proofErr w:type="spellEnd"/>
       <w:r>
         <w:rPr>
           <w:lang w:val="fr-FR"/>
@@ -939,7 +775,6 @@
           <w:lang w:val="fr-FR"/>
         </w:rPr>
       </w:pPr>
-      <w:proofErr w:type="spellStart"/>
       <w:r>
         <w:rPr>
           <w:color w:val="0F9ED5" w:themeColor="accent4"/>
@@ -947,7 +782,6 @@
         </w:rPr>
         <w:t>UpdateClient</w:t>
       </w:r>
-      <w:proofErr w:type="spellEnd"/>
       <w:r>
         <w:rPr>
           <w:lang w:val="fr-FR"/>
@@ -1002,21 +836,8 @@
           <w:szCs w:val="20"/>
           <w:lang w:val="fr-FR"/>
         </w:rPr>
-        <w:t xml:space="preserve"> de la table </w:t>
-      </w:r>
-      <w:proofErr w:type="spellStart"/>
-      <w:r>
-        <w:rPr>
-          <w:i/>
-          <w:iCs/>
-          <w:color w:val="FFC000"/>
-          <w:sz w:val="20"/>
-          <w:szCs w:val="20"/>
-          <w:lang w:val="fr-FR"/>
-        </w:rPr>
-        <w:t>Resultat</w:t>
-      </w:r>
-      <w:proofErr w:type="spellEnd"/>
+        <w:t xml:space="preserve"> de la table Resultat</w:t>
+      </w:r>
     </w:p>
     <w:p>
       <w:pPr>
@@ -1032,7 +853,6 @@
           <w:lang w:val="fr-FR"/>
         </w:rPr>
       </w:pPr>
-      <w:proofErr w:type="spellStart"/>
       <w:r>
         <w:rPr>
           <w:b/>
@@ -1041,7 +861,6 @@
         </w:rPr>
         <w:t>Btn</w:t>
       </w:r>
-      <w:proofErr w:type="spellEnd"/>
       <w:r>
         <w:rPr>
           <w:lang w:val="fr-FR"/>
@@ -1067,7 +886,6 @@
           <w:lang w:val="fr-FR"/>
         </w:rPr>
       </w:pPr>
-      <w:proofErr w:type="spellStart"/>
       <w:r>
         <w:rPr>
           <w:color w:val="196B24" w:themeColor="accent3"/>
@@ -1075,7 +893,6 @@
         </w:rPr>
         <w:t>UpdateQuestion</w:t>
       </w:r>
-      <w:proofErr w:type="spellEnd"/>
       <w:r>
         <w:rPr>
           <w:color w:val="196B24" w:themeColor="accent3"/>
@@ -1112,21 +929,8 @@
           <w:szCs w:val="20"/>
           <w:lang w:val="fr-FR"/>
         </w:rPr>
-        <w:t xml:space="preserve">Qui vient donc de la table Question et </w:t>
-      </w:r>
-      <w:proofErr w:type="spellStart"/>
-      <w:r>
-        <w:rPr>
-          <w:i/>
-          <w:iCs/>
-          <w:color w:val="FFC000"/>
-          <w:sz w:val="20"/>
-          <w:szCs w:val="20"/>
-          <w:lang w:val="fr-FR"/>
-        </w:rPr>
-        <w:t>Repondre</w:t>
-      </w:r>
-      <w:proofErr w:type="spellEnd"/>
+        <w:t>Qui vient donc de la table Question et Repondre</w:t>
+      </w:r>
     </w:p>
     <w:p>
       <w:pPr>
@@ -1142,7 +946,6 @@
           <w:lang w:val="fr-FR"/>
         </w:rPr>
       </w:pPr>
-      <w:proofErr w:type="spellStart"/>
       <w:r>
         <w:rPr>
           <w:b/>
@@ -1151,7 +954,6 @@
         </w:rPr>
         <w:t>Btn</w:t>
       </w:r>
-      <w:proofErr w:type="spellEnd"/>
       <w:r>
         <w:rPr>
           <w:lang w:val="fr-FR"/>
@@ -1220,31 +1022,7 @@
           <w:szCs w:val="20"/>
           <w:lang w:val="fr-FR"/>
         </w:rPr>
-        <w:t xml:space="preserve">Reprise de la table Result </w:t>
-      </w:r>
-      <w:proofErr w:type="spellStart"/>
-      <w:r>
-        <w:rPr>
-          <w:i/>
-          <w:iCs/>
-          <w:color w:val="FFC000"/>
-          <w:sz w:val="20"/>
-          <w:szCs w:val="20"/>
-          <w:lang w:val="fr-FR"/>
-        </w:rPr>
-        <w:t>enregitrée</w:t>
-      </w:r>
-      <w:proofErr w:type="spellEnd"/>
-      <w:r>
-        <w:rPr>
-          <w:i/>
-          <w:iCs/>
-          <w:color w:val="FFC000"/>
-          <w:sz w:val="20"/>
-          <w:szCs w:val="20"/>
-          <w:lang w:val="fr-FR"/>
-        </w:rPr>
-        <w:t xml:space="preserve"> = simple</w:t>
+        <w:t>Reprise de la table Result enregitrée = simple</w:t>
       </w:r>
     </w:p>
     <w:p>
@@ -1261,7 +1039,6 @@
           <w:lang w:val="fr-FR"/>
         </w:rPr>
       </w:pPr>
-      <w:proofErr w:type="spellStart"/>
       <w:r>
         <w:rPr>
           <w:b/>
@@ -1271,7 +1048,6 @@
         </w:rPr>
         <w:t>Btn</w:t>
       </w:r>
-      <w:proofErr w:type="spellEnd"/>
       <w:r>
         <w:rPr>
           <w:highlight w:val="green"/>
@@ -1299,7 +1075,6 @@
           <w:lang w:val="fr-FR"/>
         </w:rPr>
       </w:pPr>
-      <w:proofErr w:type="spellStart"/>
       <w:r>
         <w:rPr>
           <w:color w:val="C00000"/>
@@ -1308,7 +1083,6 @@
         </w:rPr>
         <w:t>SecteurActiviteList</w:t>
       </w:r>
-      <w:proofErr w:type="spellEnd"/>
       <w:r>
         <w:rPr>
           <w:highlight w:val="green"/>
@@ -1329,7 +1103,6 @@
           <w:lang w:val="fr-FR"/>
         </w:rPr>
       </w:pPr>
-      <w:proofErr w:type="spellStart"/>
       <w:r>
         <w:rPr>
           <w:color w:val="8DD873" w:themeColor="accent6" w:themeTint="99"/>
@@ -1344,7 +1117,6 @@
         </w:rPr>
         <w:t>Form</w:t>
       </w:r>
-      <w:proofErr w:type="spellEnd"/>
     </w:p>
     <w:p>
       <w:pPr>
@@ -1360,7 +1132,6 @@
           <w:lang w:val="fr-FR"/>
         </w:rPr>
       </w:pPr>
-      <w:proofErr w:type="spellStart"/>
       <w:r>
         <w:rPr>
           <w:b/>
@@ -1370,7 +1141,6 @@
         </w:rPr>
         <w:t>Btn</w:t>
       </w:r>
-      <w:proofErr w:type="spellEnd"/>
       <w:r>
         <w:rPr>
           <w:highlight w:val="green"/>
@@ -1394,21 +1164,7 @@
         <w:rPr>
           <w:lang w:val="fr-FR"/>
         </w:rPr>
-        <w:t>Id, Nom, Description (</w:t>
-      </w:r>
-      <w:proofErr w:type="spellStart"/>
-      <w:r>
-        <w:rPr>
-          <w:lang w:val="fr-FR"/>
-        </w:rPr>
-        <w:t>ApplicationOdoo</w:t>
-      </w:r>
-      <w:proofErr w:type="spellEnd"/>
-      <w:r>
-        <w:rPr>
-          <w:lang w:val="fr-FR"/>
-        </w:rPr>
-        <w:t>, Questions)</w:t>
+        <w:t>Id, Nom, Description (ApplicationOdoo, Questions)</w:t>
       </w:r>
     </w:p>
     <w:p>
@@ -1426,7 +1182,6 @@
           <w:lang w:val="fr-FR"/>
         </w:rPr>
       </w:pPr>
-      <w:proofErr w:type="spellStart"/>
       <w:r>
         <w:rPr>
           <w:b/>
@@ -1436,7 +1191,6 @@
         </w:rPr>
         <w:t>Btn</w:t>
       </w:r>
-      <w:proofErr w:type="spellEnd"/>
       <w:r>
         <w:rPr>
           <w:color w:val="EE0000"/>
@@ -1464,7 +1218,6 @@
           <w:lang w:val="fr-FR"/>
         </w:rPr>
       </w:pPr>
-      <w:proofErr w:type="spellStart"/>
       <w:r>
         <w:rPr>
           <w:color w:val="215E99" w:themeColor="text2" w:themeTint="BF"/>
@@ -1473,7 +1226,6 @@
         </w:rPr>
         <w:t>QuestionList</w:t>
       </w:r>
-      <w:proofErr w:type="spellEnd"/>
       <w:r>
         <w:rPr>
           <w:highlight w:val="green"/>
@@ -1494,7 +1246,6 @@
           <w:lang w:val="fr-FR"/>
         </w:rPr>
       </w:pPr>
-      <w:proofErr w:type="spellStart"/>
       <w:r>
         <w:rPr>
           <w:color w:val="B4B4B4"/>
@@ -1509,7 +1260,6 @@
         </w:rPr>
         <w:t>Form</w:t>
       </w:r>
-      <w:proofErr w:type="spellEnd"/>
     </w:p>
     <w:p>
       <w:pPr>
@@ -1525,7 +1275,6 @@
           <w:lang w:val="fr-FR"/>
         </w:rPr>
       </w:pPr>
-      <w:proofErr w:type="spellStart"/>
       <w:r>
         <w:rPr>
           <w:b/>
@@ -1535,7 +1284,6 @@
         </w:rPr>
         <w:t>Btn</w:t>
       </w:r>
-      <w:proofErr w:type="spellEnd"/>
       <w:r>
         <w:rPr>
           <w:highlight w:val="green"/>
@@ -1594,16 +1342,8 @@
         <w:rPr>
           <w:lang w:val="fr-FR"/>
         </w:rPr>
-        <w:t xml:space="preserve"> </w:t>
-      </w:r>
-      <w:proofErr w:type="spellStart"/>
-      <w:r>
-        <w:rPr>
-          <w:lang w:val="fr-FR"/>
-        </w:rPr>
-        <w:t>views</w:t>
-      </w:r>
-      <w:proofErr w:type="spellEnd"/>
+        <w:t xml:space="preserve"> views</w:t>
+      </w:r>
     </w:p>
     <w:p>
       <w:pPr>
@@ -1722,16 +1462,8 @@
         <w:rPr>
           <w:lang w:val="fr-FR"/>
         </w:rPr>
-        <w:t xml:space="preserve">Création </w:t>
-      </w:r>
-      <w:proofErr w:type="spellStart"/>
-      <w:r>
-        <w:rPr>
-          <w:lang w:val="fr-FR"/>
-        </w:rPr>
-        <w:t>SecteurActivité</w:t>
-      </w:r>
-      <w:proofErr w:type="spellEnd"/>
+        <w:t>Création SecteurActivité</w:t>
+      </w:r>
     </w:p>
     <w:p>
       <w:pPr>
@@ -1799,30 +1531,8 @@
         <w:rPr>
           <w:lang w:val="fr-FR"/>
         </w:rPr>
-        <w:t xml:space="preserve">Nom, Email, </w:t>
-      </w:r>
-      <w:proofErr w:type="spellStart"/>
-      <w:r>
-        <w:rPr>
-          <w:lang w:val="fr-FR"/>
-        </w:rPr>
-        <w:t>NobreEmploye</w:t>
-      </w:r>
-      <w:proofErr w:type="spellEnd"/>
-      <w:r>
-        <w:rPr>
-          <w:lang w:val="fr-FR"/>
-        </w:rPr>
-        <w:t xml:space="preserve">, </w:t>
-      </w:r>
-      <w:proofErr w:type="spellStart"/>
-      <w:r>
-        <w:rPr>
-          <w:lang w:val="fr-FR"/>
-        </w:rPr>
-        <w:t>SecteurActiviteId</w:t>
-      </w:r>
-      <w:proofErr w:type="spellEnd"/>
+        <w:t>Nom, Email, NobreEmploye, SecteurActiviteId</w:t>
+      </w:r>
       <w:r>
         <w:rPr>
           <w:lang w:val="fr-FR"/>
@@ -1835,16 +1545,8 @@
           <w:lang w:val="fr-FR"/>
         </w:rPr>
         <w:br/>
-        <w:t xml:space="preserve">Champ notes liées à </w:t>
-      </w:r>
-      <w:proofErr w:type="spellStart"/>
-      <w:r>
-        <w:rPr>
-          <w:lang w:val="fr-FR"/>
-        </w:rPr>
-        <w:t>Resultat</w:t>
-      </w:r>
-      <w:proofErr w:type="spellEnd"/>
+        <w:t>Champ notes liées à Resultat</w:t>
+      </w:r>
     </w:p>
     <w:p>
       <w:pPr>
@@ -1930,48 +1632,20 @@
         <w:rPr>
           <w:lang w:val="fr-FR"/>
         </w:rPr>
-        <w:t xml:space="preserve"> (</w:t>
-      </w:r>
-      <w:proofErr w:type="spellStart"/>
-      <w:r>
-        <w:rPr>
-          <w:lang w:val="fr-FR"/>
-        </w:rPr>
-        <w:t>higlight</w:t>
-      </w:r>
-      <w:proofErr w:type="spellEnd"/>
-      <w:r>
-        <w:rPr>
-          <w:lang w:val="fr-FR"/>
-        </w:rPr>
-        <w:t>), modifiable si clic sur réponse opposée</w:t>
-      </w:r>
-    </w:p>
-    <w:p>
-      <w:pPr>
-        <w:rPr>
-          <w:lang w:val="fr-FR"/>
-        </w:rPr>
-      </w:pPr>
-      <w:r>
-        <w:rPr>
-          <w:lang w:val="fr-FR"/>
-        </w:rPr>
-        <w:t xml:space="preserve">Si la réponse est liée à une </w:t>
-      </w:r>
-      <w:proofErr w:type="spellStart"/>
-      <w:r>
-        <w:rPr>
-          <w:lang w:val="fr-FR"/>
-        </w:rPr>
-        <w:t>quetsionID</w:t>
-      </w:r>
-      <w:proofErr w:type="spellEnd"/>
-      <w:r>
-        <w:rPr>
-          <w:lang w:val="fr-FR"/>
-        </w:rPr>
-        <w:t>, une nouvelle question s’</w:t>
+        <w:t xml:space="preserve"> (higlight), modifiable si clic sur réponse opposée</w:t>
+      </w:r>
+    </w:p>
+    <w:p>
+      <w:pPr>
+        <w:rPr>
+          <w:lang w:val="fr-FR"/>
+        </w:rPr>
+      </w:pPr>
+      <w:r>
+        <w:rPr>
+          <w:lang w:val="fr-FR"/>
+        </w:rPr>
+        <w:t>Si la réponse est liée à une quetsionID, une nouvelle question s’</w:t>
       </w:r>
       <w:r>
         <w:rPr>
@@ -1996,21 +1670,7 @@
         <w:rPr>
           <w:lang w:val="fr-FR"/>
         </w:rPr>
-        <w:t>Champ notes lié à Résultat (</w:t>
-      </w:r>
-      <w:proofErr w:type="spellStart"/>
-      <w:r>
-        <w:rPr>
-          <w:lang w:val="fr-FR"/>
-        </w:rPr>
-        <w:t>concat</w:t>
-      </w:r>
-      <w:proofErr w:type="spellEnd"/>
-      <w:r>
-        <w:rPr>
-          <w:lang w:val="fr-FR"/>
-        </w:rPr>
-        <w:t xml:space="preserve"> de client)</w:t>
+        <w:t>Champ notes lié à Résultat (concat de client)</w:t>
       </w:r>
       <w:r>
         <w:rPr>
@@ -2061,49 +1721,7 @@
         <w:rPr>
           <w:lang w:val="fr-FR"/>
         </w:rPr>
-        <w:t xml:space="preserve">ou les notes de client et questions sont </w:t>
-      </w:r>
-      <w:proofErr w:type="spellStart"/>
-      <w:r>
-        <w:rPr>
-          <w:lang w:val="fr-FR"/>
-        </w:rPr>
-        <w:t>concat</w:t>
-      </w:r>
-      <w:proofErr w:type="spellEnd"/>
-      <w:r>
-        <w:rPr>
-          <w:lang w:val="fr-FR"/>
-        </w:rPr>
-        <w:t xml:space="preserve"> mais </w:t>
-      </w:r>
-      <w:proofErr w:type="spellStart"/>
-      <w:r>
-        <w:rPr>
-          <w:lang w:val="fr-FR"/>
-        </w:rPr>
-        <w:t>ou</w:t>
-      </w:r>
-      <w:proofErr w:type="spellEnd"/>
-      <w:r>
-        <w:rPr>
-          <w:lang w:val="fr-FR"/>
-        </w:rPr>
-        <w:t xml:space="preserve"> il peut encore </w:t>
-      </w:r>
-      <w:proofErr w:type="spellStart"/>
-      <w:r>
-        <w:rPr>
-          <w:lang w:val="fr-FR"/>
-        </w:rPr>
-        <w:t>concat</w:t>
-      </w:r>
-      <w:proofErr w:type="spellEnd"/>
-      <w:r>
-        <w:rPr>
-          <w:lang w:val="fr-FR"/>
-        </w:rPr>
-        <w:t xml:space="preserve"> plus de texte.</w:t>
+        <w:t>ou les notes de client et questions sont concat mais ou il peut encore concat plus de texte.</w:t>
       </w:r>
     </w:p>
     <w:p>
@@ -2169,23 +1787,7 @@
         <w:rPr>
           <w:lang w:val="fr-FR"/>
         </w:rPr>
-        <w:t xml:space="preserve"> rempli (ou </w:t>
-      </w:r>
-      <w:proofErr w:type="spellStart"/>
-      <w:proofErr w:type="gramStart"/>
-      <w:r>
-        <w:rPr>
-          <w:lang w:val="fr-FR"/>
-        </w:rPr>
-        <w:t>est il</w:t>
-      </w:r>
-      <w:proofErr w:type="spellEnd"/>
-      <w:proofErr w:type="gramEnd"/>
-      <w:r>
-        <w:rPr>
-          <w:lang w:val="fr-FR"/>
-        </w:rPr>
-        <w:t xml:space="preserve"> stocké ?)</w:t>
+        <w:t xml:space="preserve"> rempli (ou est il stocké ?)</w:t>
       </w:r>
     </w:p>
     <w:p>
@@ -4546,6 +4148,7 @@
   <w:style w:type="character" w:default="1" w:styleId="Policepardfaut">
     <w:name w:val="Default Paragraph Font"/>
     <w:uiPriority w:val="1"/>
+    <w:semiHidden/>
     <w:unhideWhenUsed/>
   </w:style>
   <w:style w:type="table" w:default="1" w:styleId="TableauNormal">

--- a/logique de code.docx
+++ b/logique de code.docx
@@ -2,6 +2,38 @@
 <file path=word/document.xml><?xml version="1.0" encoding="utf-8"?>
 <w:document xmlns:wpc="http://schemas.microsoft.com/office/word/2010/wordprocessingCanvas" xmlns:cx="http://schemas.microsoft.com/office/drawing/2014/chartex" xmlns:cx1="http://schemas.microsoft.com/office/drawing/2015/9/8/chartex" xmlns:cx2="http://schemas.microsoft.com/office/drawing/2015/10/21/chartex" xmlns:cx3="http://schemas.microsoft.com/office/drawing/2016/5/9/chartex" xmlns:cx4="http://schemas.microsoft.com/office/drawing/2016/5/10/chartex" xmlns:cx5="http://schemas.microsoft.com/office/drawing/2016/5/11/chartex" xmlns:cx6="http://schemas.microsoft.com/office/drawing/2016/5/12/chartex" xmlns:cx7="http://schemas.microsoft.com/office/drawing/2016/5/13/chartex" xmlns:cx8="http://schemas.microsoft.com/office/drawing/2016/5/14/chartex" xmlns:mc="http://schemas.openxmlformats.org/markup-compatibility/2006" xmlns:aink="http://schemas.microsoft.com/office/drawing/2016/ink" xmlns:am3d="http://schemas.microsoft.com/office/drawing/2017/model3d" xmlns:o="urn:schemas-microsoft-com:office:office" xmlns:oel="http://schemas.microsoft.com/office/2019/extlst" xmlns:r="http://schemas.openxmlformats.org/officeDocument/2006/relationships" xmlns:m="http://schemas.openxmlformats.org/officeDocument/2006/math" xmlns:v="urn:schemas-microsoft-com:vml" xmlns:wp14="http://schemas.microsoft.com/office/word/2010/wordprocessingDrawing" xmlns:wp="http://schemas.openxmlformats.org/drawingml/2006/wordprocessingDrawing" xmlns:w10="urn:schemas-microsoft-com:office:word" xmlns:w="http://schemas.openxmlformats.org/wordprocessingml/2006/main" xmlns:w14="http://schemas.microsoft.com/office/word/2010/wordml" xmlns:w15="http://schemas.microsoft.com/office/word/2012/wordml" xmlns:w16cex="http://schemas.microsoft.com/office/word/2018/wordml/cex" xmlns:w16cid="http://schemas.microsoft.com/office/word/2016/wordml/cid" xmlns:w16="http://schemas.microsoft.com/office/word/2018/wordml" xmlns:w16du="http://schemas.microsoft.com/office/word/2023/wordml/word16du" xmlns:w16sdtdh="http://schemas.microsoft.com/office/word/2020/wordml/sdtdatahash" xmlns:w16sdtfl="http://schemas.microsoft.com/office/word/2024/wordml/sdtformatlock" xmlns:w16se="http://schemas.microsoft.com/office/word/2015/wordml/symex" xmlns:wpg="http://schemas.microsoft.com/office/word/2010/wordprocessingGroup" xmlns:wpi="http://schemas.microsoft.com/office/word/2010/wordprocessingInk" xmlns:wne="http://schemas.microsoft.com/office/word/2006/wordml" xmlns:wps="http://schemas.microsoft.com/office/word/2010/wordprocessingShape" mc:Ignorable="w14 w15 w16se w16cid w16 w16cex w16sdtdh w16sdtfl w16du wp14">
   <w:body>
+    <w:p>
+      <w:pPr>
+        <w:rPr>
+          <w:b/>
+          <w:bCs/>
+        </w:rPr>
+      </w:pPr>
+    </w:p>
+    <w:p>
+      <w:pPr>
+        <w:rPr>
+          <w:b/>
+          <w:bCs/>
+        </w:rPr>
+      </w:pPr>
+    </w:p>
+    <w:p>
+      <w:pPr>
+        <w:rPr>
+          <w:b/>
+          <w:bCs/>
+        </w:rPr>
+      </w:pPr>
+    </w:p>
+    <w:p>
+      <w:pPr>
+        <w:rPr>
+          <w:b/>
+          <w:bCs/>
+        </w:rPr>
+      </w:pPr>
+    </w:p>
     <w:p>
       <w:pPr>
         <w:rPr>
@@ -69,7 +101,7 @@
         <w:sdtPr>
           <w:id w:val="1982649612"/>
           <w14:checkbox>
-            <w14:checked w14:val="0"/>
+            <w14:checked w14:val="1"/>
             <w14:checkedState w14:val="2612" w14:font="MS Gothic"/>
             <w14:uncheckedState w14:val="2610" w14:font="MS Gothic"/>
           </w14:checkbox>
@@ -79,7 +111,7 @@
             <w:rPr>
               <w:rFonts w:ascii="MS Gothic" w:eastAsia="MS Gothic" w:hAnsi="MS Gothic" w:hint="eastAsia"/>
             </w:rPr>
-            <w:t>☐</w:t>
+            <w:t>☒</w:t>
           </w:r>
         </w:sdtContent>
       </w:sdt>
@@ -88,8 +120,13 @@
       </w:r>
       <w:r>
         <w:br/>
-        <w:t>soucis, si je clic sur la ligne Client 2, c’est toujours le client1 qui est pré-remplis</w:t>
-      </w:r>
+        <w:t xml:space="preserve">soucis, si je clic sur la ligne Client 2, c’est toujours le client1 qui est </w:t>
+      </w:r>
+      <w:proofErr w:type="spellStart"/>
+      <w:r>
+        <w:t>pré-remplis</w:t>
+      </w:r>
+      <w:proofErr w:type="spellEnd"/>
       <w:r>
         <w:br/>
         <w:t>l’update ne se fait pas, il crée un nouveau client</w:t>
@@ -101,7 +138,7 @@
         <w:sdtPr>
           <w:id w:val="901645427"/>
           <w14:checkbox>
-            <w14:checked w14:val="0"/>
+            <w14:checked w14:val="1"/>
             <w14:checkedState w14:val="2612" w14:font="MS Gothic"/>
             <w14:uncheckedState w14:val="2610" w14:font="MS Gothic"/>
           </w14:checkbox>
@@ -111,7 +148,7 @@
             <w:rPr>
               <w:rFonts w:ascii="MS Gothic" w:eastAsia="MS Gothic" w:hAnsi="MS Gothic" w:hint="eastAsia"/>
             </w:rPr>
-            <w:t>☐</w:t>
+            <w:t>☒</w:t>
           </w:r>
         </w:sdtContent>
       </w:sdt>
@@ -129,7 +166,7 @@
         <w:sdtPr>
           <w:id w:val="-257452419"/>
           <w14:checkbox>
-            <w14:checked w14:val="0"/>
+            <w14:checked w14:val="1"/>
             <w14:checkedState w14:val="2612" w14:font="MS Gothic"/>
             <w14:uncheckedState w14:val="2610" w14:font="MS Gothic"/>
           </w14:checkbox>
@@ -139,12 +176,20 @@
             <w:rPr>
               <w:rFonts w:ascii="MS Gothic" w:eastAsia="MS Gothic" w:hAnsi="MS Gothic" w:hint="eastAsia"/>
             </w:rPr>
-            <w:t>☐</w:t>
+            <w:t>☒</w:t>
           </w:r>
         </w:sdtContent>
       </w:sdt>
       <w:r>
-        <w:t>- Resultat (consultation)</w:t>
+        <w:t xml:space="preserve">- </w:t>
+      </w:r>
+      <w:proofErr w:type="spellStart"/>
+      <w:r>
+        <w:t>Resultat</w:t>
+      </w:r>
+      <w:proofErr w:type="spellEnd"/>
+      <w:r>
+        <w:t xml:space="preserve"> (consultation)</w:t>
       </w:r>
       <w:r>
         <w:br/>
@@ -192,6 +237,51 @@
     </w:p>
     <w:p>
       <w:pPr>
+        <w:pBdr>
+          <w:bottom w:val="single" w:sz="6" w:space="1" w:color="auto"/>
+        </w:pBdr>
+      </w:pPr>
+    </w:p>
+    <w:p>
+      <w:pPr>
+        <w:pStyle w:val="Paragraphedeliste"/>
+        <w:numPr>
+          <w:ilvl w:val="0"/>
+          <w:numId w:val="14"/>
+        </w:numPr>
+        <w:pBdr>
+          <w:bottom w:val="single" w:sz="6" w:space="1" w:color="auto"/>
+        </w:pBdr>
+      </w:pPr>
+      <w:sdt>
+        <w:sdtPr>
+          <w:id w:val="1977019622"/>
+          <w14:checkbox>
+            <w14:checked w14:val="1"/>
+            <w14:checkedState w14:val="2612" w14:font="MS Gothic"/>
+            <w14:uncheckedState w14:val="2610" w14:font="MS Gothic"/>
+          </w14:checkbox>
+        </w:sdtPr>
+        <w:sdtContent>
+          <w:r>
+            <w:rPr>
+              <w:rFonts w:ascii="MS Gothic" w:eastAsia="MS Gothic" w:hAnsi="MS Gothic" w:hint="eastAsia"/>
+            </w:rPr>
+            <w:t>☒</w:t>
+          </w:r>
+        </w:sdtContent>
+      </w:sdt>
+      <w:proofErr w:type="spellStart"/>
+      <w:r>
+        <w:t>Challeger</w:t>
+      </w:r>
+      <w:proofErr w:type="spellEnd"/>
+      <w:r>
+        <w:t xml:space="preserve"> JS avec facture 2026 via Claude</w:t>
+      </w:r>
+    </w:p>
+    <w:p>
+      <w:pPr>
         <w:rPr>
           <w:b/>
           <w:bCs/>
@@ -207,6 +297,7 @@
     </w:p>
     <w:p>
       <w:r>
+        <w:lastRenderedPageBreak/>
         <w:t>Ecran vert/rouge pour ok ko</w:t>
       </w:r>
     </w:p>
@@ -391,12 +482,14 @@
           <w:lang w:val="fr-FR"/>
         </w:rPr>
       </w:pPr>
+      <w:proofErr w:type="spellStart"/>
       <w:r>
         <w:rPr>
           <w:lang w:val="fr-FR"/>
         </w:rPr>
         <w:t>MainMenu</w:t>
       </w:r>
+      <w:proofErr w:type="spellEnd"/>
     </w:p>
     <w:p>
       <w:pPr>
@@ -430,6 +523,7 @@
           <w:lang w:val="fr-FR"/>
         </w:rPr>
       </w:pPr>
+      <w:proofErr w:type="spellStart"/>
       <w:r>
         <w:rPr>
           <w:b/>
@@ -439,6 +533,7 @@
         </w:rPr>
         <w:t>Btn</w:t>
       </w:r>
+      <w:proofErr w:type="spellEnd"/>
       <w:r>
         <w:rPr>
           <w:highlight w:val="green"/>
@@ -467,6 +562,7 @@
           <w:lang w:val="fr-FR"/>
         </w:rPr>
       </w:pPr>
+      <w:proofErr w:type="spellStart"/>
       <w:r>
         <w:rPr>
           <w:color w:val="0F9ED5" w:themeColor="accent4"/>
@@ -475,6 +571,7 @@
         </w:rPr>
         <w:t>NewClientForm</w:t>
       </w:r>
+      <w:proofErr w:type="spellEnd"/>
     </w:p>
     <w:p>
       <w:pPr>
@@ -656,7 +753,31 @@
           <w:lang w:val="fr-FR"/>
         </w:rPr>
         <w:br/>
-        <w:t>Afficher un bouton terminé qui sera enregistré dans la db sous la table Résultat</w:t>
+        <w:t xml:space="preserve">Afficher un bouton terminé qui sera enregistré dans la </w:t>
+      </w:r>
+      <w:proofErr w:type="spellStart"/>
+      <w:r>
+        <w:rPr>
+          <w:i/>
+          <w:iCs/>
+          <w:color w:val="FFC000"/>
+          <w:sz w:val="20"/>
+          <w:szCs w:val="20"/>
+          <w:lang w:val="fr-FR"/>
+        </w:rPr>
+        <w:t>db</w:t>
+      </w:r>
+      <w:proofErr w:type="spellEnd"/>
+      <w:r>
+        <w:rPr>
+          <w:i/>
+          <w:iCs/>
+          <w:color w:val="FFC000"/>
+          <w:sz w:val="20"/>
+          <w:szCs w:val="20"/>
+          <w:lang w:val="fr-FR"/>
+        </w:rPr>
+        <w:t xml:space="preserve"> sous la table Résultat</w:t>
       </w:r>
     </w:p>
     <w:p>
@@ -673,6 +794,7 @@
           <w:lang w:val="fr-FR"/>
         </w:rPr>
       </w:pPr>
+      <w:proofErr w:type="spellStart"/>
       <w:r>
         <w:rPr>
           <w:b/>
@@ -682,6 +804,7 @@
         </w:rPr>
         <w:t>Btn</w:t>
       </w:r>
+      <w:proofErr w:type="spellEnd"/>
       <w:r>
         <w:rPr>
           <w:highlight w:val="green"/>
@@ -708,6 +831,7 @@
           <w:lang w:val="fr-FR"/>
         </w:rPr>
       </w:pPr>
+      <w:proofErr w:type="spellStart"/>
       <w:r>
         <w:rPr>
           <w:color w:val="E59EDC" w:themeColor="accent5" w:themeTint="66"/>
@@ -715,6 +839,7 @@
         </w:rPr>
         <w:t>DisplayClientList</w:t>
       </w:r>
+      <w:proofErr w:type="spellEnd"/>
       <w:r>
         <w:rPr>
           <w:color w:val="A02B93" w:themeColor="accent5"/>
@@ -726,7 +851,21 @@
         <w:rPr>
           <w:lang w:val="fr-FR"/>
         </w:rPr>
-        <w:t>3 boutons (mod. client, mod questionnaire, consulter resultat)</w:t>
+        <w:t xml:space="preserve">3 boutons (mod. client, mod questionnaire, consulter </w:t>
+      </w:r>
+      <w:proofErr w:type="spellStart"/>
+      <w:r>
+        <w:rPr>
+          <w:lang w:val="fr-FR"/>
+        </w:rPr>
+        <w:t>resultat</w:t>
+      </w:r>
+      <w:proofErr w:type="spellEnd"/>
+      <w:r>
+        <w:rPr>
+          <w:lang w:val="fr-FR"/>
+        </w:rPr>
+        <w:t>)</w:t>
       </w:r>
     </w:p>
     <w:p>
@@ -743,6 +882,7 @@
           <w:lang w:val="fr-FR"/>
         </w:rPr>
       </w:pPr>
+      <w:proofErr w:type="spellStart"/>
       <w:r>
         <w:rPr>
           <w:b/>
@@ -751,6 +891,7 @@
         </w:rPr>
         <w:t>Btn</w:t>
       </w:r>
+      <w:proofErr w:type="spellEnd"/>
       <w:r>
         <w:rPr>
           <w:lang w:val="fr-FR"/>
@@ -775,6 +916,7 @@
           <w:lang w:val="fr-FR"/>
         </w:rPr>
       </w:pPr>
+      <w:proofErr w:type="spellStart"/>
       <w:r>
         <w:rPr>
           <w:color w:val="0F9ED5" w:themeColor="accent4"/>
@@ -782,6 +924,7 @@
         </w:rPr>
         <w:t>UpdateClient</w:t>
       </w:r>
+      <w:proofErr w:type="spellEnd"/>
       <w:r>
         <w:rPr>
           <w:lang w:val="fr-FR"/>
@@ -836,8 +979,21 @@
           <w:szCs w:val="20"/>
           <w:lang w:val="fr-FR"/>
         </w:rPr>
-        <w:t xml:space="preserve"> de la table Resultat</w:t>
-      </w:r>
+        <w:t xml:space="preserve"> de la table </w:t>
+      </w:r>
+      <w:proofErr w:type="spellStart"/>
+      <w:r>
+        <w:rPr>
+          <w:i/>
+          <w:iCs/>
+          <w:color w:val="FFC000"/>
+          <w:sz w:val="20"/>
+          <w:szCs w:val="20"/>
+          <w:lang w:val="fr-FR"/>
+        </w:rPr>
+        <w:t>Resultat</w:t>
+      </w:r>
+      <w:proofErr w:type="spellEnd"/>
     </w:p>
     <w:p>
       <w:pPr>
@@ -853,6 +1009,7 @@
           <w:lang w:val="fr-FR"/>
         </w:rPr>
       </w:pPr>
+      <w:proofErr w:type="spellStart"/>
       <w:r>
         <w:rPr>
           <w:b/>
@@ -861,6 +1018,7 @@
         </w:rPr>
         <w:t>Btn</w:t>
       </w:r>
+      <w:proofErr w:type="spellEnd"/>
       <w:r>
         <w:rPr>
           <w:lang w:val="fr-FR"/>
@@ -886,6 +1044,7 @@
           <w:lang w:val="fr-FR"/>
         </w:rPr>
       </w:pPr>
+      <w:proofErr w:type="spellStart"/>
       <w:r>
         <w:rPr>
           <w:color w:val="196B24" w:themeColor="accent3"/>
@@ -893,6 +1052,7 @@
         </w:rPr>
         <w:t>UpdateQuestion</w:t>
       </w:r>
+      <w:proofErr w:type="spellEnd"/>
       <w:r>
         <w:rPr>
           <w:color w:val="196B24" w:themeColor="accent3"/>
@@ -929,8 +1089,21 @@
           <w:szCs w:val="20"/>
           <w:lang w:val="fr-FR"/>
         </w:rPr>
-        <w:t>Qui vient donc de la table Question et Repondre</w:t>
-      </w:r>
+        <w:t xml:space="preserve">Qui vient donc de la table Question et </w:t>
+      </w:r>
+      <w:proofErr w:type="spellStart"/>
+      <w:r>
+        <w:rPr>
+          <w:i/>
+          <w:iCs/>
+          <w:color w:val="FFC000"/>
+          <w:sz w:val="20"/>
+          <w:szCs w:val="20"/>
+          <w:lang w:val="fr-FR"/>
+        </w:rPr>
+        <w:t>Repondre</w:t>
+      </w:r>
+      <w:proofErr w:type="spellEnd"/>
     </w:p>
     <w:p>
       <w:pPr>
@@ -946,6 +1119,7 @@
           <w:lang w:val="fr-FR"/>
         </w:rPr>
       </w:pPr>
+      <w:proofErr w:type="spellStart"/>
       <w:r>
         <w:rPr>
           <w:b/>
@@ -954,6 +1128,7 @@
         </w:rPr>
         <w:t>Btn</w:t>
       </w:r>
+      <w:proofErr w:type="spellEnd"/>
       <w:r>
         <w:rPr>
           <w:lang w:val="fr-FR"/>
@@ -1022,7 +1197,31 @@
           <w:szCs w:val="20"/>
           <w:lang w:val="fr-FR"/>
         </w:rPr>
-        <w:t>Reprise de la table Result enregitrée = simple</w:t>
+        <w:t xml:space="preserve">Reprise de la table Result </w:t>
+      </w:r>
+      <w:proofErr w:type="spellStart"/>
+      <w:r>
+        <w:rPr>
+          <w:i/>
+          <w:iCs/>
+          <w:color w:val="FFC000"/>
+          <w:sz w:val="20"/>
+          <w:szCs w:val="20"/>
+          <w:lang w:val="fr-FR"/>
+        </w:rPr>
+        <w:t>enregitrée</w:t>
+      </w:r>
+      <w:proofErr w:type="spellEnd"/>
+      <w:r>
+        <w:rPr>
+          <w:i/>
+          <w:iCs/>
+          <w:color w:val="FFC000"/>
+          <w:sz w:val="20"/>
+          <w:szCs w:val="20"/>
+          <w:lang w:val="fr-FR"/>
+        </w:rPr>
+        <w:t xml:space="preserve"> = simple</w:t>
       </w:r>
     </w:p>
     <w:p>
@@ -1039,6 +1238,7 @@
           <w:lang w:val="fr-FR"/>
         </w:rPr>
       </w:pPr>
+      <w:proofErr w:type="spellStart"/>
       <w:r>
         <w:rPr>
           <w:b/>
@@ -1048,6 +1248,7 @@
         </w:rPr>
         <w:t>Btn</w:t>
       </w:r>
+      <w:proofErr w:type="spellEnd"/>
       <w:r>
         <w:rPr>
           <w:highlight w:val="green"/>
@@ -1075,6 +1276,7 @@
           <w:lang w:val="fr-FR"/>
         </w:rPr>
       </w:pPr>
+      <w:proofErr w:type="spellStart"/>
       <w:r>
         <w:rPr>
           <w:color w:val="C00000"/>
@@ -1083,6 +1285,7 @@
         </w:rPr>
         <w:t>SecteurActiviteList</w:t>
       </w:r>
+      <w:proofErr w:type="spellEnd"/>
       <w:r>
         <w:rPr>
           <w:highlight w:val="green"/>
@@ -1103,6 +1306,7 @@
           <w:lang w:val="fr-FR"/>
         </w:rPr>
       </w:pPr>
+      <w:proofErr w:type="spellStart"/>
       <w:r>
         <w:rPr>
           <w:color w:val="8DD873" w:themeColor="accent6" w:themeTint="99"/>
@@ -1117,6 +1321,7 @@
         </w:rPr>
         <w:t>Form</w:t>
       </w:r>
+      <w:proofErr w:type="spellEnd"/>
     </w:p>
     <w:p>
       <w:pPr>
@@ -1132,6 +1337,7 @@
           <w:lang w:val="fr-FR"/>
         </w:rPr>
       </w:pPr>
+      <w:proofErr w:type="spellStart"/>
       <w:r>
         <w:rPr>
           <w:b/>
@@ -1141,6 +1347,7 @@
         </w:rPr>
         <w:t>Btn</w:t>
       </w:r>
+      <w:proofErr w:type="spellEnd"/>
       <w:r>
         <w:rPr>
           <w:highlight w:val="green"/>
@@ -1164,7 +1371,21 @@
         <w:rPr>
           <w:lang w:val="fr-FR"/>
         </w:rPr>
-        <w:t>Id, Nom, Description (ApplicationOdoo, Questions)</w:t>
+        <w:t>Id, Nom, Description (</w:t>
+      </w:r>
+      <w:proofErr w:type="spellStart"/>
+      <w:r>
+        <w:rPr>
+          <w:lang w:val="fr-FR"/>
+        </w:rPr>
+        <w:t>ApplicationOdoo</w:t>
+      </w:r>
+      <w:proofErr w:type="spellEnd"/>
+      <w:r>
+        <w:rPr>
+          <w:lang w:val="fr-FR"/>
+        </w:rPr>
+        <w:t>, Questions)</w:t>
       </w:r>
     </w:p>
     <w:p>
@@ -1182,6 +1403,7 @@
           <w:lang w:val="fr-FR"/>
         </w:rPr>
       </w:pPr>
+      <w:proofErr w:type="spellStart"/>
       <w:r>
         <w:rPr>
           <w:b/>
@@ -1191,6 +1413,7 @@
         </w:rPr>
         <w:t>Btn</w:t>
       </w:r>
+      <w:proofErr w:type="spellEnd"/>
       <w:r>
         <w:rPr>
           <w:color w:val="EE0000"/>
@@ -1218,6 +1441,7 @@
           <w:lang w:val="fr-FR"/>
         </w:rPr>
       </w:pPr>
+      <w:proofErr w:type="spellStart"/>
       <w:r>
         <w:rPr>
           <w:color w:val="215E99" w:themeColor="text2" w:themeTint="BF"/>
@@ -1226,6 +1450,7 @@
         </w:rPr>
         <w:t>QuestionList</w:t>
       </w:r>
+      <w:proofErr w:type="spellEnd"/>
       <w:r>
         <w:rPr>
           <w:highlight w:val="green"/>
@@ -1246,6 +1471,7 @@
           <w:lang w:val="fr-FR"/>
         </w:rPr>
       </w:pPr>
+      <w:proofErr w:type="spellStart"/>
       <w:r>
         <w:rPr>
           <w:color w:val="B4B4B4"/>
@@ -1260,6 +1486,7 @@
         </w:rPr>
         <w:t>Form</w:t>
       </w:r>
+      <w:proofErr w:type="spellEnd"/>
     </w:p>
     <w:p>
       <w:pPr>
@@ -1275,6 +1502,7 @@
           <w:lang w:val="fr-FR"/>
         </w:rPr>
       </w:pPr>
+      <w:proofErr w:type="spellStart"/>
       <w:r>
         <w:rPr>
           <w:b/>
@@ -1284,6 +1512,7 @@
         </w:rPr>
         <w:t>Btn</w:t>
       </w:r>
+      <w:proofErr w:type="spellEnd"/>
       <w:r>
         <w:rPr>
           <w:highlight w:val="green"/>
@@ -1342,8 +1571,16 @@
         <w:rPr>
           <w:lang w:val="fr-FR"/>
         </w:rPr>
-        <w:t xml:space="preserve"> views</w:t>
-      </w:r>
+        <w:t xml:space="preserve"> </w:t>
+      </w:r>
+      <w:proofErr w:type="spellStart"/>
+      <w:r>
+        <w:rPr>
+          <w:lang w:val="fr-FR"/>
+        </w:rPr>
+        <w:t>views</w:t>
+      </w:r>
+      <w:proofErr w:type="spellEnd"/>
     </w:p>
     <w:p>
       <w:pPr>
@@ -1462,8 +1699,16 @@
         <w:rPr>
           <w:lang w:val="fr-FR"/>
         </w:rPr>
-        <w:t>Création SecteurActivité</w:t>
-      </w:r>
+        <w:t xml:space="preserve">Création </w:t>
+      </w:r>
+      <w:proofErr w:type="spellStart"/>
+      <w:r>
+        <w:rPr>
+          <w:lang w:val="fr-FR"/>
+        </w:rPr>
+        <w:t>SecteurActivité</w:t>
+      </w:r>
+      <w:proofErr w:type="spellEnd"/>
     </w:p>
     <w:p>
       <w:pPr>
@@ -1531,8 +1776,30 @@
         <w:rPr>
           <w:lang w:val="fr-FR"/>
         </w:rPr>
-        <w:t>Nom, Email, NobreEmploye, SecteurActiviteId</w:t>
-      </w:r>
+        <w:t xml:space="preserve">Nom, Email, </w:t>
+      </w:r>
+      <w:proofErr w:type="spellStart"/>
+      <w:r>
+        <w:rPr>
+          <w:lang w:val="fr-FR"/>
+        </w:rPr>
+        <w:t>NobreEmploye</w:t>
+      </w:r>
+      <w:proofErr w:type="spellEnd"/>
+      <w:r>
+        <w:rPr>
+          <w:lang w:val="fr-FR"/>
+        </w:rPr>
+        <w:t xml:space="preserve">, </w:t>
+      </w:r>
+      <w:proofErr w:type="spellStart"/>
+      <w:r>
+        <w:rPr>
+          <w:lang w:val="fr-FR"/>
+        </w:rPr>
+        <w:t>SecteurActiviteId</w:t>
+      </w:r>
+      <w:proofErr w:type="spellEnd"/>
       <w:r>
         <w:rPr>
           <w:lang w:val="fr-FR"/>
@@ -1545,8 +1812,16 @@
           <w:lang w:val="fr-FR"/>
         </w:rPr>
         <w:br/>
-        <w:t>Champ notes liées à Resultat</w:t>
-      </w:r>
+        <w:t xml:space="preserve">Champ notes liées à </w:t>
+      </w:r>
+      <w:proofErr w:type="spellStart"/>
+      <w:r>
+        <w:rPr>
+          <w:lang w:val="fr-FR"/>
+        </w:rPr>
+        <w:t>Resultat</w:t>
+      </w:r>
+      <w:proofErr w:type="spellEnd"/>
     </w:p>
     <w:p>
       <w:pPr>
@@ -1632,20 +1907,48 @@
         <w:rPr>
           <w:lang w:val="fr-FR"/>
         </w:rPr>
-        <w:t xml:space="preserve"> (higlight), modifiable si clic sur réponse opposée</w:t>
-      </w:r>
-    </w:p>
-    <w:p>
-      <w:pPr>
-        <w:rPr>
-          <w:lang w:val="fr-FR"/>
-        </w:rPr>
-      </w:pPr>
-      <w:r>
-        <w:rPr>
-          <w:lang w:val="fr-FR"/>
-        </w:rPr>
-        <w:t>Si la réponse est liée à une quetsionID, une nouvelle question s’</w:t>
+        <w:t xml:space="preserve"> (</w:t>
+      </w:r>
+      <w:proofErr w:type="spellStart"/>
+      <w:r>
+        <w:rPr>
+          <w:lang w:val="fr-FR"/>
+        </w:rPr>
+        <w:t>higlight</w:t>
+      </w:r>
+      <w:proofErr w:type="spellEnd"/>
+      <w:r>
+        <w:rPr>
+          <w:lang w:val="fr-FR"/>
+        </w:rPr>
+        <w:t>), modifiable si clic sur réponse opposée</w:t>
+      </w:r>
+    </w:p>
+    <w:p>
+      <w:pPr>
+        <w:rPr>
+          <w:lang w:val="fr-FR"/>
+        </w:rPr>
+      </w:pPr>
+      <w:r>
+        <w:rPr>
+          <w:lang w:val="fr-FR"/>
+        </w:rPr>
+        <w:t xml:space="preserve">Si la réponse est liée à une </w:t>
+      </w:r>
+      <w:proofErr w:type="spellStart"/>
+      <w:r>
+        <w:rPr>
+          <w:lang w:val="fr-FR"/>
+        </w:rPr>
+        <w:t>quetsionID</w:t>
+      </w:r>
+      <w:proofErr w:type="spellEnd"/>
+      <w:r>
+        <w:rPr>
+          <w:lang w:val="fr-FR"/>
+        </w:rPr>
+        <w:t>, une nouvelle question s’</w:t>
       </w:r>
       <w:r>
         <w:rPr>
@@ -1670,7 +1973,21 @@
         <w:rPr>
           <w:lang w:val="fr-FR"/>
         </w:rPr>
-        <w:t>Champ notes lié à Résultat (concat de client)</w:t>
+        <w:t>Champ notes lié à Résultat (</w:t>
+      </w:r>
+      <w:proofErr w:type="spellStart"/>
+      <w:r>
+        <w:rPr>
+          <w:lang w:val="fr-FR"/>
+        </w:rPr>
+        <w:t>concat</w:t>
+      </w:r>
+      <w:proofErr w:type="spellEnd"/>
+      <w:r>
+        <w:rPr>
+          <w:lang w:val="fr-FR"/>
+        </w:rPr>
+        <w:t xml:space="preserve"> de client)</w:t>
       </w:r>
       <w:r>
         <w:rPr>
@@ -1721,7 +2038,49 @@
         <w:rPr>
           <w:lang w:val="fr-FR"/>
         </w:rPr>
-        <w:t>ou les notes de client et questions sont concat mais ou il peut encore concat plus de texte.</w:t>
+        <w:t xml:space="preserve">ou les notes de client et questions sont </w:t>
+      </w:r>
+      <w:proofErr w:type="spellStart"/>
+      <w:r>
+        <w:rPr>
+          <w:lang w:val="fr-FR"/>
+        </w:rPr>
+        <w:t>concat</w:t>
+      </w:r>
+      <w:proofErr w:type="spellEnd"/>
+      <w:r>
+        <w:rPr>
+          <w:lang w:val="fr-FR"/>
+        </w:rPr>
+        <w:t xml:space="preserve"> mais </w:t>
+      </w:r>
+      <w:proofErr w:type="spellStart"/>
+      <w:r>
+        <w:rPr>
+          <w:lang w:val="fr-FR"/>
+        </w:rPr>
+        <w:t>ou</w:t>
+      </w:r>
+      <w:proofErr w:type="spellEnd"/>
+      <w:r>
+        <w:rPr>
+          <w:lang w:val="fr-FR"/>
+        </w:rPr>
+        <w:t xml:space="preserve"> il peut encore </w:t>
+      </w:r>
+      <w:proofErr w:type="spellStart"/>
+      <w:r>
+        <w:rPr>
+          <w:lang w:val="fr-FR"/>
+        </w:rPr>
+        <w:t>concat</w:t>
+      </w:r>
+      <w:proofErr w:type="spellEnd"/>
+      <w:r>
+        <w:rPr>
+          <w:lang w:val="fr-FR"/>
+        </w:rPr>
+        <w:t xml:space="preserve"> plus de texte.</w:t>
       </w:r>
     </w:p>
     <w:p>
@@ -1787,7 +2146,23 @@
         <w:rPr>
           <w:lang w:val="fr-FR"/>
         </w:rPr>
-        <w:t xml:space="preserve"> rempli (ou est il stocké ?)</w:t>
+        <w:t xml:space="preserve"> rempli (ou </w:t>
+      </w:r>
+      <w:proofErr w:type="spellStart"/>
+      <w:proofErr w:type="gramStart"/>
+      <w:r>
+        <w:rPr>
+          <w:lang w:val="fr-FR"/>
+        </w:rPr>
+        <w:t>est il</w:t>
+      </w:r>
+      <w:proofErr w:type="spellEnd"/>
+      <w:proofErr w:type="gramEnd"/>
+      <w:r>
+        <w:rPr>
+          <w:lang w:val="fr-FR"/>
+        </w:rPr>
+        <w:t xml:space="preserve"> stocké ?)</w:t>
       </w:r>
     </w:p>
     <w:p>
@@ -2326,6 +2701,118 @@
     </w:lvl>
   </w:abstractNum>
   <w:abstractNum w:abstractNumId="3" w15:restartNumberingAfterBreak="0">
+    <w:nsid w:val="2AAD6686"/>
+    <w:multiLevelType w:val="hybridMultilevel"/>
+    <w:tmpl w:val="650AC9DE"/>
+    <w:lvl w:ilvl="0" w:tplc="8A5200E4">
+      <w:numFmt w:val="bullet"/>
+      <w:lvlText w:val="-"/>
+      <w:lvlJc w:val="left"/>
+      <w:pPr>
+        <w:ind w:left="720" w:hanging="360"/>
+      </w:pPr>
+      <w:rPr>
+        <w:rFonts w:ascii="Aptos" w:eastAsiaTheme="minorHAnsi" w:hAnsi="Aptos" w:cstheme="minorBidi" w:hint="default"/>
+      </w:rPr>
+    </w:lvl>
+    <w:lvl w:ilvl="1" w:tplc="100C0003" w:tentative="1">
+      <w:start w:val="1"/>
+      <w:numFmt w:val="bullet"/>
+      <w:lvlText w:val="o"/>
+      <w:lvlJc w:val="left"/>
+      <w:pPr>
+        <w:ind w:left="1440" w:hanging="360"/>
+      </w:pPr>
+      <w:rPr>
+        <w:rFonts w:ascii="Courier New" w:hAnsi="Courier New" w:cs="Courier New" w:hint="default"/>
+      </w:rPr>
+    </w:lvl>
+    <w:lvl w:ilvl="2" w:tplc="100C0005" w:tentative="1">
+      <w:start w:val="1"/>
+      <w:numFmt w:val="bullet"/>
+      <w:lvlText w:val=""/>
+      <w:lvlJc w:val="left"/>
+      <w:pPr>
+        <w:ind w:left="2160" w:hanging="360"/>
+      </w:pPr>
+      <w:rPr>
+        <w:rFonts w:ascii="Wingdings" w:hAnsi="Wingdings" w:hint="default"/>
+      </w:rPr>
+    </w:lvl>
+    <w:lvl w:ilvl="3" w:tplc="100C0001" w:tentative="1">
+      <w:start w:val="1"/>
+      <w:numFmt w:val="bullet"/>
+      <w:lvlText w:val=""/>
+      <w:lvlJc w:val="left"/>
+      <w:pPr>
+        <w:ind w:left="2880" w:hanging="360"/>
+      </w:pPr>
+      <w:rPr>
+        <w:rFonts w:ascii="Symbol" w:hAnsi="Symbol" w:hint="default"/>
+      </w:rPr>
+    </w:lvl>
+    <w:lvl w:ilvl="4" w:tplc="100C0003" w:tentative="1">
+      <w:start w:val="1"/>
+      <w:numFmt w:val="bullet"/>
+      <w:lvlText w:val="o"/>
+      <w:lvlJc w:val="left"/>
+      <w:pPr>
+        <w:ind w:left="3600" w:hanging="360"/>
+      </w:pPr>
+      <w:rPr>
+        <w:rFonts w:ascii="Courier New" w:hAnsi="Courier New" w:cs="Courier New" w:hint="default"/>
+      </w:rPr>
+    </w:lvl>
+    <w:lvl w:ilvl="5" w:tplc="100C0005" w:tentative="1">
+      <w:start w:val="1"/>
+      <w:numFmt w:val="bullet"/>
+      <w:lvlText w:val=""/>
+      <w:lvlJc w:val="left"/>
+      <w:pPr>
+        <w:ind w:left="4320" w:hanging="360"/>
+      </w:pPr>
+      <w:rPr>
+        <w:rFonts w:ascii="Wingdings" w:hAnsi="Wingdings" w:hint="default"/>
+      </w:rPr>
+    </w:lvl>
+    <w:lvl w:ilvl="6" w:tplc="100C0001" w:tentative="1">
+      <w:start w:val="1"/>
+      <w:numFmt w:val="bullet"/>
+      <w:lvlText w:val=""/>
+      <w:lvlJc w:val="left"/>
+      <w:pPr>
+        <w:ind w:left="5040" w:hanging="360"/>
+      </w:pPr>
+      <w:rPr>
+        <w:rFonts w:ascii="Symbol" w:hAnsi="Symbol" w:hint="default"/>
+      </w:rPr>
+    </w:lvl>
+    <w:lvl w:ilvl="7" w:tplc="100C0003" w:tentative="1">
+      <w:start w:val="1"/>
+      <w:numFmt w:val="bullet"/>
+      <w:lvlText w:val="o"/>
+      <w:lvlJc w:val="left"/>
+      <w:pPr>
+        <w:ind w:left="5760" w:hanging="360"/>
+      </w:pPr>
+      <w:rPr>
+        <w:rFonts w:ascii="Courier New" w:hAnsi="Courier New" w:cs="Courier New" w:hint="default"/>
+      </w:rPr>
+    </w:lvl>
+    <w:lvl w:ilvl="8" w:tplc="100C0005" w:tentative="1">
+      <w:start w:val="1"/>
+      <w:numFmt w:val="bullet"/>
+      <w:lvlText w:val=""/>
+      <w:lvlJc w:val="left"/>
+      <w:pPr>
+        <w:ind w:left="6480" w:hanging="360"/>
+      </w:pPr>
+      <w:rPr>
+        <w:rFonts w:ascii="Wingdings" w:hAnsi="Wingdings" w:hint="default"/>
+      </w:rPr>
+    </w:lvl>
+  </w:abstractNum>
+  <w:abstractNum w:abstractNumId="4" w15:restartNumberingAfterBreak="0">
     <w:nsid w:val="2B547A5D"/>
     <w:multiLevelType w:val="hybridMultilevel"/>
     <w:tmpl w:val="BA4EEC14"/>
@@ -2438,7 +2925,7 @@
       </w:rPr>
     </w:lvl>
   </w:abstractNum>
-  <w:abstractNum w:abstractNumId="4" w15:restartNumberingAfterBreak="0">
+  <w:abstractNum w:abstractNumId="5" w15:restartNumberingAfterBreak="0">
     <w:nsid w:val="34846292"/>
     <w:multiLevelType w:val="multilevel"/>
     <w:tmpl w:val="82E06FD6"/>
@@ -2587,7 +3074,7 @@
       </w:rPr>
     </w:lvl>
   </w:abstractNum>
-  <w:abstractNum w:abstractNumId="5" w15:restartNumberingAfterBreak="0">
+  <w:abstractNum w:abstractNumId="6" w15:restartNumberingAfterBreak="0">
     <w:nsid w:val="3FFF4A9B"/>
     <w:multiLevelType w:val="hybridMultilevel"/>
     <w:tmpl w:val="F4FE6D36"/>
@@ -2676,7 +3163,7 @@
       </w:pPr>
     </w:lvl>
   </w:abstractNum>
-  <w:abstractNum w:abstractNumId="6" w15:restartNumberingAfterBreak="0">
+  <w:abstractNum w:abstractNumId="7" w15:restartNumberingAfterBreak="0">
     <w:nsid w:val="515C004E"/>
     <w:multiLevelType w:val="hybridMultilevel"/>
     <w:tmpl w:val="06E00886"/>
@@ -2789,7 +3276,7 @@
       </w:rPr>
     </w:lvl>
   </w:abstractNum>
-  <w:abstractNum w:abstractNumId="7" w15:restartNumberingAfterBreak="0">
+  <w:abstractNum w:abstractNumId="8" w15:restartNumberingAfterBreak="0">
     <w:nsid w:val="55C82F3A"/>
     <w:multiLevelType w:val="multilevel"/>
     <w:tmpl w:val="DE40F76E"/>
@@ -2938,7 +3425,7 @@
       </w:rPr>
     </w:lvl>
   </w:abstractNum>
-  <w:abstractNum w:abstractNumId="8" w15:restartNumberingAfterBreak="0">
+  <w:abstractNum w:abstractNumId="9" w15:restartNumberingAfterBreak="0">
     <w:nsid w:val="5B510211"/>
     <w:multiLevelType w:val="hybridMultilevel"/>
     <w:tmpl w:val="613EF2A8"/>
@@ -3027,7 +3514,7 @@
       </w:pPr>
     </w:lvl>
   </w:abstractNum>
-  <w:abstractNum w:abstractNumId="9" w15:restartNumberingAfterBreak="0">
+  <w:abstractNum w:abstractNumId="10" w15:restartNumberingAfterBreak="0">
     <w:nsid w:val="6D762745"/>
     <w:multiLevelType w:val="hybridMultilevel"/>
     <w:tmpl w:val="E2A8D696"/>
@@ -3116,7 +3603,7 @@
       </w:pPr>
     </w:lvl>
   </w:abstractNum>
-  <w:abstractNum w:abstractNumId="10" w15:restartNumberingAfterBreak="0">
+  <w:abstractNum w:abstractNumId="11" w15:restartNumberingAfterBreak="0">
     <w:nsid w:val="74873CEC"/>
     <w:multiLevelType w:val="multilevel"/>
     <w:tmpl w:val="C82CB95C"/>
@@ -3265,7 +3752,7 @@
       </w:rPr>
     </w:lvl>
   </w:abstractNum>
-  <w:abstractNum w:abstractNumId="11" w15:restartNumberingAfterBreak="0">
+  <w:abstractNum w:abstractNumId="12" w15:restartNumberingAfterBreak="0">
     <w:nsid w:val="75C72DD5"/>
     <w:multiLevelType w:val="multilevel"/>
     <w:tmpl w:val="DC960D32"/>
@@ -3414,7 +3901,7 @@
       </w:rPr>
     </w:lvl>
   </w:abstractNum>
-  <w:abstractNum w:abstractNumId="12" w15:restartNumberingAfterBreak="0">
+  <w:abstractNum w:abstractNumId="13" w15:restartNumberingAfterBreak="0">
     <w:nsid w:val="7F71773C"/>
     <w:multiLevelType w:val="hybridMultilevel"/>
     <w:tmpl w:val="0A687100"/>
@@ -3504,43 +3991,46 @@
     </w:lvl>
   </w:abstractNum>
   <w:num w:numId="1" w16cid:durableId="73014860">
-    <w:abstractNumId w:val="9"/>
+    <w:abstractNumId w:val="10"/>
   </w:num>
   <w:num w:numId="2" w16cid:durableId="1334796613">
-    <w:abstractNumId w:val="6"/>
+    <w:abstractNumId w:val="7"/>
   </w:num>
   <w:num w:numId="3" w16cid:durableId="969551527">
-    <w:abstractNumId w:val="12"/>
+    <w:abstractNumId w:val="13"/>
   </w:num>
   <w:num w:numId="4" w16cid:durableId="1491361125">
-    <w:abstractNumId w:val="3"/>
+    <w:abstractNumId w:val="4"/>
   </w:num>
   <w:num w:numId="5" w16cid:durableId="1110970384">
     <w:abstractNumId w:val="1"/>
   </w:num>
   <w:num w:numId="6" w16cid:durableId="1584217616">
-    <w:abstractNumId w:val="8"/>
+    <w:abstractNumId w:val="9"/>
   </w:num>
   <w:num w:numId="7" w16cid:durableId="2080865084">
-    <w:abstractNumId w:val="5"/>
+    <w:abstractNumId w:val="6"/>
   </w:num>
   <w:num w:numId="8" w16cid:durableId="1346175407">
-    <w:abstractNumId w:val="11"/>
+    <w:abstractNumId w:val="12"/>
   </w:num>
   <w:num w:numId="9" w16cid:durableId="2114279744">
-    <w:abstractNumId w:val="7"/>
+    <w:abstractNumId w:val="8"/>
   </w:num>
   <w:num w:numId="10" w16cid:durableId="1751542108">
     <w:abstractNumId w:val="2"/>
   </w:num>
   <w:num w:numId="11" w16cid:durableId="1949000670">
-    <w:abstractNumId w:val="4"/>
+    <w:abstractNumId w:val="5"/>
   </w:num>
   <w:num w:numId="12" w16cid:durableId="1137455873">
     <w:abstractNumId w:val="0"/>
   </w:num>
   <w:num w:numId="13" w16cid:durableId="1212155233">
-    <w:abstractNumId w:val="10"/>
+    <w:abstractNumId w:val="11"/>
+  </w:num>
+  <w:num w:numId="14" w16cid:durableId="1942637240">
+    <w:abstractNumId w:val="3"/>
   </w:num>
 </w:numbering>
 </file>
